--- a/utils/report_from_nested_data.docx
+++ b/utils/report_from_nested_data.docx
@@ -674,7 +674,9 @@
               </w:tblBorders>
               <w:tblLayout w:type="fixed"/>
               <w:tblCellMar>
+                <w:top w:w="0" w:type="dxa"/>
                 <w:left w:w="108" w:type="dxa"/>
+                <w:bottom w:w="0" w:type="dxa"/>
                 <w:right w:w="108" w:type="dxa"/>
               </w:tblCellMar>
             </w:tblPr>
@@ -4243,7 +4245,7 @@
                       <w:szCs w:val="15"/>
                     </w:rPr>
                     <w:object>
-                      <v:shape id="_x0000_i1027" o:spt="75" type="#_x0000_t75" style="height:13.5pt;width:11.25pt;" o:ole="t" filled="f" stroked="f" coordsize="21600,21600">
+                      <v:shape id="_x0000_i1025" o:spt="75" type="#_x0000_t75" style="height:13.5pt;width:11.25pt;" o:ole="t" filled="f" stroked="f" coordsize="21600,21600">
                         <v:path/>
                         <v:fill on="f" focussize="0,0"/>
                         <v:stroke on="f"/>
@@ -4252,7 +4254,7 @@
                         <w10:wrap type="none"/>
                         <w10:anchorlock/>
                       </v:shape>
-                      <o:OLEObject Type="Embed" ProgID="PBrush" ShapeID="_x0000_i1027" DrawAspect="Content" ObjectID="_1468075725" r:id="rId12">
+                      <o:OLEObject Type="Embed" ProgID="PBrush" ShapeID="_x0000_i1025" DrawAspect="Content" ObjectID="_1468075725" r:id="rId12">
                         <o:LockedField>false</o:LockedField>
                       </o:OLEObject>
                     </w:object>
@@ -4903,6 +4905,1948 @@
                 <w:szCs w:val="18"/>
               </w:rPr>
             </w:pPr>
+          </w:p>
+        </w:tc>
+      </w:tr>
+    </w:tbl>
+    <w:tbl>
+      <w:tblPr>
+        <w:tblStyle w:val="8"/>
+        <w:tblpPr w:leftFromText="180" w:rightFromText="180" w:vertAnchor="text" w:horzAnchor="page" w:tblpX="1480" w:tblpY="762"/>
+        <w:tblOverlap w:val="never"/>
+        <w:tblW w:w="4883" w:type="pct"/>
+        <w:tblInd w:w="0" w:type="dxa"/>
+        <w:tblBorders>
+          <w:top w:val="single" w:color="auto" w:sz="4" w:space="0"/>
+          <w:left w:val="single" w:color="auto" w:sz="4" w:space="0"/>
+          <w:bottom w:val="single" w:color="auto" w:sz="4" w:space="0"/>
+          <w:right w:val="single" w:color="auto" w:sz="4" w:space="0"/>
+          <w:insideH w:val="single" w:color="auto" w:sz="4" w:space="0"/>
+          <w:insideV w:val="single" w:color="auto" w:sz="4" w:space="0"/>
+        </w:tblBorders>
+        <w:tblLayout w:type="autofit"/>
+        <w:tblCellMar>
+          <w:top w:w="0" w:type="dxa"/>
+          <w:left w:w="108" w:type="dxa"/>
+          <w:bottom w:w="0" w:type="dxa"/>
+          <w:right w:w="108" w:type="dxa"/>
+        </w:tblCellMar>
+      </w:tblPr>
+      <w:tblGrid>
+        <w:gridCol w:w="1267"/>
+        <w:gridCol w:w="2902"/>
+        <w:gridCol w:w="981"/>
+        <w:gridCol w:w="2181"/>
+        <w:gridCol w:w="992"/>
+      </w:tblGrid>
+      <w:tr>
+        <w:trPr>
+          <w:trHeight w:val="476" w:hRule="atLeast"/>
+        </w:trPr>
+        <w:tc>
+          <w:tcPr>
+            <w:tcW w:w="761" w:type="pct"/>
+          </w:tcPr>
+          <w:p>
+            <w:pPr>
+              <w:ind w:firstLine="210" w:firstLineChars="100"/>
+              <w:rPr>
+                <w:rFonts w:hint="eastAsia" w:eastAsia="宋体"/>
+                <w:lang w:val="en-US" w:eastAsia="zh-CN"/>
+              </w:rPr>
+            </w:pPr>
+            <w:r>
+              <w:rPr>
+                <w:rFonts w:hint="eastAsia"/>
+                <w:lang w:val="en-US" w:eastAsia="zh-CN"/>
+              </w:rPr>
+              <w:t>序号</w:t>
+            </w:r>
+          </w:p>
+        </w:tc>
+        <w:tc>
+          <w:tcPr>
+            <w:tcW w:w="1743" w:type="pct"/>
+          </w:tcPr>
+          <w:p>
+            <w:pPr>
+              <w:rPr>
+                <w:rFonts w:hint="eastAsia" w:eastAsia="宋体"/>
+                <w:lang w:val="en-US" w:eastAsia="zh-CN"/>
+              </w:rPr>
+            </w:pPr>
+            <w:r>
+              <w:rPr>
+                <w:rFonts w:hint="default"/>
+                <w:lang w:val="en-US"/>
+              </w:rPr>
+              <w:t xml:space="preserve"> </w:t>
+            </w:r>
+            <w:r>
+              <w:rPr>
+                <w:rFonts w:hint="eastAsia"/>
+                <w:lang w:val="en-US" w:eastAsia="zh-CN"/>
+              </w:rPr>
+              <w:t>1</w:t>
+            </w:r>
+          </w:p>
+        </w:tc>
+        <w:tc>
+          <w:tcPr>
+            <w:tcW w:w="589" w:type="pct"/>
+          </w:tcPr>
+          <w:p>
+            <w:pPr>
+              <w:rPr>
+                <w:rFonts w:hint="eastAsia" w:eastAsia="宋体"/>
+                <w:lang w:val="en-US" w:eastAsia="zh-CN"/>
+              </w:rPr>
+            </w:pPr>
+            <w:r>
+              <w:rPr>
+                <w:rFonts w:hint="eastAsia"/>
+                <w:lang w:val="en-US" w:eastAsia="zh-CN"/>
+              </w:rPr>
+              <w:t>2</w:t>
+            </w:r>
+          </w:p>
+        </w:tc>
+        <w:tc>
+          <w:tcPr>
+            <w:tcW w:w="1310" w:type="pct"/>
+          </w:tcPr>
+          <w:p>
+            <w:pPr>
+              <w:rPr>
+                <w:rFonts w:hint="eastAsia" w:eastAsia="宋体"/>
+                <w:lang w:val="en-US" w:eastAsia="zh-CN"/>
+              </w:rPr>
+            </w:pPr>
+            <w:r>
+              <w:rPr>
+                <w:rFonts w:hint="eastAsia"/>
+                <w:lang w:val="en-US" w:eastAsia="zh-CN"/>
+              </w:rPr>
+              <w:t>3</w:t>
+            </w:r>
+          </w:p>
+        </w:tc>
+        <w:tc>
+          <w:tcPr>
+            <w:tcW w:w="595" w:type="pct"/>
+          </w:tcPr>
+          <w:p>
+            <w:pPr>
+              <w:rPr>
+                <w:rFonts w:hint="default"/>
+                <w:lang w:val="en-US" w:eastAsia="zh-CN"/>
+              </w:rPr>
+            </w:pPr>
+            <w:r>
+              <w:rPr>
+                <w:rFonts w:hint="default"/>
+                <w:lang w:val="en-US" w:eastAsia="zh-CN"/>
+              </w:rPr>
+              <w:t>4</w:t>
+            </w:r>
+          </w:p>
+        </w:tc>
+      </w:tr>
+      <w:tr>
+        <w:trPr>
+          <w:gridAfter w:val="1"/>
+          <w:wAfter w:w="595" w:type="pct"/>
+          <w:trHeight w:val="296" w:hRule="atLeast"/>
+        </w:trPr>
+        <w:tc>
+          <w:tcPr>
+            <w:tcW w:w="761" w:type="pct"/>
+          </w:tcPr>
+          <w:p>
+            <w:pPr>
+              <w:ind w:firstLine="210" w:firstLineChars="100"/>
+            </w:pPr>
+            <w:r>
+              <w:rPr>
+                <w:rFonts w:hint="default"/>
+                <w:lang w:val="en-US"/>
+              </w:rPr>
+              <w:t xml:space="preserve">a</w:t>
+            </w:r>
+          </w:p>
+        </w:tc>
+        <w:tc>
+          <w:tcPr>
+            <w:tcW w:w="3642" w:type="pct"/>
+            <w:gridSpan w:val="3"/>
+            <w:tcBorders/>
+          </w:tcPr>
+          <w:p>
+            <w:pPr>
+              <w:rPr>
+                <w:rFonts w:hint="eastAsia" w:eastAsia="宋体"/>
+                <w:lang w:val="en-US" w:eastAsia="zh-CN"/>
+              </w:rPr>
+            </w:pPr>
+            <w:r>
+              <w:rPr>
+                <w:rFonts w:hint="eastAsia" w:eastAsia="宋体"/>
+                <w:lang w:val="en-US" w:eastAsia="zh-CN"/>
+              </w:rPr>
+              <w:t xml:space="preserve"/>
+            </w:r>
+          </w:p>
+        </w:tc>
+      </w:tr>
+      <w:tr>
+        <w:trPr>
+          <w:gridAfter w:val="1"/>
+          <w:wAfter w:w="595" w:type="pct"/>
+          <w:trHeight w:val="388" w:hRule="atLeast"/>
+        </w:trPr>
+        <w:tc>
+          <w:tcPr>
+            <w:tcW w:w="761" w:type="pct"/>
+          </w:tcPr>
+          <w:p>
+            <w:pPr>
+              <w:ind w:firstLine="210" w:firstLineChars="100"/>
+            </w:pPr>
+            <w:r>
+              <w:rPr>
+                <w:rFonts w:hint="default"/>
+                <w:lang w:val="en-US"/>
+              </w:rPr>
+              <w:t>b</w:t>
+            </w:r>
+          </w:p>
+        </w:tc>
+        <w:tc>
+          <w:tcPr>
+            <w:tcW w:w="3642" w:type="pct"/>
+            <w:gridSpan w:val="3"/>
+            <w:tcBorders/>
+          </w:tcPr>
+          <w:p>
+            <w:r>
+              <w:rPr>
+                <w:rFonts w:hint="eastAsia"/>
+              </w:rPr>
+              <w:t xml:space="preserve"/>
+            </w:r>
+          </w:p>
+        </w:tc>
+      </w:tr>
+      <w:tr>
+        <w:trPr>
+          <w:gridAfter w:val="1"/>
+          <w:wAfter w:w="595" w:type="pct"/>
+          <w:trHeight w:val="421" w:hRule="atLeast"/>
+        </w:trPr>
+        <w:tc>
+          <w:tcPr>
+            <w:tcW w:w="761" w:type="pct"/>
+          </w:tcPr>
+          <w:p>
+            <w:pPr>
+              <w:ind w:firstLine="210" w:firstLineChars="100"/>
+            </w:pPr>
+            <w:r>
+              <w:rPr>
+                <w:rFonts w:hint="default"/>
+                <w:lang w:val="en-US"/>
+              </w:rPr>
+              <w:t>c</w:t>
+            </w:r>
+          </w:p>
+        </w:tc>
+        <w:tc>
+          <w:tcPr>
+            <w:tcW w:w="3642" w:type="pct"/>
+            <w:gridSpan w:val="3"/>
+            <w:tcBorders/>
+          </w:tcPr>
+          <w:p>
+            <w:r>
+              <w:rPr>
+                <w:rFonts w:hint="eastAsia"/>
+              </w:rPr>
+              <w:t xml:space="preserve">2131</w:t>
+            </w:r>
+          </w:p>
+        </w:tc>
+      </w:tr>
+      <w:tr>
+        <w:trPr>
+          <w:gridAfter w:val="1"/>
+          <w:wAfter w:w="595" w:type="pct"/>
+          <w:trHeight w:val="421" w:hRule="atLeast"/>
+        </w:trPr>
+        <w:tc>
+          <w:tcPr>
+            <w:tcW w:w="761" w:type="pct"/>
+          </w:tcPr>
+          <w:p>
+            <w:pPr>
+              <w:ind w:firstLine="210" w:firstLineChars="100"/>
+              <w:rPr>
+                <w:rFonts w:hint="eastAsia" w:eastAsia="宋体"/>
+                <w:lang w:val="en-US" w:eastAsia="zh-CN"/>
+              </w:rPr>
+            </w:pPr>
+            <w:r>
+              <w:rPr>
+                <w:rFonts w:hint="eastAsia"/>
+                <w:lang w:val="en-US" w:eastAsia="zh-CN"/>
+              </w:rPr>
+              <w:t>g</w:t>
+            </w:r>
+          </w:p>
+        </w:tc>
+        <w:tc>
+          <w:tcPr>
+            <w:tcW w:w="3642" w:type="pct"/>
+            <w:gridSpan w:val="3"/>
+            <w:tcBorders/>
+          </w:tcPr>
+          <w:p>
+            <w:pPr>
+              <w:rPr>
+                <w:rFonts w:hint="default"/>
+                <w:lang w:val="en-US"/>
+              </w:rPr>
+            </w:pPr>
+            <w:r>
+              <w:rPr>
+                <w:rFonts w:hint="default"/>
+                <w:lang w:val="en-US"/>
+              </w:rPr>
+              <w:t xml:space="preserve"/>
+            </w:r>
+          </w:p>
+        </w:tc>
+      </w:tr>
+      <w:tr>
+        <w:trPr>
+          <w:gridAfter w:val="1"/>
+          <w:wAfter w:w="595" w:type="pct"/>
+          <w:trHeight w:val="421" w:hRule="atLeast"/>
+        </w:trPr>
+        <w:tc>
+          <w:tcPr>
+            <w:tcW w:w="761" w:type="pct"/>
+          </w:tcPr>
+          <w:p>
+            <w:pPr>
+              <w:ind w:firstLine="210" w:firstLineChars="100"/>
+            </w:pPr>
+            <w:r>
+              <w:rPr>
+                <w:rFonts w:hint="default"/>
+                <w:lang w:val="en-US"/>
+              </w:rPr>
+              <w:t>c</w:t>
+            </w:r>
+          </w:p>
+        </w:tc>
+        <w:tc>
+          <w:tcPr>
+            <w:tcW w:w="3642" w:type="pct"/>
+            <w:gridSpan w:val="3"/>
+            <w:tcBorders/>
+          </w:tcPr>
+          <w:p>
+            <w:r>
+              <w:rPr>
+                <w:rFonts w:hint="eastAsia"/>
+              </w:rPr>
+              <w:t xml:space="preserve">2123</w:t>
+            </w:r>
+          </w:p>
+        </w:tc>
+      </w:tr>
+      <w:tr>
+        <w:trPr>
+          <w:gridAfter w:val="1"/>
+          <w:wAfter w:w="595" w:type="pct"/>
+          <w:trHeight w:val="421" w:hRule="atLeast"/>
+        </w:trPr>
+        <w:tc>
+          <w:tcPr>
+            <w:tcW w:w="761" w:type="pct"/>
+          </w:tcPr>
+          <w:p>
+            <w:pPr>
+              <w:ind w:firstLine="210" w:firstLineChars="100"/>
+              <w:rPr>
+                <w:rFonts w:hint="eastAsia" w:eastAsia="宋体"/>
+                <w:lang w:val="en-US" w:eastAsia="zh-CN"/>
+              </w:rPr>
+            </w:pPr>
+            <w:r>
+              <w:rPr>
+                <w:rFonts w:hint="eastAsia"/>
+                <w:lang w:val="en-US" w:eastAsia="zh-CN"/>
+              </w:rPr>
+              <w:t>g</w:t>
+            </w:r>
+          </w:p>
+        </w:tc>
+        <w:tc>
+          <w:tcPr>
+            <w:tcW w:w="3642" w:type="pct"/>
+            <w:gridSpan w:val="3"/>
+            <w:tcBorders/>
+          </w:tcPr>
+          <w:p>
+            <w:pPr>
+              <w:rPr>
+                <w:rFonts w:hint="default"/>
+                <w:lang w:val="en-US"/>
+              </w:rPr>
+            </w:pPr>
+            <w:r>
+              <w:rPr>
+                <w:rFonts w:hint="default"/>
+                <w:lang w:val="en-US"/>
+              </w:rPr>
+              <w:t xml:space="preserve"/>
+            </w:r>
+          </w:p>
+        </w:tc>
+      </w:tr>
+      <w:tr>
+        <w:trPr>
+          <w:gridAfter w:val="1"/>
+          <w:wAfter w:w="595" w:type="pct"/>
+          <w:trHeight w:val="421" w:hRule="atLeast"/>
+        </w:trPr>
+        <w:tc>
+          <w:tcPr>
+            <w:tcW w:w="761" w:type="pct"/>
+          </w:tcPr>
+          <w:p>
+            <w:pPr>
+              <w:ind w:firstLine="210" w:firstLineChars="100"/>
+            </w:pPr>
+            <w:r>
+              <w:rPr>
+                <w:rFonts w:hint="default"/>
+                <w:lang w:val="en-US"/>
+              </w:rPr>
+              <w:t>c</w:t>
+            </w:r>
+          </w:p>
+        </w:tc>
+        <w:tc>
+          <w:tcPr>
+            <w:tcW w:w="3642" w:type="pct"/>
+            <w:gridSpan w:val="3"/>
+            <w:tcBorders/>
+          </w:tcPr>
+          <w:p>
+            <w:r>
+              <w:rPr>
+                <w:rFonts w:hint="eastAsia"/>
+              </w:rPr>
+              <w:t xml:space="preserve">34124</w:t>
+            </w:r>
+          </w:p>
+        </w:tc>
+      </w:tr>
+      <w:tr>
+        <w:trPr>
+          <w:gridAfter w:val="1"/>
+          <w:wAfter w:w="595" w:type="pct"/>
+          <w:trHeight w:val="421" w:hRule="atLeast"/>
+        </w:trPr>
+        <w:tc>
+          <w:tcPr>
+            <w:tcW w:w="761" w:type="pct"/>
+          </w:tcPr>
+          <w:p>
+            <w:pPr>
+              <w:ind w:firstLine="210" w:firstLineChars="100"/>
+              <w:rPr>
+                <w:rFonts w:hint="eastAsia" w:eastAsia="宋体"/>
+                <w:lang w:val="en-US" w:eastAsia="zh-CN"/>
+              </w:rPr>
+            </w:pPr>
+            <w:r>
+              <w:rPr>
+                <w:rFonts w:hint="eastAsia"/>
+                <w:lang w:val="en-US" w:eastAsia="zh-CN"/>
+              </w:rPr>
+              <w:t>g</w:t>
+            </w:r>
+          </w:p>
+        </w:tc>
+        <w:tc>
+          <w:tcPr>
+            <w:tcW w:w="3642" w:type="pct"/>
+            <w:gridSpan w:val="3"/>
+            <w:tcBorders/>
+          </w:tcPr>
+          <w:p>
+            <w:pPr>
+              <w:rPr>
+                <w:rFonts w:hint="default"/>
+                <w:lang w:val="en-US"/>
+              </w:rPr>
+            </w:pPr>
+            <w:r>
+              <w:rPr>
+                <w:rFonts w:hint="default"/>
+                <w:lang w:val="en-US"/>
+              </w:rPr>
+              <w:t xml:space="preserve"/>
+            </w:r>
+          </w:p>
+        </w:tc>
+      </w:tr>
+      <w:tr>
+        <w:trPr>
+          <w:gridAfter w:val="1"/>
+          <w:wAfter w:w="595" w:type="pct"/>
+          <w:trHeight w:val="421" w:hRule="atLeast"/>
+        </w:trPr>
+        <w:tc>
+          <w:tcPr>
+            <w:tcW w:w="761" w:type="pct"/>
+          </w:tcPr>
+          <w:p>
+            <w:pPr>
+              <w:ind w:firstLine="210" w:firstLineChars="100"/>
+            </w:pPr>
+            <w:r>
+              <w:rPr>
+                <w:rFonts w:hint="default"/>
+                <w:lang w:val="en-US"/>
+              </w:rPr>
+              <w:t>c</w:t>
+            </w:r>
+          </w:p>
+        </w:tc>
+        <w:tc>
+          <w:tcPr>
+            <w:tcW w:w="3642" w:type="pct"/>
+            <w:gridSpan w:val="3"/>
+            <w:tcBorders/>
+          </w:tcPr>
+          <w:p>
+            <w:r>
+              <w:rPr>
+                <w:rFonts w:hint="eastAsia"/>
+              </w:rPr>
+              <w:t xml:space="preserve">41241</w:t>
+            </w:r>
+          </w:p>
+        </w:tc>
+      </w:tr>
+      <w:tr>
+        <w:trPr>
+          <w:gridAfter w:val="1"/>
+          <w:wAfter w:w="595" w:type="pct"/>
+          <w:trHeight w:val="421" w:hRule="atLeast"/>
+        </w:trPr>
+        <w:tc>
+          <w:tcPr>
+            <w:tcW w:w="761" w:type="pct"/>
+          </w:tcPr>
+          <w:p>
+            <w:pPr>
+              <w:ind w:firstLine="210" w:firstLineChars="100"/>
+              <w:rPr>
+                <w:rFonts w:hint="eastAsia" w:eastAsia="宋体"/>
+                <w:lang w:val="en-US" w:eastAsia="zh-CN"/>
+              </w:rPr>
+            </w:pPr>
+            <w:r>
+              <w:rPr>
+                <w:rFonts w:hint="eastAsia"/>
+                <w:lang w:val="en-US" w:eastAsia="zh-CN"/>
+              </w:rPr>
+              <w:t>g</w:t>
+            </w:r>
+          </w:p>
+        </w:tc>
+        <w:tc>
+          <w:tcPr>
+            <w:tcW w:w="3642" w:type="pct"/>
+            <w:gridSpan w:val="3"/>
+            <w:tcBorders/>
+          </w:tcPr>
+          <w:p>
+            <w:pPr>
+              <w:rPr>
+                <w:rFonts w:hint="default"/>
+                <w:lang w:val="en-US"/>
+              </w:rPr>
+            </w:pPr>
+            <w:r>
+              <w:rPr>
+                <w:rFonts w:hint="default"/>
+                <w:lang w:val="en-US"/>
+              </w:rPr>
+              <w:t xml:space="preserve"/>
+            </w:r>
+          </w:p>
+        </w:tc>
+      </w:tr>
+      <w:tr>
+        <w:trPr>
+          <w:gridAfter w:val="1"/>
+          <w:wAfter w:w="595" w:type="pct"/>
+          <w:trHeight w:val="421" w:hRule="atLeast"/>
+        </w:trPr>
+        <w:tc>
+          <w:tcPr>
+            <w:tcW w:w="761" w:type="pct"/>
+          </w:tcPr>
+          <w:p>
+            <w:pPr>
+              <w:ind w:firstLine="210" w:firstLineChars="100"/>
+              <w:rPr>
+                <w:rFonts w:hint="eastAsia"/>
+                <w:lang w:val="en-US" w:eastAsia="zh-CN"/>
+              </w:rPr>
+            </w:pPr>
+          </w:p>
+        </w:tc>
+        <w:tc>
+          <w:tcPr>
+            <w:tcW w:w="3642" w:type="pct"/>
+            <w:gridSpan w:val="3"/>
+            <w:tcBorders/>
+          </w:tcPr>
+          <w:p>
+            <w:pPr>
+              <w:rPr>
+                <w:rFonts w:hint="default"/>
+                <w:lang w:val="en-US"/>
+              </w:rPr>
+            </w:pPr>
+            <w:r>
+              <w:rPr>
+                <w:rFonts w:hint="default"/>
+                <w:lang w:val="en-US"/>
+              </w:rPr>
+              <w:t xml:space="preserve"/>
+            </w:r>
+          </w:p>
+        </w:tc>
+      </w:tr>
+      <w:tr>
+        <w:trPr>
+          <w:gridAfter w:val="1"/>
+          <w:wAfter w:w="595" w:type="pct"/>
+          <w:trHeight w:val="388" w:hRule="atLeast"/>
+        </w:trPr>
+        <w:tc>
+          <w:tcPr>
+            <w:tcW w:w="761" w:type="pct"/>
+          </w:tcPr>
+          <w:p>
+            <w:pPr>
+              <w:ind w:firstLine="210" w:firstLineChars="100"/>
+            </w:pPr>
+            <w:r>
+              <w:rPr>
+                <w:rFonts w:hint="default"/>
+                <w:lang w:val="en-US"/>
+              </w:rPr>
+              <w:t>b</w:t>
+            </w:r>
+          </w:p>
+        </w:tc>
+        <w:tc>
+          <w:tcPr>
+            <w:tcW w:w="3642" w:type="pct"/>
+            <w:gridSpan w:val="3"/>
+            <w:tcBorders/>
+          </w:tcPr>
+          <w:p>
+            <w:r>
+              <w:rPr>
+                <w:rFonts w:hint="eastAsia"/>
+              </w:rPr>
+              <w:t xml:space="preserve"/>
+            </w:r>
+          </w:p>
+        </w:tc>
+      </w:tr>
+      <w:tr>
+        <w:trPr>
+          <w:gridAfter w:val="1"/>
+          <w:wAfter w:w="595" w:type="pct"/>
+          <w:trHeight w:val="421" w:hRule="atLeast"/>
+        </w:trPr>
+        <w:tc>
+          <w:tcPr>
+            <w:tcW w:w="761" w:type="pct"/>
+          </w:tcPr>
+          <w:p>
+            <w:pPr>
+              <w:ind w:firstLine="210" w:firstLineChars="100"/>
+            </w:pPr>
+            <w:r>
+              <w:rPr>
+                <w:rFonts w:hint="default"/>
+                <w:lang w:val="en-US"/>
+              </w:rPr>
+              <w:t>c</w:t>
+            </w:r>
+          </w:p>
+        </w:tc>
+        <w:tc>
+          <w:tcPr>
+            <w:tcW w:w="3642" w:type="pct"/>
+            <w:gridSpan w:val="3"/>
+            <w:tcBorders/>
+          </w:tcPr>
+          <w:p>
+            <w:r>
+              <w:rPr>
+                <w:rFonts w:hint="eastAsia"/>
+              </w:rPr>
+              <w:t xml:space="preserve">512739</w:t>
+            </w:r>
+          </w:p>
+        </w:tc>
+      </w:tr>
+      <w:tr>
+        <w:trPr>
+          <w:gridAfter w:val="1"/>
+          <w:wAfter w:w="595" w:type="pct"/>
+          <w:trHeight w:val="421" w:hRule="atLeast"/>
+        </w:trPr>
+        <w:tc>
+          <w:tcPr>
+            <w:tcW w:w="761" w:type="pct"/>
+          </w:tcPr>
+          <w:p>
+            <w:pPr>
+              <w:ind w:firstLine="210" w:firstLineChars="100"/>
+              <w:rPr>
+                <w:rFonts w:hint="eastAsia" w:eastAsia="宋体"/>
+                <w:lang w:val="en-US" w:eastAsia="zh-CN"/>
+              </w:rPr>
+            </w:pPr>
+            <w:r>
+              <w:rPr>
+                <w:rFonts w:hint="eastAsia"/>
+                <w:lang w:val="en-US" w:eastAsia="zh-CN"/>
+              </w:rPr>
+              <w:t>g</w:t>
+            </w:r>
+          </w:p>
+        </w:tc>
+        <w:tc>
+          <w:tcPr>
+            <w:tcW w:w="3642" w:type="pct"/>
+            <w:gridSpan w:val="3"/>
+            <w:tcBorders/>
+          </w:tcPr>
+          <w:p>
+            <w:pPr>
+              <w:rPr>
+                <w:rFonts w:hint="default"/>
+                <w:lang w:val="en-US"/>
+              </w:rPr>
+            </w:pPr>
+            <w:r>
+              <w:rPr>
+                <w:rFonts w:hint="default"/>
+                <w:lang w:val="en-US"/>
+              </w:rPr>
+              <w:t xml:space="preserve"/>
+            </w:r>
+          </w:p>
+        </w:tc>
+      </w:tr>
+      <w:tr>
+        <w:trPr>
+          <w:gridAfter w:val="1"/>
+          <w:wAfter w:w="595" w:type="pct"/>
+          <w:trHeight w:val="421" w:hRule="atLeast"/>
+        </w:trPr>
+        <w:tc>
+          <w:tcPr>
+            <w:tcW w:w="761" w:type="pct"/>
+          </w:tcPr>
+          <w:p>
+            <w:pPr>
+              <w:ind w:firstLine="210" w:firstLineChars="100"/>
+            </w:pPr>
+            <w:r>
+              <w:rPr>
+                <w:rFonts w:hint="default"/>
+                <w:lang w:val="en-US"/>
+              </w:rPr>
+              <w:t>c</w:t>
+            </w:r>
+          </w:p>
+        </w:tc>
+        <w:tc>
+          <w:tcPr>
+            <w:tcW w:w="3642" w:type="pct"/>
+            <w:gridSpan w:val="3"/>
+            <w:tcBorders/>
+          </w:tcPr>
+          <w:p>
+            <w:r>
+              <w:rPr>
+                <w:rFonts w:hint="eastAsia"/>
+              </w:rPr>
+              <w:t xml:space="preserve">612312</w:t>
+            </w:r>
+          </w:p>
+        </w:tc>
+      </w:tr>
+      <w:tr>
+        <w:trPr>
+          <w:gridAfter w:val="1"/>
+          <w:wAfter w:w="595" w:type="pct"/>
+          <w:trHeight w:val="421" w:hRule="atLeast"/>
+        </w:trPr>
+        <w:tc>
+          <w:tcPr>
+            <w:tcW w:w="761" w:type="pct"/>
+          </w:tcPr>
+          <w:p>
+            <w:pPr>
+              <w:ind w:firstLine="210" w:firstLineChars="100"/>
+              <w:rPr>
+                <w:rFonts w:hint="eastAsia" w:eastAsia="宋体"/>
+                <w:lang w:val="en-US" w:eastAsia="zh-CN"/>
+              </w:rPr>
+            </w:pPr>
+            <w:r>
+              <w:rPr>
+                <w:rFonts w:hint="eastAsia"/>
+                <w:lang w:val="en-US" w:eastAsia="zh-CN"/>
+              </w:rPr>
+              <w:t>g</w:t>
+            </w:r>
+          </w:p>
+        </w:tc>
+        <w:tc>
+          <w:tcPr>
+            <w:tcW w:w="3642" w:type="pct"/>
+            <w:gridSpan w:val="3"/>
+            <w:tcBorders/>
+          </w:tcPr>
+          <w:p>
+            <w:pPr>
+              <w:rPr>
+                <w:rFonts w:hint="default"/>
+                <w:lang w:val="en-US"/>
+              </w:rPr>
+            </w:pPr>
+            <w:r>
+              <w:rPr>
+                <w:rFonts w:hint="default"/>
+                <w:lang w:val="en-US"/>
+              </w:rPr>
+              <w:t xml:space="preserve"/>
+            </w:r>
+          </w:p>
+        </w:tc>
+      </w:tr>
+      <w:tr>
+        <w:trPr>
+          <w:gridAfter w:val="1"/>
+          <w:wAfter w:w="595" w:type="pct"/>
+          <w:trHeight w:val="421" w:hRule="atLeast"/>
+        </w:trPr>
+        <w:tc>
+          <w:tcPr>
+            <w:tcW w:w="761" w:type="pct"/>
+          </w:tcPr>
+          <w:p>
+            <w:pPr>
+              <w:ind w:firstLine="210" w:firstLineChars="100"/>
+            </w:pPr>
+            <w:r>
+              <w:rPr>
+                <w:rFonts w:hint="default"/>
+                <w:lang w:val="en-US"/>
+              </w:rPr>
+              <w:t>c</w:t>
+            </w:r>
+          </w:p>
+        </w:tc>
+        <w:tc>
+          <w:tcPr>
+            <w:tcW w:w="3642" w:type="pct"/>
+            <w:gridSpan w:val="3"/>
+            <w:tcBorders/>
+          </w:tcPr>
+          <w:p>
+            <w:r>
+              <w:rPr>
+                <w:rFonts w:hint="eastAsia"/>
+              </w:rPr>
+              <w:t xml:space="preserve">712312</w:t>
+            </w:r>
+          </w:p>
+        </w:tc>
+      </w:tr>
+      <w:tr>
+        <w:trPr>
+          <w:gridAfter w:val="1"/>
+          <w:wAfter w:w="595" w:type="pct"/>
+          <w:trHeight w:val="421" w:hRule="atLeast"/>
+        </w:trPr>
+        <w:tc>
+          <w:tcPr>
+            <w:tcW w:w="761" w:type="pct"/>
+          </w:tcPr>
+          <w:p>
+            <w:pPr>
+              <w:ind w:firstLine="210" w:firstLineChars="100"/>
+              <w:rPr>
+                <w:rFonts w:hint="eastAsia" w:eastAsia="宋体"/>
+                <w:lang w:val="en-US" w:eastAsia="zh-CN"/>
+              </w:rPr>
+            </w:pPr>
+            <w:r>
+              <w:rPr>
+                <w:rFonts w:hint="eastAsia"/>
+                <w:lang w:val="en-US" w:eastAsia="zh-CN"/>
+              </w:rPr>
+              <w:t>g</w:t>
+            </w:r>
+          </w:p>
+        </w:tc>
+        <w:tc>
+          <w:tcPr>
+            <w:tcW w:w="3642" w:type="pct"/>
+            <w:gridSpan w:val="3"/>
+            <w:tcBorders/>
+          </w:tcPr>
+          <w:p>
+            <w:pPr>
+              <w:rPr>
+                <w:rFonts w:hint="default"/>
+                <w:lang w:val="en-US"/>
+              </w:rPr>
+            </w:pPr>
+            <w:r>
+              <w:rPr>
+                <w:rFonts w:hint="default"/>
+                <w:lang w:val="en-US"/>
+              </w:rPr>
+              <w:t xml:space="preserve"/>
+            </w:r>
+          </w:p>
+        </w:tc>
+      </w:tr>
+      <w:tr>
+        <w:trPr>
+          <w:gridAfter w:val="1"/>
+          <w:wAfter w:w="595" w:type="pct"/>
+          <w:trHeight w:val="421" w:hRule="atLeast"/>
+        </w:trPr>
+        <w:tc>
+          <w:tcPr>
+            <w:tcW w:w="761" w:type="pct"/>
+          </w:tcPr>
+          <w:p>
+            <w:pPr>
+              <w:ind w:firstLine="210" w:firstLineChars="100"/>
+            </w:pPr>
+            <w:r>
+              <w:rPr>
+                <w:rFonts w:hint="default"/>
+                <w:lang w:val="en-US"/>
+              </w:rPr>
+              <w:t>c</w:t>
+            </w:r>
+          </w:p>
+        </w:tc>
+        <w:tc>
+          <w:tcPr>
+            <w:tcW w:w="3642" w:type="pct"/>
+            <w:gridSpan w:val="3"/>
+            <w:tcBorders/>
+          </w:tcPr>
+          <w:p>
+            <w:r>
+              <w:rPr>
+                <w:rFonts w:hint="eastAsia"/>
+              </w:rPr>
+              <w:t xml:space="preserve">812312</w:t>
+            </w:r>
+          </w:p>
+        </w:tc>
+      </w:tr>
+      <w:tr>
+        <w:trPr>
+          <w:gridAfter w:val="1"/>
+          <w:wAfter w:w="595" w:type="pct"/>
+          <w:trHeight w:val="421" w:hRule="atLeast"/>
+        </w:trPr>
+        <w:tc>
+          <w:tcPr>
+            <w:tcW w:w="761" w:type="pct"/>
+          </w:tcPr>
+          <w:p>
+            <w:pPr>
+              <w:ind w:firstLine="210" w:firstLineChars="100"/>
+              <w:rPr>
+                <w:rFonts w:hint="eastAsia" w:eastAsia="宋体"/>
+                <w:lang w:val="en-US" w:eastAsia="zh-CN"/>
+              </w:rPr>
+            </w:pPr>
+            <w:r>
+              <w:rPr>
+                <w:rFonts w:hint="eastAsia"/>
+                <w:lang w:val="en-US" w:eastAsia="zh-CN"/>
+              </w:rPr>
+              <w:t>g</w:t>
+            </w:r>
+          </w:p>
+        </w:tc>
+        <w:tc>
+          <w:tcPr>
+            <w:tcW w:w="3642" w:type="pct"/>
+            <w:gridSpan w:val="3"/>
+            <w:tcBorders/>
+          </w:tcPr>
+          <w:p>
+            <w:pPr>
+              <w:rPr>
+                <w:rFonts w:hint="default"/>
+                <w:lang w:val="en-US"/>
+              </w:rPr>
+            </w:pPr>
+            <w:r>
+              <w:rPr>
+                <w:rFonts w:hint="default"/>
+                <w:lang w:val="en-US"/>
+              </w:rPr>
+              <w:t xml:space="preserve"/>
+            </w:r>
+          </w:p>
+        </w:tc>
+      </w:tr>
+      <w:tr>
+        <w:trPr>
+          <w:gridAfter w:val="1"/>
+          <w:wAfter w:w="595" w:type="pct"/>
+          <w:trHeight w:val="421" w:hRule="atLeast"/>
+        </w:trPr>
+        <w:tc>
+          <w:tcPr>
+            <w:tcW w:w="761" w:type="pct"/>
+          </w:tcPr>
+          <w:p>
+            <w:pPr>
+              <w:ind w:firstLine="210" w:firstLineChars="100"/>
+              <w:rPr>
+                <w:rFonts w:hint="eastAsia"/>
+                <w:lang w:val="en-US" w:eastAsia="zh-CN"/>
+              </w:rPr>
+            </w:pPr>
+          </w:p>
+        </w:tc>
+        <w:tc>
+          <w:tcPr>
+            <w:tcW w:w="3642" w:type="pct"/>
+            <w:gridSpan w:val="3"/>
+            <w:tcBorders/>
+          </w:tcPr>
+          <w:p>
+            <w:pPr>
+              <w:rPr>
+                <w:rFonts w:hint="default"/>
+                <w:lang w:val="en-US"/>
+              </w:rPr>
+            </w:pPr>
+            <w:r>
+              <w:rPr>
+                <w:rFonts w:hint="default"/>
+                <w:lang w:val="en-US"/>
+              </w:rPr>
+              <w:t xml:space="preserve"/>
+            </w:r>
+          </w:p>
+        </w:tc>
+      </w:tr>
+      <w:tr>
+        <w:trPr>
+          <w:gridAfter w:val="1"/>
+          <w:wAfter w:w="595" w:type="pct"/>
+          <w:trHeight w:val="388" w:hRule="atLeast"/>
+        </w:trPr>
+        <w:tc>
+          <w:tcPr>
+            <w:tcW w:w="761" w:type="pct"/>
+          </w:tcPr>
+          <w:p>
+            <w:pPr>
+              <w:ind w:firstLine="210" w:firstLineChars="100"/>
+            </w:pPr>
+            <w:r>
+              <w:rPr>
+                <w:rFonts w:hint="default"/>
+                <w:lang w:val="en-US"/>
+              </w:rPr>
+              <w:t>b</w:t>
+            </w:r>
+          </w:p>
+        </w:tc>
+        <w:tc>
+          <w:tcPr>
+            <w:tcW w:w="3642" w:type="pct"/>
+            <w:gridSpan w:val="3"/>
+            <w:tcBorders/>
+          </w:tcPr>
+          <w:p>
+            <w:r>
+              <w:rPr>
+                <w:rFonts w:hint="eastAsia"/>
+              </w:rPr>
+              <w:t xml:space="preserve"/>
+            </w:r>
+          </w:p>
+        </w:tc>
+      </w:tr>
+      <w:tr>
+        <w:trPr>
+          <w:gridAfter w:val="1"/>
+          <w:wAfter w:w="595" w:type="pct"/>
+          <w:trHeight w:val="421" w:hRule="atLeast"/>
+        </w:trPr>
+        <w:tc>
+          <w:tcPr>
+            <w:tcW w:w="761" w:type="pct"/>
+          </w:tcPr>
+          <w:p>
+            <w:pPr>
+              <w:ind w:firstLine="210" w:firstLineChars="100"/>
+            </w:pPr>
+            <w:r>
+              <w:rPr>
+                <w:rFonts w:hint="default"/>
+                <w:lang w:val="en-US"/>
+              </w:rPr>
+              <w:t>c</w:t>
+            </w:r>
+          </w:p>
+        </w:tc>
+        <w:tc>
+          <w:tcPr>
+            <w:tcW w:w="3642" w:type="pct"/>
+            <w:gridSpan w:val="3"/>
+            <w:tcBorders/>
+          </w:tcPr>
+          <w:p>
+            <w:r>
+              <w:rPr>
+                <w:rFonts w:hint="eastAsia"/>
+              </w:rPr>
+              <w:t xml:space="preserve">212312</w:t>
+            </w:r>
+          </w:p>
+        </w:tc>
+      </w:tr>
+      <w:tr>
+        <w:trPr>
+          <w:gridAfter w:val="1"/>
+          <w:wAfter w:w="595" w:type="pct"/>
+          <w:trHeight w:val="421" w:hRule="atLeast"/>
+        </w:trPr>
+        <w:tc>
+          <w:tcPr>
+            <w:tcW w:w="761" w:type="pct"/>
+          </w:tcPr>
+          <w:p>
+            <w:pPr>
+              <w:ind w:firstLine="210" w:firstLineChars="100"/>
+              <w:rPr>
+                <w:rFonts w:hint="eastAsia" w:eastAsia="宋体"/>
+                <w:lang w:val="en-US" w:eastAsia="zh-CN"/>
+              </w:rPr>
+            </w:pPr>
+            <w:r>
+              <w:rPr>
+                <w:rFonts w:hint="eastAsia"/>
+                <w:lang w:val="en-US" w:eastAsia="zh-CN"/>
+              </w:rPr>
+              <w:t>g</w:t>
+            </w:r>
+          </w:p>
+        </w:tc>
+        <w:tc>
+          <w:tcPr>
+            <w:tcW w:w="3642" w:type="pct"/>
+            <w:gridSpan w:val="3"/>
+            <w:tcBorders/>
+          </w:tcPr>
+          <w:p>
+            <w:pPr>
+              <w:rPr>
+                <w:rFonts w:hint="default"/>
+                <w:lang w:val="en-US"/>
+              </w:rPr>
+            </w:pPr>
+            <w:r>
+              <w:rPr>
+                <w:rFonts w:hint="default"/>
+                <w:lang w:val="en-US"/>
+              </w:rPr>
+              <w:t xml:space="preserve"/>
+            </w:r>
+          </w:p>
+        </w:tc>
+      </w:tr>
+      <w:tr>
+        <w:trPr>
+          <w:gridAfter w:val="1"/>
+          <w:wAfter w:w="595" w:type="pct"/>
+          <w:trHeight w:val="421" w:hRule="atLeast"/>
+        </w:trPr>
+        <w:tc>
+          <w:tcPr>
+            <w:tcW w:w="761" w:type="pct"/>
+          </w:tcPr>
+          <w:p>
+            <w:pPr>
+              <w:ind w:firstLine="210" w:firstLineChars="100"/>
+            </w:pPr>
+            <w:r>
+              <w:rPr>
+                <w:rFonts w:hint="default"/>
+                <w:lang w:val="en-US"/>
+              </w:rPr>
+              <w:t>c</w:t>
+            </w:r>
+          </w:p>
+        </w:tc>
+        <w:tc>
+          <w:tcPr>
+            <w:tcW w:w="3642" w:type="pct"/>
+            <w:gridSpan w:val="3"/>
+            <w:tcBorders/>
+          </w:tcPr>
+          <w:p>
+            <w:r>
+              <w:rPr>
+                <w:rFonts w:hint="eastAsia"/>
+              </w:rPr>
+              <w:t xml:space="preserve">312312</w:t>
+            </w:r>
+          </w:p>
+        </w:tc>
+      </w:tr>
+      <w:tr>
+        <w:trPr>
+          <w:gridAfter w:val="1"/>
+          <w:wAfter w:w="595" w:type="pct"/>
+          <w:trHeight w:val="421" w:hRule="atLeast"/>
+        </w:trPr>
+        <w:tc>
+          <w:tcPr>
+            <w:tcW w:w="761" w:type="pct"/>
+          </w:tcPr>
+          <w:p>
+            <w:pPr>
+              <w:ind w:firstLine="210" w:firstLineChars="100"/>
+              <w:rPr>
+                <w:rFonts w:hint="eastAsia" w:eastAsia="宋体"/>
+                <w:lang w:val="en-US" w:eastAsia="zh-CN"/>
+              </w:rPr>
+            </w:pPr>
+            <w:r>
+              <w:rPr>
+                <w:rFonts w:hint="eastAsia"/>
+                <w:lang w:val="en-US" w:eastAsia="zh-CN"/>
+              </w:rPr>
+              <w:t>g</w:t>
+            </w:r>
+          </w:p>
+        </w:tc>
+        <w:tc>
+          <w:tcPr>
+            <w:tcW w:w="3642" w:type="pct"/>
+            <w:gridSpan w:val="3"/>
+            <w:tcBorders/>
+          </w:tcPr>
+          <w:p>
+            <w:pPr>
+              <w:rPr>
+                <w:rFonts w:hint="default"/>
+                <w:lang w:val="en-US"/>
+              </w:rPr>
+            </w:pPr>
+            <w:r>
+              <w:rPr>
+                <w:rFonts w:hint="default"/>
+                <w:lang w:val="en-US"/>
+              </w:rPr>
+              <w:t xml:space="preserve"/>
+            </w:r>
+          </w:p>
+        </w:tc>
+      </w:tr>
+      <w:tr>
+        <w:trPr>
+          <w:gridAfter w:val="1"/>
+          <w:wAfter w:w="595" w:type="pct"/>
+          <w:trHeight w:val="421" w:hRule="atLeast"/>
+        </w:trPr>
+        <w:tc>
+          <w:tcPr>
+            <w:tcW w:w="761" w:type="pct"/>
+          </w:tcPr>
+          <w:p>
+            <w:pPr>
+              <w:ind w:firstLine="210" w:firstLineChars="100"/>
+            </w:pPr>
+            <w:r>
+              <w:rPr>
+                <w:rFonts w:hint="default"/>
+                <w:lang w:val="en-US"/>
+              </w:rPr>
+              <w:t>c</w:t>
+            </w:r>
+          </w:p>
+        </w:tc>
+        <w:tc>
+          <w:tcPr>
+            <w:tcW w:w="3642" w:type="pct"/>
+            <w:gridSpan w:val="3"/>
+            <w:tcBorders/>
+          </w:tcPr>
+          <w:p>
+            <w:r>
+              <w:rPr>
+                <w:rFonts w:hint="eastAsia"/>
+              </w:rPr>
+              <w:t xml:space="preserve">412312</w:t>
+            </w:r>
+          </w:p>
+        </w:tc>
+      </w:tr>
+      <w:tr>
+        <w:trPr>
+          <w:gridAfter w:val="1"/>
+          <w:wAfter w:w="595" w:type="pct"/>
+          <w:trHeight w:val="421" w:hRule="atLeast"/>
+        </w:trPr>
+        <w:tc>
+          <w:tcPr>
+            <w:tcW w:w="761" w:type="pct"/>
+          </w:tcPr>
+          <w:p>
+            <w:pPr>
+              <w:ind w:firstLine="210" w:firstLineChars="100"/>
+              <w:rPr>
+                <w:rFonts w:hint="eastAsia" w:eastAsia="宋体"/>
+                <w:lang w:val="en-US" w:eastAsia="zh-CN"/>
+              </w:rPr>
+            </w:pPr>
+            <w:r>
+              <w:rPr>
+                <w:rFonts w:hint="eastAsia"/>
+                <w:lang w:val="en-US" w:eastAsia="zh-CN"/>
+              </w:rPr>
+              <w:t>g</w:t>
+            </w:r>
+          </w:p>
+        </w:tc>
+        <w:tc>
+          <w:tcPr>
+            <w:tcW w:w="3642" w:type="pct"/>
+            <w:gridSpan w:val="3"/>
+            <w:tcBorders/>
+          </w:tcPr>
+          <w:p>
+            <w:pPr>
+              <w:rPr>
+                <w:rFonts w:hint="default"/>
+                <w:lang w:val="en-US"/>
+              </w:rPr>
+            </w:pPr>
+            <w:r>
+              <w:rPr>
+                <w:rFonts w:hint="default"/>
+                <w:lang w:val="en-US"/>
+              </w:rPr>
+              <w:t xml:space="preserve"/>
+            </w:r>
+          </w:p>
+        </w:tc>
+      </w:tr>
+      <w:tr>
+        <w:trPr>
+          <w:gridAfter w:val="1"/>
+          <w:wAfter w:w="595" w:type="pct"/>
+          <w:trHeight w:val="421" w:hRule="atLeast"/>
+        </w:trPr>
+        <w:tc>
+          <w:tcPr>
+            <w:tcW w:w="761" w:type="pct"/>
+          </w:tcPr>
+          <w:p>
+            <w:pPr>
+              <w:ind w:firstLine="210" w:firstLineChars="100"/>
+            </w:pPr>
+            <w:r>
+              <w:rPr>
+                <w:rFonts w:hint="default"/>
+                <w:lang w:val="en-US"/>
+              </w:rPr>
+              <w:t>c</w:t>
+            </w:r>
+          </w:p>
+        </w:tc>
+        <w:tc>
+          <w:tcPr>
+            <w:tcW w:w="3642" w:type="pct"/>
+            <w:gridSpan w:val="3"/>
+            <w:tcBorders/>
+          </w:tcPr>
+          <w:p>
+            <w:r>
+              <w:rPr>
+                <w:rFonts w:hint="eastAsia"/>
+              </w:rPr>
+              <w:t xml:space="preserve">512312</w:t>
+            </w:r>
+          </w:p>
+        </w:tc>
+      </w:tr>
+      <w:tr>
+        <w:trPr>
+          <w:gridAfter w:val="1"/>
+          <w:wAfter w:w="595" w:type="pct"/>
+          <w:trHeight w:val="421" w:hRule="atLeast"/>
+        </w:trPr>
+        <w:tc>
+          <w:tcPr>
+            <w:tcW w:w="761" w:type="pct"/>
+          </w:tcPr>
+          <w:p>
+            <w:pPr>
+              <w:ind w:firstLine="210" w:firstLineChars="100"/>
+              <w:rPr>
+                <w:rFonts w:hint="eastAsia" w:eastAsia="宋体"/>
+                <w:lang w:val="en-US" w:eastAsia="zh-CN"/>
+              </w:rPr>
+            </w:pPr>
+            <w:r>
+              <w:rPr>
+                <w:rFonts w:hint="eastAsia"/>
+                <w:lang w:val="en-US" w:eastAsia="zh-CN"/>
+              </w:rPr>
+              <w:t>g</w:t>
+            </w:r>
+          </w:p>
+        </w:tc>
+        <w:tc>
+          <w:tcPr>
+            <w:tcW w:w="3642" w:type="pct"/>
+            <w:gridSpan w:val="3"/>
+            <w:tcBorders/>
+          </w:tcPr>
+          <w:p>
+            <w:pPr>
+              <w:rPr>
+                <w:rFonts w:hint="default"/>
+                <w:lang w:val="en-US"/>
+              </w:rPr>
+            </w:pPr>
+            <w:r>
+              <w:rPr>
+                <w:rFonts w:hint="default"/>
+                <w:lang w:val="en-US"/>
+              </w:rPr>
+              <w:t xml:space="preserve"/>
+            </w:r>
+          </w:p>
+        </w:tc>
+      </w:tr>
+      <w:tr>
+        <w:trPr>
+          <w:gridAfter w:val="1"/>
+          <w:wAfter w:w="595" w:type="pct"/>
+          <w:trHeight w:val="421" w:hRule="atLeast"/>
+        </w:trPr>
+        <w:tc>
+          <w:tcPr>
+            <w:tcW w:w="761" w:type="pct"/>
+          </w:tcPr>
+          <w:p>
+            <w:pPr>
+              <w:ind w:firstLine="210" w:firstLineChars="100"/>
+              <w:rPr>
+                <w:rFonts w:hint="eastAsia"/>
+                <w:lang w:val="en-US" w:eastAsia="zh-CN"/>
+              </w:rPr>
+            </w:pPr>
+          </w:p>
+        </w:tc>
+        <w:tc>
+          <w:tcPr>
+            <w:tcW w:w="3642" w:type="pct"/>
+            <w:gridSpan w:val="3"/>
+            <w:tcBorders/>
+          </w:tcPr>
+          <w:p>
+            <w:pPr>
+              <w:rPr>
+                <w:rFonts w:hint="default"/>
+                <w:lang w:val="en-US"/>
+              </w:rPr>
+            </w:pPr>
+            <w:r>
+              <w:rPr>
+                <w:rFonts w:hint="default"/>
+                <w:lang w:val="en-US"/>
+              </w:rPr>
+              <w:t xml:space="preserve"/>
+            </w:r>
+          </w:p>
+        </w:tc>
+      </w:tr>
+      <w:tr>
+        <w:trPr>
+          <w:gridAfter w:val="1"/>
+          <w:wAfter w:w="595" w:type="pct"/>
+          <w:trHeight w:val="388" w:hRule="atLeast"/>
+        </w:trPr>
+        <w:tc>
+          <w:tcPr>
+            <w:tcW w:w="761" w:type="pct"/>
+          </w:tcPr>
+          <w:p>
+            <w:pPr>
+              <w:ind w:firstLine="210" w:firstLineChars="100"/>
+            </w:pPr>
+            <w:r>
+              <w:rPr>
+                <w:rFonts w:hint="default"/>
+                <w:lang w:val="en-US"/>
+              </w:rPr>
+              <w:t>b</w:t>
+            </w:r>
+          </w:p>
+        </w:tc>
+        <w:tc>
+          <w:tcPr>
+            <w:tcW w:w="3642" w:type="pct"/>
+            <w:gridSpan w:val="3"/>
+            <w:tcBorders/>
+          </w:tcPr>
+          <w:p>
+            <w:r>
+              <w:rPr>
+                <w:rFonts w:hint="eastAsia"/>
+              </w:rPr>
+              <w:t xml:space="preserve"/>
+            </w:r>
+          </w:p>
+        </w:tc>
+      </w:tr>
+      <w:tr>
+        <w:trPr>
+          <w:gridAfter w:val="1"/>
+          <w:wAfter w:w="595" w:type="pct"/>
+          <w:trHeight w:val="421" w:hRule="atLeast"/>
+        </w:trPr>
+        <w:tc>
+          <w:tcPr>
+            <w:tcW w:w="761" w:type="pct"/>
+          </w:tcPr>
+          <w:p>
+            <w:pPr>
+              <w:ind w:firstLine="210" w:firstLineChars="100"/>
+            </w:pPr>
+            <w:r>
+              <w:rPr>
+                <w:rFonts w:hint="default"/>
+                <w:lang w:val="en-US"/>
+              </w:rPr>
+              <w:t>c</w:t>
+            </w:r>
+          </w:p>
+        </w:tc>
+        <w:tc>
+          <w:tcPr>
+            <w:tcW w:w="3642" w:type="pct"/>
+            <w:gridSpan w:val="3"/>
+            <w:tcBorders/>
+          </w:tcPr>
+          <w:p>
+            <w:r>
+              <w:rPr>
+                <w:rFonts w:hint="eastAsia"/>
+              </w:rPr>
+              <w:t xml:space="preserve">212312</w:t>
+            </w:r>
+          </w:p>
+        </w:tc>
+      </w:tr>
+      <w:tr>
+        <w:trPr>
+          <w:gridAfter w:val="1"/>
+          <w:wAfter w:w="595" w:type="pct"/>
+          <w:trHeight w:val="421" w:hRule="atLeast"/>
+        </w:trPr>
+        <w:tc>
+          <w:tcPr>
+            <w:tcW w:w="761" w:type="pct"/>
+          </w:tcPr>
+          <w:p>
+            <w:pPr>
+              <w:ind w:firstLine="210" w:firstLineChars="100"/>
+              <w:rPr>
+                <w:rFonts w:hint="eastAsia" w:eastAsia="宋体"/>
+                <w:lang w:val="en-US" w:eastAsia="zh-CN"/>
+              </w:rPr>
+            </w:pPr>
+            <w:r>
+              <w:rPr>
+                <w:rFonts w:hint="eastAsia"/>
+                <w:lang w:val="en-US" w:eastAsia="zh-CN"/>
+              </w:rPr>
+              <w:t>g</w:t>
+            </w:r>
+          </w:p>
+        </w:tc>
+        <w:tc>
+          <w:tcPr>
+            <w:tcW w:w="3642" w:type="pct"/>
+            <w:gridSpan w:val="3"/>
+            <w:tcBorders/>
+          </w:tcPr>
+          <w:p>
+            <w:pPr>
+              <w:rPr>
+                <w:rFonts w:hint="default"/>
+                <w:lang w:val="en-US"/>
+              </w:rPr>
+            </w:pPr>
+            <w:r>
+              <w:rPr>
+                <w:rFonts w:hint="default"/>
+                <w:lang w:val="en-US"/>
+              </w:rPr>
+              <w:t xml:space="preserve"/>
+            </w:r>
+          </w:p>
+        </w:tc>
+      </w:tr>
+      <w:tr>
+        <w:trPr>
+          <w:gridAfter w:val="1"/>
+          <w:wAfter w:w="595" w:type="pct"/>
+          <w:trHeight w:val="421" w:hRule="atLeast"/>
+        </w:trPr>
+        <w:tc>
+          <w:tcPr>
+            <w:tcW w:w="761" w:type="pct"/>
+          </w:tcPr>
+          <w:p>
+            <w:pPr>
+              <w:ind w:firstLine="210" w:firstLineChars="100"/>
+            </w:pPr>
+            <w:r>
+              <w:rPr>
+                <w:rFonts w:hint="default"/>
+                <w:lang w:val="en-US"/>
+              </w:rPr>
+              <w:t>c</w:t>
+            </w:r>
+          </w:p>
+        </w:tc>
+        <w:tc>
+          <w:tcPr>
+            <w:tcW w:w="3642" w:type="pct"/>
+            <w:gridSpan w:val="3"/>
+            <w:tcBorders/>
+          </w:tcPr>
+          <w:p>
+            <w:r>
+              <w:rPr>
+                <w:rFonts w:hint="eastAsia"/>
+              </w:rPr>
+              <w:t xml:space="preserve">312312</w:t>
+            </w:r>
+          </w:p>
+        </w:tc>
+      </w:tr>
+      <w:tr>
+        <w:trPr>
+          <w:gridAfter w:val="1"/>
+          <w:wAfter w:w="595" w:type="pct"/>
+          <w:trHeight w:val="421" w:hRule="atLeast"/>
+        </w:trPr>
+        <w:tc>
+          <w:tcPr>
+            <w:tcW w:w="761" w:type="pct"/>
+          </w:tcPr>
+          <w:p>
+            <w:pPr>
+              <w:ind w:firstLine="210" w:firstLineChars="100"/>
+              <w:rPr>
+                <w:rFonts w:hint="eastAsia" w:eastAsia="宋体"/>
+                <w:lang w:val="en-US" w:eastAsia="zh-CN"/>
+              </w:rPr>
+            </w:pPr>
+            <w:r>
+              <w:rPr>
+                <w:rFonts w:hint="eastAsia"/>
+                <w:lang w:val="en-US" w:eastAsia="zh-CN"/>
+              </w:rPr>
+              <w:t>g</w:t>
+            </w:r>
+          </w:p>
+        </w:tc>
+        <w:tc>
+          <w:tcPr>
+            <w:tcW w:w="3642" w:type="pct"/>
+            <w:gridSpan w:val="3"/>
+            <w:tcBorders/>
+          </w:tcPr>
+          <w:p>
+            <w:pPr>
+              <w:rPr>
+                <w:rFonts w:hint="default"/>
+                <w:lang w:val="en-US"/>
+              </w:rPr>
+            </w:pPr>
+            <w:r>
+              <w:rPr>
+                <w:rFonts w:hint="default"/>
+                <w:lang w:val="en-US"/>
+              </w:rPr>
+              <w:t xml:space="preserve"/>
+            </w:r>
+          </w:p>
+        </w:tc>
+      </w:tr>
+      <w:tr>
+        <w:trPr>
+          <w:gridAfter w:val="1"/>
+          <w:wAfter w:w="595" w:type="pct"/>
+          <w:trHeight w:val="421" w:hRule="atLeast"/>
+        </w:trPr>
+        <w:tc>
+          <w:tcPr>
+            <w:tcW w:w="761" w:type="pct"/>
+          </w:tcPr>
+          <w:p>
+            <w:pPr>
+              <w:ind w:firstLine="210" w:firstLineChars="100"/>
+            </w:pPr>
+            <w:r>
+              <w:rPr>
+                <w:rFonts w:hint="default"/>
+                <w:lang w:val="en-US"/>
+              </w:rPr>
+              <w:t>c</w:t>
+            </w:r>
+          </w:p>
+        </w:tc>
+        <w:tc>
+          <w:tcPr>
+            <w:tcW w:w="3642" w:type="pct"/>
+            <w:gridSpan w:val="3"/>
+            <w:tcBorders/>
+          </w:tcPr>
+          <w:p>
+            <w:r>
+              <w:rPr>
+                <w:rFonts w:hint="eastAsia"/>
+              </w:rPr>
+              <w:t xml:space="preserve">412312</w:t>
+            </w:r>
+          </w:p>
+        </w:tc>
+      </w:tr>
+      <w:tr>
+        <w:trPr>
+          <w:gridAfter w:val="1"/>
+          <w:wAfter w:w="595" w:type="pct"/>
+          <w:trHeight w:val="421" w:hRule="atLeast"/>
+        </w:trPr>
+        <w:tc>
+          <w:tcPr>
+            <w:tcW w:w="761" w:type="pct"/>
+          </w:tcPr>
+          <w:p>
+            <w:pPr>
+              <w:ind w:firstLine="210" w:firstLineChars="100"/>
+              <w:rPr>
+                <w:rFonts w:hint="eastAsia" w:eastAsia="宋体"/>
+                <w:lang w:val="en-US" w:eastAsia="zh-CN"/>
+              </w:rPr>
+            </w:pPr>
+            <w:r>
+              <w:rPr>
+                <w:rFonts w:hint="eastAsia"/>
+                <w:lang w:val="en-US" w:eastAsia="zh-CN"/>
+              </w:rPr>
+              <w:t>g</w:t>
+            </w:r>
+          </w:p>
+        </w:tc>
+        <w:tc>
+          <w:tcPr>
+            <w:tcW w:w="3642" w:type="pct"/>
+            <w:gridSpan w:val="3"/>
+            <w:tcBorders/>
+          </w:tcPr>
+          <w:p>
+            <w:pPr>
+              <w:rPr>
+                <w:rFonts w:hint="default"/>
+                <w:lang w:val="en-US"/>
+              </w:rPr>
+            </w:pPr>
+            <w:r>
+              <w:rPr>
+                <w:rFonts w:hint="default"/>
+                <w:lang w:val="en-US"/>
+              </w:rPr>
+              <w:t xml:space="preserve"/>
+            </w:r>
+          </w:p>
+        </w:tc>
+      </w:tr>
+      <w:tr>
+        <w:trPr>
+          <w:gridAfter w:val="1"/>
+          <w:wAfter w:w="595" w:type="pct"/>
+          <w:trHeight w:val="421" w:hRule="atLeast"/>
+        </w:trPr>
+        <w:tc>
+          <w:tcPr>
+            <w:tcW w:w="761" w:type="pct"/>
+          </w:tcPr>
+          <w:p>
+            <w:pPr>
+              <w:ind w:firstLine="210" w:firstLineChars="100"/>
+            </w:pPr>
+            <w:r>
+              <w:rPr>
+                <w:rFonts w:hint="default"/>
+                <w:lang w:val="en-US"/>
+              </w:rPr>
+              <w:t>c</w:t>
+            </w:r>
+          </w:p>
+        </w:tc>
+        <w:tc>
+          <w:tcPr>
+            <w:tcW w:w="3642" w:type="pct"/>
+            <w:gridSpan w:val="3"/>
+            <w:tcBorders/>
+          </w:tcPr>
+          <w:p>
+            <w:r>
+              <w:rPr>
+                <w:rFonts w:hint="eastAsia"/>
+              </w:rPr>
+              <w:t xml:space="preserve">512312</w:t>
+            </w:r>
+          </w:p>
+        </w:tc>
+      </w:tr>
+      <w:tr>
+        <w:trPr>
+          <w:gridAfter w:val="1"/>
+          <w:wAfter w:w="595" w:type="pct"/>
+          <w:trHeight w:val="421" w:hRule="atLeast"/>
+        </w:trPr>
+        <w:tc>
+          <w:tcPr>
+            <w:tcW w:w="761" w:type="pct"/>
+          </w:tcPr>
+          <w:p>
+            <w:pPr>
+              <w:ind w:firstLine="210" w:firstLineChars="100"/>
+              <w:rPr>
+                <w:rFonts w:hint="eastAsia" w:eastAsia="宋体"/>
+                <w:lang w:val="en-US" w:eastAsia="zh-CN"/>
+              </w:rPr>
+            </w:pPr>
+            <w:r>
+              <w:rPr>
+                <w:rFonts w:hint="eastAsia"/>
+                <w:lang w:val="en-US" w:eastAsia="zh-CN"/>
+              </w:rPr>
+              <w:t>g</w:t>
+            </w:r>
+          </w:p>
+        </w:tc>
+        <w:tc>
+          <w:tcPr>
+            <w:tcW w:w="3642" w:type="pct"/>
+            <w:gridSpan w:val="3"/>
+            <w:tcBorders/>
+          </w:tcPr>
+          <w:p>
+            <w:pPr>
+              <w:rPr>
+                <w:rFonts w:hint="default"/>
+                <w:lang w:val="en-US"/>
+              </w:rPr>
+            </w:pPr>
+            <w:r>
+              <w:rPr>
+                <w:rFonts w:hint="default"/>
+                <w:lang w:val="en-US"/>
+              </w:rPr>
+              <w:t xml:space="preserve"/>
+            </w:r>
+          </w:p>
+        </w:tc>
+      </w:tr>
+      <w:tr>
+        <w:trPr>
+          <w:gridAfter w:val="1"/>
+          <w:wAfter w:w="595" w:type="pct"/>
+          <w:trHeight w:val="421" w:hRule="atLeast"/>
+        </w:trPr>
+        <w:tc>
+          <w:tcPr>
+            <w:tcW w:w="761" w:type="pct"/>
+          </w:tcPr>
+          <w:p>
+            <w:pPr>
+              <w:ind w:firstLine="210" w:firstLineChars="100"/>
+              <w:rPr>
+                <w:rFonts w:hint="eastAsia"/>
+                <w:lang w:val="en-US" w:eastAsia="zh-CN"/>
+              </w:rPr>
+            </w:pPr>
+          </w:p>
+        </w:tc>
+        <w:tc>
+          <w:tcPr>
+            <w:tcW w:w="3642" w:type="pct"/>
+            <w:gridSpan w:val="3"/>
+            <w:tcBorders/>
+          </w:tcPr>
+          <w:p>
+            <w:pPr>
+              <w:rPr>
+                <w:rFonts w:hint="default"/>
+                <w:lang w:val="en-US"/>
+              </w:rPr>
+            </w:pPr>
+            <w:r>
+              <w:rPr>
+                <w:rFonts w:hint="default"/>
+                <w:lang w:val="en-US"/>
+              </w:rPr>
+              <w:t xml:space="preserve"/>
+            </w:r>
           </w:p>
         </w:tc>
       </w:tr>
@@ -5023,6 +6967,30 @@
         </w:rPr>
         <w:t xml:space="preserve"> </w:t>
       </w:r>
+      <w:r>
+        <w:rPr>
+          <w:sz w:val="18"/>
+          <w:szCs w:val="18"/>
+          <w:u w:val="single"/>
+        </w:rPr>
+        <w:br w:type="textWrapping"/>
+      </w:r>
+      <w:r>
+        <w:rPr>
+          <w:sz w:val="18"/>
+          <w:szCs w:val="18"/>
+          <w:u w:val="single"/>
+        </w:rPr>
+        <w:br w:type="textWrapping"/>
+      </w:r>
+    </w:p>
+    <w:p>
+      <w:pPr>
+        <w:spacing w:line="360" w:lineRule="auto"/>
+        <w:rPr>
+          <w:rFonts w:hint="eastAsia"/>
+        </w:rPr>
+      </w:pPr>
     </w:p>
     <w:sectPr>
       <w:headerReference r:id="rId7" w:type="first"/>
@@ -5137,11 +7105,11 @@
 
 <file path=word/commentsExtended.xml><?xml version="1.0" encoding="utf-8"?>
 <w15:commentsEx xmlns:wpc="http://schemas.microsoft.com/office/word/2010/wordprocessingCanvas" xmlns:mc="http://schemas.openxmlformats.org/markup-compatibility/2006" xmlns:o="urn:schemas-microsoft-com:office:office" xmlns:r="http://schemas.openxmlformats.org/officeDocument/2006/relationships" xmlns:m="http://schemas.openxmlformats.org/officeDocument/2006/math" xmlns:v="urn:schemas-microsoft-com:vml" xmlns:wp14="http://schemas.microsoft.com/office/word/2010/wordprocessingDrawing" xmlns:wp="http://schemas.openxmlformats.org/drawingml/2006/wordprocessingDrawing" xmlns:w="http://schemas.openxmlformats.org/wordprocessingml/2006/main" xmlns:w14="http://schemas.microsoft.com/office/word/2010/wordml" xmlns:w15="http://schemas.microsoft.com/office/word/2012/wordml" xmlns:w10="urn:schemas-microsoft-com:office:word" xmlns:wpg="http://schemas.microsoft.com/office/word/2010/wordprocessingGroup" xmlns:wpi="http://schemas.microsoft.com/office/word/2010/wordprocessingInk" xmlns:wne="http://schemas.microsoft.com/office/word/2006/wordml" xmlns:wps="http://schemas.microsoft.com/office/word/2010/wordprocessingShape" xmlns:wpsCustomData="http://www.wps.cn/officeDocument/2013/wpsCustomData" mc:Ignorable="w14 w15 wp14">
-  <w15:commentEx w15:paraId="383A6B95" w15:done="0"/>
-  <w15:commentEx w15:paraId="FD727247" w15:done="0"/>
-  <w15:commentEx w15:paraId="66CBA325" w15:done="0"/>
-  <w15:commentEx w15:paraId="9BCEB8C9" w15:done="0"/>
-  <w15:commentEx w15:paraId="DEF3D806" w15:done="0"/>
+  <w15:commentEx w15:paraId="3FB56257" w15:done="0"/>
+  <w15:commentEx w15:paraId="5DFDD23B" w15:done="0"/>
+  <w15:commentEx w15:paraId="27EFD17C" w15:done="0"/>
+  <w15:commentEx w15:paraId="DFDEAEE7" w15:done="0"/>
+  <w15:commentEx w15:paraId="D7F98E08" w15:done="0"/>
 </w15:commentsEx>
 </file>
 

--- a/utils/report_from_nested_data.docx
+++ b/utils/report_from_nested_data.docx
@@ -4933,11 +4933,11 @@
         </w:tblCellMar>
       </w:tblPr>
       <w:tblGrid>
-        <w:gridCol w:w="1267"/>
+        <w:gridCol w:w="1269"/>
         <w:gridCol w:w="2902"/>
         <w:gridCol w:w="981"/>
-        <w:gridCol w:w="2181"/>
-        <w:gridCol w:w="992"/>
+        <w:gridCol w:w="2180"/>
+        <w:gridCol w:w="991"/>
       </w:tblGrid>
       <w:tr>
         <w:trPr>
@@ -4945,7 +4945,7 @@
         </w:trPr>
         <w:tc>
           <w:tcPr>
-            <w:tcW w:w="761" w:type="pct"/>
+            <w:tcW w:w="762" w:type="pct"/>
           </w:tcPr>
           <w:p>
             <w:pPr>
@@ -5013,7 +5013,7 @@
         </w:tc>
         <w:tc>
           <w:tcPr>
-            <w:tcW w:w="1310" w:type="pct"/>
+            <w:tcW w:w="1309" w:type="pct"/>
           </w:tcPr>
           <w:p>
             <w:pPr>
@@ -5060,7 +5060,7 @@
         </w:trPr>
         <w:tc>
           <w:tcPr>
-            <w:tcW w:w="761" w:type="pct"/>
+            <w:tcW w:w="762" w:type="pct"/>
           </w:tcPr>
           <w:p>
             <w:pPr>
@@ -5071,29 +5071,47 @@
                 <w:rFonts w:hint="default"/>
                 <w:lang w:val="en-US"/>
               </w:rPr>
-              <w:t xml:space="preserve">a</w:t>
-            </w:r>
-          </w:p>
-        </w:tc>
-        <w:tc>
-          <w:tcPr>
-            <w:tcW w:w="3642" w:type="pct"/>
-            <w:gridSpan w:val="3"/>
-            <w:tcBorders/>
-          </w:tcPr>
-          <w:p>
-            <w:pPr>
-              <w:rPr>
-                <w:rFonts w:hint="eastAsia" w:eastAsia="宋体"/>
-                <w:lang w:val="en-US" w:eastAsia="zh-CN"/>
-              </w:rPr>
-            </w:pPr>
-            <w:r>
-              <w:rPr>
-                <w:rFonts w:hint="eastAsia" w:eastAsia="宋体"/>
-                <w:lang w:val="en-US" w:eastAsia="zh-CN"/>
-              </w:rPr>
-              <w:t xml:space="preserve"/>
+              <w:t>a</w:t>
+            </w:r>
+          </w:p>
+        </w:tc>
+        <w:tc>
+          <w:tcPr>
+            <w:tcW w:w="589" w:type="pct"/>
+          </w:tcPr>
+          <w:p>
+            <w:pPr>
+              <w:rPr>
+                <w:rFonts w:hint="default"/>
+                <w:lang w:val="en-US"/>
+              </w:rPr>
+            </w:pPr>
+            <w:r>
+              <w:rPr>
+                <w:rFonts w:hint="default"/>
+                <w:lang w:val="en-US"/>
+              </w:rPr>
+              <w:t xml:space="preserve">2131</w:t>
+            </w:r>
+          </w:p>
+        </w:tc>
+        <w:tc>
+          <w:tcPr>
+            <w:tcW w:w="589" w:type="pct"/>
+          </w:tcPr>
+          <w:p>
+            <w:pPr>
+              <w:rPr>
+                <w:rFonts w:hint="default"/>
+                <w:lang w:val="en-US"/>
+              </w:rPr>
+            </w:pPr>
+            <w:r>
+              <w:rPr>
+                <w:rFonts w:hint="default"/>
+                <w:lang w:val="en-US"/>
+              </w:rPr>
+              <w:t xml:space="preserve">2123</w:t>
             </w:r>
           </w:p>
         </w:tc>
@@ -5106,7 +5124,7 @@
         </w:trPr>
         <w:tc>
           <w:tcPr>
-            <w:tcW w:w="761" w:type="pct"/>
+            <w:tcW w:w="762" w:type="pct"/>
           </w:tcPr>
           <w:p>
             <w:pPr>
@@ -5123,16 +5141,41 @@
         </w:tc>
         <w:tc>
           <w:tcPr>
-            <w:tcW w:w="3642" w:type="pct"/>
-            <w:gridSpan w:val="3"/>
-            <w:tcBorders/>
-          </w:tcPr>
-          <w:p>
-            <w:r>
-              <w:rPr>
-                <w:rFonts w:hint="eastAsia"/>
-              </w:rPr>
-              <w:t xml:space="preserve"/>
+            <w:tcW w:w="589" w:type="pct"/>
+          </w:tcPr>
+          <w:p>
+            <w:pPr>
+              <w:rPr>
+                <w:rFonts w:hint="default"/>
+                <w:lang w:val="en-US"/>
+              </w:rPr>
+            </w:pPr>
+            <w:r>
+              <w:rPr>
+                <w:rFonts w:hint="default"/>
+                <w:lang w:val="en-US"/>
+              </w:rPr>
+              <w:t xml:space="preserve">512739</w:t>
+            </w:r>
+          </w:p>
+        </w:tc>
+        <w:tc>
+          <w:tcPr>
+            <w:tcW w:w="589" w:type="pct"/>
+          </w:tcPr>
+          <w:p>
+            <w:pPr>
+              <w:rPr>
+                <w:rFonts w:hint="default"/>
+                <w:lang w:val="en-US"/>
+              </w:rPr>
+            </w:pPr>
+            <w:r>
+              <w:rPr>
+                <w:rFonts w:hint="default"/>
+                <w:lang w:val="en-US"/>
+              </w:rPr>
+              <w:t xml:space="preserve">612312</w:t>
             </w:r>
           </w:p>
         </w:tc>
@@ -5145,7 +5188,7 @@
         </w:trPr>
         <w:tc>
           <w:tcPr>
-            <w:tcW w:w="761" w:type="pct"/>
+            <w:tcW w:w="762" w:type="pct"/>
           </w:tcPr>
           <w:p>
             <w:pPr>
@@ -5162,16 +5205,41 @@
         </w:tc>
         <w:tc>
           <w:tcPr>
-            <w:tcW w:w="3642" w:type="pct"/>
-            <w:gridSpan w:val="3"/>
-            <w:tcBorders/>
-          </w:tcPr>
-          <w:p>
-            <w:r>
-              <w:rPr>
-                <w:rFonts w:hint="eastAsia"/>
-              </w:rPr>
-              <w:t xml:space="preserve">2131</w:t>
+            <w:tcW w:w="589" w:type="pct"/>
+          </w:tcPr>
+          <w:p>
+            <w:pPr>
+              <w:rPr>
+                <w:rFonts w:hint="default"/>
+                <w:lang w:val="en-US"/>
+              </w:rPr>
+            </w:pPr>
+            <w:r>
+              <w:rPr>
+                <w:rFonts w:hint="default"/>
+                <w:lang w:val="en-US"/>
+              </w:rPr>
+              <w:t xml:space="preserve">212312</w:t>
+            </w:r>
+          </w:p>
+        </w:tc>
+        <w:tc>
+          <w:tcPr>
+            <w:tcW w:w="589" w:type="pct"/>
+          </w:tcPr>
+          <w:p>
+            <w:pPr>
+              <w:rPr>
+                <w:rFonts w:hint="default"/>
+                <w:lang w:val="en-US"/>
+              </w:rPr>
+            </w:pPr>
+            <w:r>
+              <w:rPr>
+                <w:rFonts w:hint="default"/>
+                <w:lang w:val="en-US"/>
+              </w:rPr>
+              <w:t xml:space="preserve">312312</w:t>
             </w:r>
           </w:p>
         </w:tc>
@@ -5184,7 +5252,7 @@
         </w:trPr>
         <w:tc>
           <w:tcPr>
-            <w:tcW w:w="761" w:type="pct"/>
+            <w:tcW w:w="762" w:type="pct"/>
           </w:tcPr>
           <w:p>
             <w:pPr>
@@ -5205,9 +5273,7 @@
         </w:tc>
         <w:tc>
           <w:tcPr>
-            <w:tcW w:w="3642" w:type="pct"/>
-            <w:gridSpan w:val="3"/>
-            <w:tcBorders/>
+            <w:tcW w:w="589" w:type="pct"/>
           </w:tcPr>
           <w:p>
             <w:pPr>
@@ -5221,1631 +5287,27 @@
                 <w:rFonts w:hint="default"/>
                 <w:lang w:val="en-US"/>
               </w:rPr>
-              <w:t xml:space="preserve"/>
-            </w:r>
-          </w:p>
-        </w:tc>
-      </w:tr>
-      <w:tr>
-        <w:trPr>
-          <w:gridAfter w:val="1"/>
-          <w:wAfter w:w="595" w:type="pct"/>
-          <w:trHeight w:val="421" w:hRule="atLeast"/>
-        </w:trPr>
-        <w:tc>
-          <w:tcPr>
-            <w:tcW w:w="761" w:type="pct"/>
-          </w:tcPr>
-          <w:p>
-            <w:pPr>
-              <w:ind w:firstLine="210" w:firstLineChars="100"/>
-            </w:pPr>
-            <w:r>
+              <w:t xml:space="preserve">212312</w:t>
+            </w:r>
+          </w:p>
+        </w:tc>
+        <w:tc>
+          <w:tcPr>
+            <w:tcW w:w="589" w:type="pct"/>
+          </w:tcPr>
+          <w:p>
+            <w:pPr>
               <w:rPr>
                 <w:rFonts w:hint="default"/>
                 <w:lang w:val="en-US"/>
               </w:rPr>
-              <w:t>c</w:t>
-            </w:r>
-          </w:p>
-        </w:tc>
-        <w:tc>
-          <w:tcPr>
-            <w:tcW w:w="3642" w:type="pct"/>
-            <w:gridSpan w:val="3"/>
-            <w:tcBorders/>
-          </w:tcPr>
-          <w:p>
-            <w:r>
-              <w:rPr>
-                <w:rFonts w:hint="eastAsia"/>
-              </w:rPr>
-              <w:t xml:space="preserve">2123</w:t>
-            </w:r>
-          </w:p>
-        </w:tc>
-      </w:tr>
-      <w:tr>
-        <w:trPr>
-          <w:gridAfter w:val="1"/>
-          <w:wAfter w:w="595" w:type="pct"/>
-          <w:trHeight w:val="421" w:hRule="atLeast"/>
-        </w:trPr>
-        <w:tc>
-          <w:tcPr>
-            <w:tcW w:w="761" w:type="pct"/>
-          </w:tcPr>
-          <w:p>
-            <w:pPr>
-              <w:ind w:firstLine="210" w:firstLineChars="100"/>
-              <w:rPr>
-                <w:rFonts w:hint="eastAsia" w:eastAsia="宋体"/>
-                <w:lang w:val="en-US" w:eastAsia="zh-CN"/>
-              </w:rPr>
-            </w:pPr>
-            <w:r>
-              <w:rPr>
-                <w:rFonts w:hint="eastAsia"/>
-                <w:lang w:val="en-US" w:eastAsia="zh-CN"/>
-              </w:rPr>
-              <w:t>g</w:t>
-            </w:r>
-          </w:p>
-        </w:tc>
-        <w:tc>
-          <w:tcPr>
-            <w:tcW w:w="3642" w:type="pct"/>
-            <w:gridSpan w:val="3"/>
-            <w:tcBorders/>
-          </w:tcPr>
-          <w:p>
-            <w:pPr>
+            </w:pPr>
+            <w:r>
               <w:rPr>
                 <w:rFonts w:hint="default"/>
                 <w:lang w:val="en-US"/>
               </w:rPr>
-            </w:pPr>
-            <w:r>
-              <w:rPr>
-                <w:rFonts w:hint="default"/>
-                <w:lang w:val="en-US"/>
-              </w:rPr>
-              <w:t xml:space="preserve"/>
-            </w:r>
-          </w:p>
-        </w:tc>
-      </w:tr>
-      <w:tr>
-        <w:trPr>
-          <w:gridAfter w:val="1"/>
-          <w:wAfter w:w="595" w:type="pct"/>
-          <w:trHeight w:val="421" w:hRule="atLeast"/>
-        </w:trPr>
-        <w:tc>
-          <w:tcPr>
-            <w:tcW w:w="761" w:type="pct"/>
-          </w:tcPr>
-          <w:p>
-            <w:pPr>
-              <w:ind w:firstLine="210" w:firstLineChars="100"/>
-            </w:pPr>
-            <w:r>
-              <w:rPr>
-                <w:rFonts w:hint="default"/>
-                <w:lang w:val="en-US"/>
-              </w:rPr>
-              <w:t>c</w:t>
-            </w:r>
-          </w:p>
-        </w:tc>
-        <w:tc>
-          <w:tcPr>
-            <w:tcW w:w="3642" w:type="pct"/>
-            <w:gridSpan w:val="3"/>
-            <w:tcBorders/>
-          </w:tcPr>
-          <w:p>
-            <w:r>
-              <w:rPr>
-                <w:rFonts w:hint="eastAsia"/>
-              </w:rPr>
-              <w:t xml:space="preserve">34124</w:t>
-            </w:r>
-          </w:p>
-        </w:tc>
-      </w:tr>
-      <w:tr>
-        <w:trPr>
-          <w:gridAfter w:val="1"/>
-          <w:wAfter w:w="595" w:type="pct"/>
-          <w:trHeight w:val="421" w:hRule="atLeast"/>
-        </w:trPr>
-        <w:tc>
-          <w:tcPr>
-            <w:tcW w:w="761" w:type="pct"/>
-          </w:tcPr>
-          <w:p>
-            <w:pPr>
-              <w:ind w:firstLine="210" w:firstLineChars="100"/>
-              <w:rPr>
-                <w:rFonts w:hint="eastAsia" w:eastAsia="宋体"/>
-                <w:lang w:val="en-US" w:eastAsia="zh-CN"/>
-              </w:rPr>
-            </w:pPr>
-            <w:r>
-              <w:rPr>
-                <w:rFonts w:hint="eastAsia"/>
-                <w:lang w:val="en-US" w:eastAsia="zh-CN"/>
-              </w:rPr>
-              <w:t>g</w:t>
-            </w:r>
-          </w:p>
-        </w:tc>
-        <w:tc>
-          <w:tcPr>
-            <w:tcW w:w="3642" w:type="pct"/>
-            <w:gridSpan w:val="3"/>
-            <w:tcBorders/>
-          </w:tcPr>
-          <w:p>
-            <w:pPr>
-              <w:rPr>
-                <w:rFonts w:hint="default"/>
-                <w:lang w:val="en-US"/>
-              </w:rPr>
-            </w:pPr>
-            <w:r>
-              <w:rPr>
-                <w:rFonts w:hint="default"/>
-                <w:lang w:val="en-US"/>
-              </w:rPr>
-              <w:t xml:space="preserve"/>
-            </w:r>
-          </w:p>
-        </w:tc>
-      </w:tr>
-      <w:tr>
-        <w:trPr>
-          <w:gridAfter w:val="1"/>
-          <w:wAfter w:w="595" w:type="pct"/>
-          <w:trHeight w:val="421" w:hRule="atLeast"/>
-        </w:trPr>
-        <w:tc>
-          <w:tcPr>
-            <w:tcW w:w="761" w:type="pct"/>
-          </w:tcPr>
-          <w:p>
-            <w:pPr>
-              <w:ind w:firstLine="210" w:firstLineChars="100"/>
-            </w:pPr>
-            <w:r>
-              <w:rPr>
-                <w:rFonts w:hint="default"/>
-                <w:lang w:val="en-US"/>
-              </w:rPr>
-              <w:t>c</w:t>
-            </w:r>
-          </w:p>
-        </w:tc>
-        <w:tc>
-          <w:tcPr>
-            <w:tcW w:w="3642" w:type="pct"/>
-            <w:gridSpan w:val="3"/>
-            <w:tcBorders/>
-          </w:tcPr>
-          <w:p>
-            <w:r>
-              <w:rPr>
-                <w:rFonts w:hint="eastAsia"/>
-              </w:rPr>
-              <w:t xml:space="preserve">41241</w:t>
-            </w:r>
-          </w:p>
-        </w:tc>
-      </w:tr>
-      <w:tr>
-        <w:trPr>
-          <w:gridAfter w:val="1"/>
-          <w:wAfter w:w="595" w:type="pct"/>
-          <w:trHeight w:val="421" w:hRule="atLeast"/>
-        </w:trPr>
-        <w:tc>
-          <w:tcPr>
-            <w:tcW w:w="761" w:type="pct"/>
-          </w:tcPr>
-          <w:p>
-            <w:pPr>
-              <w:ind w:firstLine="210" w:firstLineChars="100"/>
-              <w:rPr>
-                <w:rFonts w:hint="eastAsia" w:eastAsia="宋体"/>
-                <w:lang w:val="en-US" w:eastAsia="zh-CN"/>
-              </w:rPr>
-            </w:pPr>
-            <w:r>
-              <w:rPr>
-                <w:rFonts w:hint="eastAsia"/>
-                <w:lang w:val="en-US" w:eastAsia="zh-CN"/>
-              </w:rPr>
-              <w:t>g</w:t>
-            </w:r>
-          </w:p>
-        </w:tc>
-        <w:tc>
-          <w:tcPr>
-            <w:tcW w:w="3642" w:type="pct"/>
-            <w:gridSpan w:val="3"/>
-            <w:tcBorders/>
-          </w:tcPr>
-          <w:p>
-            <w:pPr>
-              <w:rPr>
-                <w:rFonts w:hint="default"/>
-                <w:lang w:val="en-US"/>
-              </w:rPr>
-            </w:pPr>
-            <w:r>
-              <w:rPr>
-                <w:rFonts w:hint="default"/>
-                <w:lang w:val="en-US"/>
-              </w:rPr>
-              <w:t xml:space="preserve"/>
-            </w:r>
-          </w:p>
-        </w:tc>
-      </w:tr>
-      <w:tr>
-        <w:trPr>
-          <w:gridAfter w:val="1"/>
-          <w:wAfter w:w="595" w:type="pct"/>
-          <w:trHeight w:val="421" w:hRule="atLeast"/>
-        </w:trPr>
-        <w:tc>
-          <w:tcPr>
-            <w:tcW w:w="761" w:type="pct"/>
-          </w:tcPr>
-          <w:p>
-            <w:pPr>
-              <w:ind w:firstLine="210" w:firstLineChars="100"/>
-              <w:rPr>
-                <w:rFonts w:hint="eastAsia"/>
-                <w:lang w:val="en-US" w:eastAsia="zh-CN"/>
-              </w:rPr>
-            </w:pPr>
-          </w:p>
-        </w:tc>
-        <w:tc>
-          <w:tcPr>
-            <w:tcW w:w="3642" w:type="pct"/>
-            <w:gridSpan w:val="3"/>
-            <w:tcBorders/>
-          </w:tcPr>
-          <w:p>
-            <w:pPr>
-              <w:rPr>
-                <w:rFonts w:hint="default"/>
-                <w:lang w:val="en-US"/>
-              </w:rPr>
-            </w:pPr>
-            <w:r>
-              <w:rPr>
-                <w:rFonts w:hint="default"/>
-                <w:lang w:val="en-US"/>
-              </w:rPr>
-              <w:t xml:space="preserve"/>
-            </w:r>
-          </w:p>
-        </w:tc>
-      </w:tr>
-      <w:tr>
-        <w:trPr>
-          <w:gridAfter w:val="1"/>
-          <w:wAfter w:w="595" w:type="pct"/>
-          <w:trHeight w:val="388" w:hRule="atLeast"/>
-        </w:trPr>
-        <w:tc>
-          <w:tcPr>
-            <w:tcW w:w="761" w:type="pct"/>
-          </w:tcPr>
-          <w:p>
-            <w:pPr>
-              <w:ind w:firstLine="210" w:firstLineChars="100"/>
-            </w:pPr>
-            <w:r>
-              <w:rPr>
-                <w:rFonts w:hint="default"/>
-                <w:lang w:val="en-US"/>
-              </w:rPr>
-              <w:t>b</w:t>
-            </w:r>
-          </w:p>
-        </w:tc>
-        <w:tc>
-          <w:tcPr>
-            <w:tcW w:w="3642" w:type="pct"/>
-            <w:gridSpan w:val="3"/>
-            <w:tcBorders/>
-          </w:tcPr>
-          <w:p>
-            <w:r>
-              <w:rPr>
-                <w:rFonts w:hint="eastAsia"/>
-              </w:rPr>
-              <w:t xml:space="preserve"/>
-            </w:r>
-          </w:p>
-        </w:tc>
-      </w:tr>
-      <w:tr>
-        <w:trPr>
-          <w:gridAfter w:val="1"/>
-          <w:wAfter w:w="595" w:type="pct"/>
-          <w:trHeight w:val="421" w:hRule="atLeast"/>
-        </w:trPr>
-        <w:tc>
-          <w:tcPr>
-            <w:tcW w:w="761" w:type="pct"/>
-          </w:tcPr>
-          <w:p>
-            <w:pPr>
-              <w:ind w:firstLine="210" w:firstLineChars="100"/>
-            </w:pPr>
-            <w:r>
-              <w:rPr>
-                <w:rFonts w:hint="default"/>
-                <w:lang w:val="en-US"/>
-              </w:rPr>
-              <w:t>c</w:t>
-            </w:r>
-          </w:p>
-        </w:tc>
-        <w:tc>
-          <w:tcPr>
-            <w:tcW w:w="3642" w:type="pct"/>
-            <w:gridSpan w:val="3"/>
-            <w:tcBorders/>
-          </w:tcPr>
-          <w:p>
-            <w:r>
-              <w:rPr>
-                <w:rFonts w:hint="eastAsia"/>
-              </w:rPr>
-              <w:t xml:space="preserve">512739</w:t>
-            </w:r>
-          </w:p>
-        </w:tc>
-      </w:tr>
-      <w:tr>
-        <w:trPr>
-          <w:gridAfter w:val="1"/>
-          <w:wAfter w:w="595" w:type="pct"/>
-          <w:trHeight w:val="421" w:hRule="atLeast"/>
-        </w:trPr>
-        <w:tc>
-          <w:tcPr>
-            <w:tcW w:w="761" w:type="pct"/>
-          </w:tcPr>
-          <w:p>
-            <w:pPr>
-              <w:ind w:firstLine="210" w:firstLineChars="100"/>
-              <w:rPr>
-                <w:rFonts w:hint="eastAsia" w:eastAsia="宋体"/>
-                <w:lang w:val="en-US" w:eastAsia="zh-CN"/>
-              </w:rPr>
-            </w:pPr>
-            <w:r>
-              <w:rPr>
-                <w:rFonts w:hint="eastAsia"/>
-                <w:lang w:val="en-US" w:eastAsia="zh-CN"/>
-              </w:rPr>
-              <w:t>g</w:t>
-            </w:r>
-          </w:p>
-        </w:tc>
-        <w:tc>
-          <w:tcPr>
-            <w:tcW w:w="3642" w:type="pct"/>
-            <w:gridSpan w:val="3"/>
-            <w:tcBorders/>
-          </w:tcPr>
-          <w:p>
-            <w:pPr>
-              <w:rPr>
-                <w:rFonts w:hint="default"/>
-                <w:lang w:val="en-US"/>
-              </w:rPr>
-            </w:pPr>
-            <w:r>
-              <w:rPr>
-                <w:rFonts w:hint="default"/>
-                <w:lang w:val="en-US"/>
-              </w:rPr>
-              <w:t xml:space="preserve"/>
-            </w:r>
-          </w:p>
-        </w:tc>
-      </w:tr>
-      <w:tr>
-        <w:trPr>
-          <w:gridAfter w:val="1"/>
-          <w:wAfter w:w="595" w:type="pct"/>
-          <w:trHeight w:val="421" w:hRule="atLeast"/>
-        </w:trPr>
-        <w:tc>
-          <w:tcPr>
-            <w:tcW w:w="761" w:type="pct"/>
-          </w:tcPr>
-          <w:p>
-            <w:pPr>
-              <w:ind w:firstLine="210" w:firstLineChars="100"/>
-            </w:pPr>
-            <w:r>
-              <w:rPr>
-                <w:rFonts w:hint="default"/>
-                <w:lang w:val="en-US"/>
-              </w:rPr>
-              <w:t>c</w:t>
-            </w:r>
-          </w:p>
-        </w:tc>
-        <w:tc>
-          <w:tcPr>
-            <w:tcW w:w="3642" w:type="pct"/>
-            <w:gridSpan w:val="3"/>
-            <w:tcBorders/>
-          </w:tcPr>
-          <w:p>
-            <w:r>
-              <w:rPr>
-                <w:rFonts w:hint="eastAsia"/>
-              </w:rPr>
-              <w:t xml:space="preserve">612312</w:t>
-            </w:r>
-          </w:p>
-        </w:tc>
-      </w:tr>
-      <w:tr>
-        <w:trPr>
-          <w:gridAfter w:val="1"/>
-          <w:wAfter w:w="595" w:type="pct"/>
-          <w:trHeight w:val="421" w:hRule="atLeast"/>
-        </w:trPr>
-        <w:tc>
-          <w:tcPr>
-            <w:tcW w:w="761" w:type="pct"/>
-          </w:tcPr>
-          <w:p>
-            <w:pPr>
-              <w:ind w:firstLine="210" w:firstLineChars="100"/>
-              <w:rPr>
-                <w:rFonts w:hint="eastAsia" w:eastAsia="宋体"/>
-                <w:lang w:val="en-US" w:eastAsia="zh-CN"/>
-              </w:rPr>
-            </w:pPr>
-            <w:r>
-              <w:rPr>
-                <w:rFonts w:hint="eastAsia"/>
-                <w:lang w:val="en-US" w:eastAsia="zh-CN"/>
-              </w:rPr>
-              <w:t>g</w:t>
-            </w:r>
-          </w:p>
-        </w:tc>
-        <w:tc>
-          <w:tcPr>
-            <w:tcW w:w="3642" w:type="pct"/>
-            <w:gridSpan w:val="3"/>
-            <w:tcBorders/>
-          </w:tcPr>
-          <w:p>
-            <w:pPr>
-              <w:rPr>
-                <w:rFonts w:hint="default"/>
-                <w:lang w:val="en-US"/>
-              </w:rPr>
-            </w:pPr>
-            <w:r>
-              <w:rPr>
-                <w:rFonts w:hint="default"/>
-                <w:lang w:val="en-US"/>
-              </w:rPr>
-              <w:t xml:space="preserve"/>
-            </w:r>
-          </w:p>
-        </w:tc>
-      </w:tr>
-      <w:tr>
-        <w:trPr>
-          <w:gridAfter w:val="1"/>
-          <w:wAfter w:w="595" w:type="pct"/>
-          <w:trHeight w:val="421" w:hRule="atLeast"/>
-        </w:trPr>
-        <w:tc>
-          <w:tcPr>
-            <w:tcW w:w="761" w:type="pct"/>
-          </w:tcPr>
-          <w:p>
-            <w:pPr>
-              <w:ind w:firstLine="210" w:firstLineChars="100"/>
-            </w:pPr>
-            <w:r>
-              <w:rPr>
-                <w:rFonts w:hint="default"/>
-                <w:lang w:val="en-US"/>
-              </w:rPr>
-              <w:t>c</w:t>
-            </w:r>
-          </w:p>
-        </w:tc>
-        <w:tc>
-          <w:tcPr>
-            <w:tcW w:w="3642" w:type="pct"/>
-            <w:gridSpan w:val="3"/>
-            <w:tcBorders/>
-          </w:tcPr>
-          <w:p>
-            <w:r>
-              <w:rPr>
-                <w:rFonts w:hint="eastAsia"/>
-              </w:rPr>
-              <w:t xml:space="preserve">712312</w:t>
-            </w:r>
-          </w:p>
-        </w:tc>
-      </w:tr>
-      <w:tr>
-        <w:trPr>
-          <w:gridAfter w:val="1"/>
-          <w:wAfter w:w="595" w:type="pct"/>
-          <w:trHeight w:val="421" w:hRule="atLeast"/>
-        </w:trPr>
-        <w:tc>
-          <w:tcPr>
-            <w:tcW w:w="761" w:type="pct"/>
-          </w:tcPr>
-          <w:p>
-            <w:pPr>
-              <w:ind w:firstLine="210" w:firstLineChars="100"/>
-              <w:rPr>
-                <w:rFonts w:hint="eastAsia" w:eastAsia="宋体"/>
-                <w:lang w:val="en-US" w:eastAsia="zh-CN"/>
-              </w:rPr>
-            </w:pPr>
-            <w:r>
-              <w:rPr>
-                <w:rFonts w:hint="eastAsia"/>
-                <w:lang w:val="en-US" w:eastAsia="zh-CN"/>
-              </w:rPr>
-              <w:t>g</w:t>
-            </w:r>
-          </w:p>
-        </w:tc>
-        <w:tc>
-          <w:tcPr>
-            <w:tcW w:w="3642" w:type="pct"/>
-            <w:gridSpan w:val="3"/>
-            <w:tcBorders/>
-          </w:tcPr>
-          <w:p>
-            <w:pPr>
-              <w:rPr>
-                <w:rFonts w:hint="default"/>
-                <w:lang w:val="en-US"/>
-              </w:rPr>
-            </w:pPr>
-            <w:r>
-              <w:rPr>
-                <w:rFonts w:hint="default"/>
-                <w:lang w:val="en-US"/>
-              </w:rPr>
-              <w:t xml:space="preserve"/>
-            </w:r>
-          </w:p>
-        </w:tc>
-      </w:tr>
-      <w:tr>
-        <w:trPr>
-          <w:gridAfter w:val="1"/>
-          <w:wAfter w:w="595" w:type="pct"/>
-          <w:trHeight w:val="421" w:hRule="atLeast"/>
-        </w:trPr>
-        <w:tc>
-          <w:tcPr>
-            <w:tcW w:w="761" w:type="pct"/>
-          </w:tcPr>
-          <w:p>
-            <w:pPr>
-              <w:ind w:firstLine="210" w:firstLineChars="100"/>
-            </w:pPr>
-            <w:r>
-              <w:rPr>
-                <w:rFonts w:hint="default"/>
-                <w:lang w:val="en-US"/>
-              </w:rPr>
-              <w:t>c</w:t>
-            </w:r>
-          </w:p>
-        </w:tc>
-        <w:tc>
-          <w:tcPr>
-            <w:tcW w:w="3642" w:type="pct"/>
-            <w:gridSpan w:val="3"/>
-            <w:tcBorders/>
-          </w:tcPr>
-          <w:p>
-            <w:r>
-              <w:rPr>
-                <w:rFonts w:hint="eastAsia"/>
-              </w:rPr>
-              <w:t xml:space="preserve">812312</w:t>
-            </w:r>
-          </w:p>
-        </w:tc>
-      </w:tr>
-      <w:tr>
-        <w:trPr>
-          <w:gridAfter w:val="1"/>
-          <w:wAfter w:w="595" w:type="pct"/>
-          <w:trHeight w:val="421" w:hRule="atLeast"/>
-        </w:trPr>
-        <w:tc>
-          <w:tcPr>
-            <w:tcW w:w="761" w:type="pct"/>
-          </w:tcPr>
-          <w:p>
-            <w:pPr>
-              <w:ind w:firstLine="210" w:firstLineChars="100"/>
-              <w:rPr>
-                <w:rFonts w:hint="eastAsia" w:eastAsia="宋体"/>
-                <w:lang w:val="en-US" w:eastAsia="zh-CN"/>
-              </w:rPr>
-            </w:pPr>
-            <w:r>
-              <w:rPr>
-                <w:rFonts w:hint="eastAsia"/>
-                <w:lang w:val="en-US" w:eastAsia="zh-CN"/>
-              </w:rPr>
-              <w:t>g</w:t>
-            </w:r>
-          </w:p>
-        </w:tc>
-        <w:tc>
-          <w:tcPr>
-            <w:tcW w:w="3642" w:type="pct"/>
-            <w:gridSpan w:val="3"/>
-            <w:tcBorders/>
-          </w:tcPr>
-          <w:p>
-            <w:pPr>
-              <w:rPr>
-                <w:rFonts w:hint="default"/>
-                <w:lang w:val="en-US"/>
-              </w:rPr>
-            </w:pPr>
-            <w:r>
-              <w:rPr>
-                <w:rFonts w:hint="default"/>
-                <w:lang w:val="en-US"/>
-              </w:rPr>
-              <w:t xml:space="preserve"/>
-            </w:r>
-          </w:p>
-        </w:tc>
-      </w:tr>
-      <w:tr>
-        <w:trPr>
-          <w:gridAfter w:val="1"/>
-          <w:wAfter w:w="595" w:type="pct"/>
-          <w:trHeight w:val="421" w:hRule="atLeast"/>
-        </w:trPr>
-        <w:tc>
-          <w:tcPr>
-            <w:tcW w:w="761" w:type="pct"/>
-          </w:tcPr>
-          <w:p>
-            <w:pPr>
-              <w:ind w:firstLine="210" w:firstLineChars="100"/>
-              <w:rPr>
-                <w:rFonts w:hint="eastAsia"/>
-                <w:lang w:val="en-US" w:eastAsia="zh-CN"/>
-              </w:rPr>
-            </w:pPr>
-          </w:p>
-        </w:tc>
-        <w:tc>
-          <w:tcPr>
-            <w:tcW w:w="3642" w:type="pct"/>
-            <w:gridSpan w:val="3"/>
-            <w:tcBorders/>
-          </w:tcPr>
-          <w:p>
-            <w:pPr>
-              <w:rPr>
-                <w:rFonts w:hint="default"/>
-                <w:lang w:val="en-US"/>
-              </w:rPr>
-            </w:pPr>
-            <w:r>
-              <w:rPr>
-                <w:rFonts w:hint="default"/>
-                <w:lang w:val="en-US"/>
-              </w:rPr>
-              <w:t xml:space="preserve"/>
-            </w:r>
-          </w:p>
-        </w:tc>
-      </w:tr>
-      <w:tr>
-        <w:trPr>
-          <w:gridAfter w:val="1"/>
-          <w:wAfter w:w="595" w:type="pct"/>
-          <w:trHeight w:val="388" w:hRule="atLeast"/>
-        </w:trPr>
-        <w:tc>
-          <w:tcPr>
-            <w:tcW w:w="761" w:type="pct"/>
-          </w:tcPr>
-          <w:p>
-            <w:pPr>
-              <w:ind w:firstLine="210" w:firstLineChars="100"/>
-            </w:pPr>
-            <w:r>
-              <w:rPr>
-                <w:rFonts w:hint="default"/>
-                <w:lang w:val="en-US"/>
-              </w:rPr>
-              <w:t>b</w:t>
-            </w:r>
-          </w:p>
-        </w:tc>
-        <w:tc>
-          <w:tcPr>
-            <w:tcW w:w="3642" w:type="pct"/>
-            <w:gridSpan w:val="3"/>
-            <w:tcBorders/>
-          </w:tcPr>
-          <w:p>
-            <w:r>
-              <w:rPr>
-                <w:rFonts w:hint="eastAsia"/>
-              </w:rPr>
-              <w:t xml:space="preserve"/>
-            </w:r>
-          </w:p>
-        </w:tc>
-      </w:tr>
-      <w:tr>
-        <w:trPr>
-          <w:gridAfter w:val="1"/>
-          <w:wAfter w:w="595" w:type="pct"/>
-          <w:trHeight w:val="421" w:hRule="atLeast"/>
-        </w:trPr>
-        <w:tc>
-          <w:tcPr>
-            <w:tcW w:w="761" w:type="pct"/>
-          </w:tcPr>
-          <w:p>
-            <w:pPr>
-              <w:ind w:firstLine="210" w:firstLineChars="100"/>
-            </w:pPr>
-            <w:r>
-              <w:rPr>
-                <w:rFonts w:hint="default"/>
-                <w:lang w:val="en-US"/>
-              </w:rPr>
-              <w:t>c</w:t>
-            </w:r>
-          </w:p>
-        </w:tc>
-        <w:tc>
-          <w:tcPr>
-            <w:tcW w:w="3642" w:type="pct"/>
-            <w:gridSpan w:val="3"/>
-            <w:tcBorders/>
-          </w:tcPr>
-          <w:p>
-            <w:r>
-              <w:rPr>
-                <w:rFonts w:hint="eastAsia"/>
-              </w:rPr>
-              <w:t xml:space="preserve">212312</w:t>
-            </w:r>
-          </w:p>
-        </w:tc>
-      </w:tr>
-      <w:tr>
-        <w:trPr>
-          <w:gridAfter w:val="1"/>
-          <w:wAfter w:w="595" w:type="pct"/>
-          <w:trHeight w:val="421" w:hRule="atLeast"/>
-        </w:trPr>
-        <w:tc>
-          <w:tcPr>
-            <w:tcW w:w="761" w:type="pct"/>
-          </w:tcPr>
-          <w:p>
-            <w:pPr>
-              <w:ind w:firstLine="210" w:firstLineChars="100"/>
-              <w:rPr>
-                <w:rFonts w:hint="eastAsia" w:eastAsia="宋体"/>
-                <w:lang w:val="en-US" w:eastAsia="zh-CN"/>
-              </w:rPr>
-            </w:pPr>
-            <w:r>
-              <w:rPr>
-                <w:rFonts w:hint="eastAsia"/>
-                <w:lang w:val="en-US" w:eastAsia="zh-CN"/>
-              </w:rPr>
-              <w:t>g</w:t>
-            </w:r>
-          </w:p>
-        </w:tc>
-        <w:tc>
-          <w:tcPr>
-            <w:tcW w:w="3642" w:type="pct"/>
-            <w:gridSpan w:val="3"/>
-            <w:tcBorders/>
-          </w:tcPr>
-          <w:p>
-            <w:pPr>
-              <w:rPr>
-                <w:rFonts w:hint="default"/>
-                <w:lang w:val="en-US"/>
-              </w:rPr>
-            </w:pPr>
-            <w:r>
-              <w:rPr>
-                <w:rFonts w:hint="default"/>
-                <w:lang w:val="en-US"/>
-              </w:rPr>
-              <w:t xml:space="preserve"/>
-            </w:r>
-          </w:p>
-        </w:tc>
-      </w:tr>
-      <w:tr>
-        <w:trPr>
-          <w:gridAfter w:val="1"/>
-          <w:wAfter w:w="595" w:type="pct"/>
-          <w:trHeight w:val="421" w:hRule="atLeast"/>
-        </w:trPr>
-        <w:tc>
-          <w:tcPr>
-            <w:tcW w:w="761" w:type="pct"/>
-          </w:tcPr>
-          <w:p>
-            <w:pPr>
-              <w:ind w:firstLine="210" w:firstLineChars="100"/>
-            </w:pPr>
-            <w:r>
-              <w:rPr>
-                <w:rFonts w:hint="default"/>
-                <w:lang w:val="en-US"/>
-              </w:rPr>
-              <w:t>c</w:t>
-            </w:r>
-          </w:p>
-        </w:tc>
-        <w:tc>
-          <w:tcPr>
-            <w:tcW w:w="3642" w:type="pct"/>
-            <w:gridSpan w:val="3"/>
-            <w:tcBorders/>
-          </w:tcPr>
-          <w:p>
-            <w:r>
-              <w:rPr>
-                <w:rFonts w:hint="eastAsia"/>
-              </w:rPr>
               <w:t xml:space="preserve">312312</w:t>
-            </w:r>
-          </w:p>
-        </w:tc>
-      </w:tr>
-      <w:tr>
-        <w:trPr>
-          <w:gridAfter w:val="1"/>
-          <w:wAfter w:w="595" w:type="pct"/>
-          <w:trHeight w:val="421" w:hRule="atLeast"/>
-        </w:trPr>
-        <w:tc>
-          <w:tcPr>
-            <w:tcW w:w="761" w:type="pct"/>
-          </w:tcPr>
-          <w:p>
-            <w:pPr>
-              <w:ind w:firstLine="210" w:firstLineChars="100"/>
-              <w:rPr>
-                <w:rFonts w:hint="eastAsia" w:eastAsia="宋体"/>
-                <w:lang w:val="en-US" w:eastAsia="zh-CN"/>
-              </w:rPr>
-            </w:pPr>
-            <w:r>
-              <w:rPr>
-                <w:rFonts w:hint="eastAsia"/>
-                <w:lang w:val="en-US" w:eastAsia="zh-CN"/>
-              </w:rPr>
-              <w:t>g</w:t>
-            </w:r>
-          </w:p>
-        </w:tc>
-        <w:tc>
-          <w:tcPr>
-            <w:tcW w:w="3642" w:type="pct"/>
-            <w:gridSpan w:val="3"/>
-            <w:tcBorders/>
-          </w:tcPr>
-          <w:p>
-            <w:pPr>
-              <w:rPr>
-                <w:rFonts w:hint="default"/>
-                <w:lang w:val="en-US"/>
-              </w:rPr>
-            </w:pPr>
-            <w:r>
-              <w:rPr>
-                <w:rFonts w:hint="default"/>
-                <w:lang w:val="en-US"/>
-              </w:rPr>
-              <w:t xml:space="preserve"/>
-            </w:r>
-          </w:p>
-        </w:tc>
-      </w:tr>
-      <w:tr>
-        <w:trPr>
-          <w:gridAfter w:val="1"/>
-          <w:wAfter w:w="595" w:type="pct"/>
-          <w:trHeight w:val="421" w:hRule="atLeast"/>
-        </w:trPr>
-        <w:tc>
-          <w:tcPr>
-            <w:tcW w:w="761" w:type="pct"/>
-          </w:tcPr>
-          <w:p>
-            <w:pPr>
-              <w:ind w:firstLine="210" w:firstLineChars="100"/>
-            </w:pPr>
-            <w:r>
-              <w:rPr>
-                <w:rFonts w:hint="default"/>
-                <w:lang w:val="en-US"/>
-              </w:rPr>
-              <w:t>c</w:t>
-            </w:r>
-          </w:p>
-        </w:tc>
-        <w:tc>
-          <w:tcPr>
-            <w:tcW w:w="3642" w:type="pct"/>
-            <w:gridSpan w:val="3"/>
-            <w:tcBorders/>
-          </w:tcPr>
-          <w:p>
-            <w:r>
-              <w:rPr>
-                <w:rFonts w:hint="eastAsia"/>
-              </w:rPr>
-              <w:t xml:space="preserve">412312</w:t>
-            </w:r>
-          </w:p>
-        </w:tc>
-      </w:tr>
-      <w:tr>
-        <w:trPr>
-          <w:gridAfter w:val="1"/>
-          <w:wAfter w:w="595" w:type="pct"/>
-          <w:trHeight w:val="421" w:hRule="atLeast"/>
-        </w:trPr>
-        <w:tc>
-          <w:tcPr>
-            <w:tcW w:w="761" w:type="pct"/>
-          </w:tcPr>
-          <w:p>
-            <w:pPr>
-              <w:ind w:firstLine="210" w:firstLineChars="100"/>
-              <w:rPr>
-                <w:rFonts w:hint="eastAsia" w:eastAsia="宋体"/>
-                <w:lang w:val="en-US" w:eastAsia="zh-CN"/>
-              </w:rPr>
-            </w:pPr>
-            <w:r>
-              <w:rPr>
-                <w:rFonts w:hint="eastAsia"/>
-                <w:lang w:val="en-US" w:eastAsia="zh-CN"/>
-              </w:rPr>
-              <w:t>g</w:t>
-            </w:r>
-          </w:p>
-        </w:tc>
-        <w:tc>
-          <w:tcPr>
-            <w:tcW w:w="3642" w:type="pct"/>
-            <w:gridSpan w:val="3"/>
-            <w:tcBorders/>
-          </w:tcPr>
-          <w:p>
-            <w:pPr>
-              <w:rPr>
-                <w:rFonts w:hint="default"/>
-                <w:lang w:val="en-US"/>
-              </w:rPr>
-            </w:pPr>
-            <w:r>
-              <w:rPr>
-                <w:rFonts w:hint="default"/>
-                <w:lang w:val="en-US"/>
-              </w:rPr>
-              <w:t xml:space="preserve"/>
-            </w:r>
-          </w:p>
-        </w:tc>
-      </w:tr>
-      <w:tr>
-        <w:trPr>
-          <w:gridAfter w:val="1"/>
-          <w:wAfter w:w="595" w:type="pct"/>
-          <w:trHeight w:val="421" w:hRule="atLeast"/>
-        </w:trPr>
-        <w:tc>
-          <w:tcPr>
-            <w:tcW w:w="761" w:type="pct"/>
-          </w:tcPr>
-          <w:p>
-            <w:pPr>
-              <w:ind w:firstLine="210" w:firstLineChars="100"/>
-            </w:pPr>
-            <w:r>
-              <w:rPr>
-                <w:rFonts w:hint="default"/>
-                <w:lang w:val="en-US"/>
-              </w:rPr>
-              <w:t>c</w:t>
-            </w:r>
-          </w:p>
-        </w:tc>
-        <w:tc>
-          <w:tcPr>
-            <w:tcW w:w="3642" w:type="pct"/>
-            <w:gridSpan w:val="3"/>
-            <w:tcBorders/>
-          </w:tcPr>
-          <w:p>
-            <w:r>
-              <w:rPr>
-                <w:rFonts w:hint="eastAsia"/>
-              </w:rPr>
-              <w:t xml:space="preserve">512312</w:t>
-            </w:r>
-          </w:p>
-        </w:tc>
-      </w:tr>
-      <w:tr>
-        <w:trPr>
-          <w:gridAfter w:val="1"/>
-          <w:wAfter w:w="595" w:type="pct"/>
-          <w:trHeight w:val="421" w:hRule="atLeast"/>
-        </w:trPr>
-        <w:tc>
-          <w:tcPr>
-            <w:tcW w:w="761" w:type="pct"/>
-          </w:tcPr>
-          <w:p>
-            <w:pPr>
-              <w:ind w:firstLine="210" w:firstLineChars="100"/>
-              <w:rPr>
-                <w:rFonts w:hint="eastAsia" w:eastAsia="宋体"/>
-                <w:lang w:val="en-US" w:eastAsia="zh-CN"/>
-              </w:rPr>
-            </w:pPr>
-            <w:r>
-              <w:rPr>
-                <w:rFonts w:hint="eastAsia"/>
-                <w:lang w:val="en-US" w:eastAsia="zh-CN"/>
-              </w:rPr>
-              <w:t>g</w:t>
-            </w:r>
-          </w:p>
-        </w:tc>
-        <w:tc>
-          <w:tcPr>
-            <w:tcW w:w="3642" w:type="pct"/>
-            <w:gridSpan w:val="3"/>
-            <w:tcBorders/>
-          </w:tcPr>
-          <w:p>
-            <w:pPr>
-              <w:rPr>
-                <w:rFonts w:hint="default"/>
-                <w:lang w:val="en-US"/>
-              </w:rPr>
-            </w:pPr>
-            <w:r>
-              <w:rPr>
-                <w:rFonts w:hint="default"/>
-                <w:lang w:val="en-US"/>
-              </w:rPr>
-              <w:t xml:space="preserve"/>
-            </w:r>
-          </w:p>
-        </w:tc>
-      </w:tr>
-      <w:tr>
-        <w:trPr>
-          <w:gridAfter w:val="1"/>
-          <w:wAfter w:w="595" w:type="pct"/>
-          <w:trHeight w:val="421" w:hRule="atLeast"/>
-        </w:trPr>
-        <w:tc>
-          <w:tcPr>
-            <w:tcW w:w="761" w:type="pct"/>
-          </w:tcPr>
-          <w:p>
-            <w:pPr>
-              <w:ind w:firstLine="210" w:firstLineChars="100"/>
-              <w:rPr>
-                <w:rFonts w:hint="eastAsia"/>
-                <w:lang w:val="en-US" w:eastAsia="zh-CN"/>
-              </w:rPr>
-            </w:pPr>
-          </w:p>
-        </w:tc>
-        <w:tc>
-          <w:tcPr>
-            <w:tcW w:w="3642" w:type="pct"/>
-            <w:gridSpan w:val="3"/>
-            <w:tcBorders/>
-          </w:tcPr>
-          <w:p>
-            <w:pPr>
-              <w:rPr>
-                <w:rFonts w:hint="default"/>
-                <w:lang w:val="en-US"/>
-              </w:rPr>
-            </w:pPr>
-            <w:r>
-              <w:rPr>
-                <w:rFonts w:hint="default"/>
-                <w:lang w:val="en-US"/>
-              </w:rPr>
-              <w:t xml:space="preserve"/>
-            </w:r>
-          </w:p>
-        </w:tc>
-      </w:tr>
-      <w:tr>
-        <w:trPr>
-          <w:gridAfter w:val="1"/>
-          <w:wAfter w:w="595" w:type="pct"/>
-          <w:trHeight w:val="388" w:hRule="atLeast"/>
-        </w:trPr>
-        <w:tc>
-          <w:tcPr>
-            <w:tcW w:w="761" w:type="pct"/>
-          </w:tcPr>
-          <w:p>
-            <w:pPr>
-              <w:ind w:firstLine="210" w:firstLineChars="100"/>
-            </w:pPr>
-            <w:r>
-              <w:rPr>
-                <w:rFonts w:hint="default"/>
-                <w:lang w:val="en-US"/>
-              </w:rPr>
-              <w:t>b</w:t>
-            </w:r>
-          </w:p>
-        </w:tc>
-        <w:tc>
-          <w:tcPr>
-            <w:tcW w:w="3642" w:type="pct"/>
-            <w:gridSpan w:val="3"/>
-            <w:tcBorders/>
-          </w:tcPr>
-          <w:p>
-            <w:r>
-              <w:rPr>
-                <w:rFonts w:hint="eastAsia"/>
-              </w:rPr>
-              <w:t xml:space="preserve"/>
-            </w:r>
-          </w:p>
-        </w:tc>
-      </w:tr>
-      <w:tr>
-        <w:trPr>
-          <w:gridAfter w:val="1"/>
-          <w:wAfter w:w="595" w:type="pct"/>
-          <w:trHeight w:val="421" w:hRule="atLeast"/>
-        </w:trPr>
-        <w:tc>
-          <w:tcPr>
-            <w:tcW w:w="761" w:type="pct"/>
-          </w:tcPr>
-          <w:p>
-            <w:pPr>
-              <w:ind w:firstLine="210" w:firstLineChars="100"/>
-            </w:pPr>
-            <w:r>
-              <w:rPr>
-                <w:rFonts w:hint="default"/>
-                <w:lang w:val="en-US"/>
-              </w:rPr>
-              <w:t>c</w:t>
-            </w:r>
-          </w:p>
-        </w:tc>
-        <w:tc>
-          <w:tcPr>
-            <w:tcW w:w="3642" w:type="pct"/>
-            <w:gridSpan w:val="3"/>
-            <w:tcBorders/>
-          </w:tcPr>
-          <w:p>
-            <w:r>
-              <w:rPr>
-                <w:rFonts w:hint="eastAsia"/>
-              </w:rPr>
-              <w:t xml:space="preserve">212312</w:t>
-            </w:r>
-          </w:p>
-        </w:tc>
-      </w:tr>
-      <w:tr>
-        <w:trPr>
-          <w:gridAfter w:val="1"/>
-          <w:wAfter w:w="595" w:type="pct"/>
-          <w:trHeight w:val="421" w:hRule="atLeast"/>
-        </w:trPr>
-        <w:tc>
-          <w:tcPr>
-            <w:tcW w:w="761" w:type="pct"/>
-          </w:tcPr>
-          <w:p>
-            <w:pPr>
-              <w:ind w:firstLine="210" w:firstLineChars="100"/>
-              <w:rPr>
-                <w:rFonts w:hint="eastAsia" w:eastAsia="宋体"/>
-                <w:lang w:val="en-US" w:eastAsia="zh-CN"/>
-              </w:rPr>
-            </w:pPr>
-            <w:r>
-              <w:rPr>
-                <w:rFonts w:hint="eastAsia"/>
-                <w:lang w:val="en-US" w:eastAsia="zh-CN"/>
-              </w:rPr>
-              <w:t>g</w:t>
-            </w:r>
-          </w:p>
-        </w:tc>
-        <w:tc>
-          <w:tcPr>
-            <w:tcW w:w="3642" w:type="pct"/>
-            <w:gridSpan w:val="3"/>
-            <w:tcBorders/>
-          </w:tcPr>
-          <w:p>
-            <w:pPr>
-              <w:rPr>
-                <w:rFonts w:hint="default"/>
-                <w:lang w:val="en-US"/>
-              </w:rPr>
-            </w:pPr>
-            <w:r>
-              <w:rPr>
-                <w:rFonts w:hint="default"/>
-                <w:lang w:val="en-US"/>
-              </w:rPr>
-              <w:t xml:space="preserve"/>
-            </w:r>
-          </w:p>
-        </w:tc>
-      </w:tr>
-      <w:tr>
-        <w:trPr>
-          <w:gridAfter w:val="1"/>
-          <w:wAfter w:w="595" w:type="pct"/>
-          <w:trHeight w:val="421" w:hRule="atLeast"/>
-        </w:trPr>
-        <w:tc>
-          <w:tcPr>
-            <w:tcW w:w="761" w:type="pct"/>
-          </w:tcPr>
-          <w:p>
-            <w:pPr>
-              <w:ind w:firstLine="210" w:firstLineChars="100"/>
-            </w:pPr>
-            <w:r>
-              <w:rPr>
-                <w:rFonts w:hint="default"/>
-                <w:lang w:val="en-US"/>
-              </w:rPr>
-              <w:t>c</w:t>
-            </w:r>
-          </w:p>
-        </w:tc>
-        <w:tc>
-          <w:tcPr>
-            <w:tcW w:w="3642" w:type="pct"/>
-            <w:gridSpan w:val="3"/>
-            <w:tcBorders/>
-          </w:tcPr>
-          <w:p>
-            <w:r>
-              <w:rPr>
-                <w:rFonts w:hint="eastAsia"/>
-              </w:rPr>
-              <w:t xml:space="preserve">312312</w:t>
-            </w:r>
-          </w:p>
-        </w:tc>
-      </w:tr>
-      <w:tr>
-        <w:trPr>
-          <w:gridAfter w:val="1"/>
-          <w:wAfter w:w="595" w:type="pct"/>
-          <w:trHeight w:val="421" w:hRule="atLeast"/>
-        </w:trPr>
-        <w:tc>
-          <w:tcPr>
-            <w:tcW w:w="761" w:type="pct"/>
-          </w:tcPr>
-          <w:p>
-            <w:pPr>
-              <w:ind w:firstLine="210" w:firstLineChars="100"/>
-              <w:rPr>
-                <w:rFonts w:hint="eastAsia" w:eastAsia="宋体"/>
-                <w:lang w:val="en-US" w:eastAsia="zh-CN"/>
-              </w:rPr>
-            </w:pPr>
-            <w:r>
-              <w:rPr>
-                <w:rFonts w:hint="eastAsia"/>
-                <w:lang w:val="en-US" w:eastAsia="zh-CN"/>
-              </w:rPr>
-              <w:t>g</w:t>
-            </w:r>
-          </w:p>
-        </w:tc>
-        <w:tc>
-          <w:tcPr>
-            <w:tcW w:w="3642" w:type="pct"/>
-            <w:gridSpan w:val="3"/>
-            <w:tcBorders/>
-          </w:tcPr>
-          <w:p>
-            <w:pPr>
-              <w:rPr>
-                <w:rFonts w:hint="default"/>
-                <w:lang w:val="en-US"/>
-              </w:rPr>
-            </w:pPr>
-            <w:r>
-              <w:rPr>
-                <w:rFonts w:hint="default"/>
-                <w:lang w:val="en-US"/>
-              </w:rPr>
-              <w:t xml:space="preserve"/>
-            </w:r>
-          </w:p>
-        </w:tc>
-      </w:tr>
-      <w:tr>
-        <w:trPr>
-          <w:gridAfter w:val="1"/>
-          <w:wAfter w:w="595" w:type="pct"/>
-          <w:trHeight w:val="421" w:hRule="atLeast"/>
-        </w:trPr>
-        <w:tc>
-          <w:tcPr>
-            <w:tcW w:w="761" w:type="pct"/>
-          </w:tcPr>
-          <w:p>
-            <w:pPr>
-              <w:ind w:firstLine="210" w:firstLineChars="100"/>
-            </w:pPr>
-            <w:r>
-              <w:rPr>
-                <w:rFonts w:hint="default"/>
-                <w:lang w:val="en-US"/>
-              </w:rPr>
-              <w:t>c</w:t>
-            </w:r>
-          </w:p>
-        </w:tc>
-        <w:tc>
-          <w:tcPr>
-            <w:tcW w:w="3642" w:type="pct"/>
-            <w:gridSpan w:val="3"/>
-            <w:tcBorders/>
-          </w:tcPr>
-          <w:p>
-            <w:r>
-              <w:rPr>
-                <w:rFonts w:hint="eastAsia"/>
-              </w:rPr>
-              <w:t xml:space="preserve">412312</w:t>
-            </w:r>
-          </w:p>
-        </w:tc>
-      </w:tr>
-      <w:tr>
-        <w:trPr>
-          <w:gridAfter w:val="1"/>
-          <w:wAfter w:w="595" w:type="pct"/>
-          <w:trHeight w:val="421" w:hRule="atLeast"/>
-        </w:trPr>
-        <w:tc>
-          <w:tcPr>
-            <w:tcW w:w="761" w:type="pct"/>
-          </w:tcPr>
-          <w:p>
-            <w:pPr>
-              <w:ind w:firstLine="210" w:firstLineChars="100"/>
-              <w:rPr>
-                <w:rFonts w:hint="eastAsia" w:eastAsia="宋体"/>
-                <w:lang w:val="en-US" w:eastAsia="zh-CN"/>
-              </w:rPr>
-            </w:pPr>
-            <w:r>
-              <w:rPr>
-                <w:rFonts w:hint="eastAsia"/>
-                <w:lang w:val="en-US" w:eastAsia="zh-CN"/>
-              </w:rPr>
-              <w:t>g</w:t>
-            </w:r>
-          </w:p>
-        </w:tc>
-        <w:tc>
-          <w:tcPr>
-            <w:tcW w:w="3642" w:type="pct"/>
-            <w:gridSpan w:val="3"/>
-            <w:tcBorders/>
-          </w:tcPr>
-          <w:p>
-            <w:pPr>
-              <w:rPr>
-                <w:rFonts w:hint="default"/>
-                <w:lang w:val="en-US"/>
-              </w:rPr>
-            </w:pPr>
-            <w:r>
-              <w:rPr>
-                <w:rFonts w:hint="default"/>
-                <w:lang w:val="en-US"/>
-              </w:rPr>
-              <w:t xml:space="preserve"/>
-            </w:r>
-          </w:p>
-        </w:tc>
-      </w:tr>
-      <w:tr>
-        <w:trPr>
-          <w:gridAfter w:val="1"/>
-          <w:wAfter w:w="595" w:type="pct"/>
-          <w:trHeight w:val="421" w:hRule="atLeast"/>
-        </w:trPr>
-        <w:tc>
-          <w:tcPr>
-            <w:tcW w:w="761" w:type="pct"/>
-          </w:tcPr>
-          <w:p>
-            <w:pPr>
-              <w:ind w:firstLine="210" w:firstLineChars="100"/>
-            </w:pPr>
-            <w:r>
-              <w:rPr>
-                <w:rFonts w:hint="default"/>
-                <w:lang w:val="en-US"/>
-              </w:rPr>
-              <w:t>c</w:t>
-            </w:r>
-          </w:p>
-        </w:tc>
-        <w:tc>
-          <w:tcPr>
-            <w:tcW w:w="3642" w:type="pct"/>
-            <w:gridSpan w:val="3"/>
-            <w:tcBorders/>
-          </w:tcPr>
-          <w:p>
-            <w:r>
-              <w:rPr>
-                <w:rFonts w:hint="eastAsia"/>
-              </w:rPr>
-              <w:t xml:space="preserve">512312</w:t>
-            </w:r>
-          </w:p>
-        </w:tc>
-      </w:tr>
-      <w:tr>
-        <w:trPr>
-          <w:gridAfter w:val="1"/>
-          <w:wAfter w:w="595" w:type="pct"/>
-          <w:trHeight w:val="421" w:hRule="atLeast"/>
-        </w:trPr>
-        <w:tc>
-          <w:tcPr>
-            <w:tcW w:w="761" w:type="pct"/>
-          </w:tcPr>
-          <w:p>
-            <w:pPr>
-              <w:ind w:firstLine="210" w:firstLineChars="100"/>
-              <w:rPr>
-                <w:rFonts w:hint="eastAsia" w:eastAsia="宋体"/>
-                <w:lang w:val="en-US" w:eastAsia="zh-CN"/>
-              </w:rPr>
-            </w:pPr>
-            <w:r>
-              <w:rPr>
-                <w:rFonts w:hint="eastAsia"/>
-                <w:lang w:val="en-US" w:eastAsia="zh-CN"/>
-              </w:rPr>
-              <w:t>g</w:t>
-            </w:r>
-          </w:p>
-        </w:tc>
-        <w:tc>
-          <w:tcPr>
-            <w:tcW w:w="3642" w:type="pct"/>
-            <w:gridSpan w:val="3"/>
-            <w:tcBorders/>
-          </w:tcPr>
-          <w:p>
-            <w:pPr>
-              <w:rPr>
-                <w:rFonts w:hint="default"/>
-                <w:lang w:val="en-US"/>
-              </w:rPr>
-            </w:pPr>
-            <w:r>
-              <w:rPr>
-                <w:rFonts w:hint="default"/>
-                <w:lang w:val="en-US"/>
-              </w:rPr>
-              <w:t xml:space="preserve"/>
-            </w:r>
-          </w:p>
-        </w:tc>
-      </w:tr>
-      <w:tr>
-        <w:trPr>
-          <w:gridAfter w:val="1"/>
-          <w:wAfter w:w="595" w:type="pct"/>
-          <w:trHeight w:val="421" w:hRule="atLeast"/>
-        </w:trPr>
-        <w:tc>
-          <w:tcPr>
-            <w:tcW w:w="761" w:type="pct"/>
-          </w:tcPr>
-          <w:p>
-            <w:pPr>
-              <w:ind w:firstLine="210" w:firstLineChars="100"/>
-              <w:rPr>
-                <w:rFonts w:hint="eastAsia"/>
-                <w:lang w:val="en-US" w:eastAsia="zh-CN"/>
-              </w:rPr>
-            </w:pPr>
-          </w:p>
-        </w:tc>
-        <w:tc>
-          <w:tcPr>
-            <w:tcW w:w="3642" w:type="pct"/>
-            <w:gridSpan w:val="3"/>
-            <w:tcBorders/>
-          </w:tcPr>
-          <w:p>
-            <w:pPr>
-              <w:rPr>
-                <w:rFonts w:hint="default"/>
-                <w:lang w:val="en-US"/>
-              </w:rPr>
-            </w:pPr>
-            <w:r>
-              <w:rPr>
-                <w:rFonts w:hint="default"/>
-                <w:lang w:val="en-US"/>
-              </w:rPr>
-              <w:t xml:space="preserve"/>
             </w:r>
           </w:p>
         </w:tc>
@@ -6855,7 +5317,9 @@
       <w:pPr>
         <w:spacing w:line="360" w:lineRule="auto"/>
         <w:rPr>
-          <w:rFonts w:hint="eastAsia"/>
+          <w:sz w:val="18"/>
+          <w:szCs w:val="18"/>
+          <w:u w:val="single"/>
         </w:rPr>
       </w:pPr>
       <w:r>
@@ -6988,6 +5452,1205 @@
       <w:pPr>
         <w:spacing w:line="360" w:lineRule="auto"/>
         <w:rPr>
+          <w:sz w:val="18"/>
+          <w:szCs w:val="18"/>
+          <w:u w:val="single"/>
+        </w:rPr>
+      </w:pPr>
+    </w:p>
+    <w:p>
+      <w:pPr>
+        <w:spacing w:line="360" w:lineRule="auto"/>
+        <w:rPr>
+          <w:sz w:val="18"/>
+          <w:szCs w:val="18"/>
+          <w:u w:val="single"/>
+        </w:rPr>
+      </w:pPr>
+    </w:p>
+    <w:p>
+      <w:pPr>
+        <w:spacing w:line="360" w:lineRule="auto"/>
+        <w:rPr>
+          <w:sz w:val="18"/>
+          <w:szCs w:val="18"/>
+          <w:u w:val="single"/>
+        </w:rPr>
+      </w:pPr>
+    </w:p>
+    <w:p>
+      <w:pPr>
+        <w:spacing w:line="360" w:lineRule="auto"/>
+        <w:rPr>
+          <w:sz w:val="18"/>
+          <w:szCs w:val="18"/>
+          <w:u w:val="single"/>
+        </w:rPr>
+      </w:pPr>
+    </w:p>
+    <w:p>
+      <w:pPr>
+        <w:spacing w:line="360" w:lineRule="auto"/>
+        <w:rPr>
+          <w:sz w:val="18"/>
+          <w:szCs w:val="18"/>
+          <w:u w:val="single"/>
+        </w:rPr>
+      </w:pPr>
+    </w:p>
+    <w:p>
+      <w:pPr>
+        <w:spacing w:line="360" w:lineRule="auto"/>
+        <w:rPr>
+          <w:sz w:val="18"/>
+          <w:szCs w:val="18"/>
+          <w:u w:val="single"/>
+        </w:rPr>
+      </w:pPr>
+    </w:p>
+    <w:p>
+      <w:pPr>
+        <w:spacing w:line="360" w:lineRule="auto"/>
+        <w:rPr>
+          <w:rFonts w:hint="eastAsia"/>
+          <w:sz w:val="18"/>
+          <w:szCs w:val="18"/>
+          <w:u w:val="single"/>
+        </w:rPr>
+      </w:pPr>
+    </w:p>
+    <w:tbl>
+      <w:tblPr>
+        <w:tblStyle w:val="8"/>
+        <w:tblW w:w="0" w:type="auto"/>
+        <w:tblInd w:w="0" w:type="dxa"/>
+        <w:tblBorders>
+          <w:top w:val="single" w:color="auto" w:sz="4" w:space="0"/>
+          <w:left w:val="single" w:color="auto" w:sz="4" w:space="0"/>
+          <w:bottom w:val="single" w:color="auto" w:sz="4" w:space="0"/>
+          <w:right w:val="single" w:color="auto" w:sz="4" w:space="0"/>
+          <w:insideH w:val="single" w:color="auto" w:sz="4" w:space="0"/>
+          <w:insideV w:val="single" w:color="auto" w:sz="4" w:space="0"/>
+        </w:tblBorders>
+        <w:tblLayout w:type="autofit"/>
+        <w:tblCellMar>
+          <w:left w:w="108" w:type="dxa"/>
+          <w:right w:w="108" w:type="dxa"/>
+        </w:tblCellMar>
+      </w:tblPr>
+      <w:tblGrid>
+        <w:gridCol w:w="2051"/>
+        <w:gridCol w:w="789"/>
+        <w:gridCol w:w="2052"/>
+        <w:gridCol w:w="789"/>
+        <w:gridCol w:w="789"/>
+        <w:gridCol w:w="2052"/>
+      </w:tblGrid>
+      <w:tr>
+        <w:tc>
+          <w:tcPr>
+            <w:tcW w:w="2051" w:type="dxa"/>
+          </w:tcPr>
+          <w:p>
+            <w:pPr>
+              <w:spacing w:line="360" w:lineRule="auto"/>
+              <w:rPr>
+                <w:rFonts w:hint="default" w:eastAsia="宋体"/>
+                <w:vertAlign w:val="baseline"/>
+                <w:lang w:val="en-US" w:eastAsia="zh-CN"/>
+              </w:rPr>
+            </w:pPr>
+            <w:r>
+              <w:rPr>
+                <w:rFonts w:hint="eastAsia"/>
+                <w:vertAlign w:val="baseline"/>
+                <w:lang w:val="en-US" w:eastAsia="zh-CN"/>
+              </w:rPr>
+              <w:t>样品编号</w:t>
+            </w:r>
+            <w:bookmarkStart w:id="0" w:name="_GoBack"/>
+            <w:bookmarkEnd w:id="0"/>
+          </w:p>
+        </w:tc>
+        <w:tc>
+          <w:tcPr>
+            <w:tcW w:w="789" w:type="dxa"/>
+          </w:tcPr>
+          <w:p>
+            <w:pPr>
+              <w:spacing w:line="360" w:lineRule="auto"/>
+              <w:rPr>
+                <w:rFonts w:hint="eastAsia" w:eastAsia="宋体"/>
+                <w:vertAlign w:val="baseline"/>
+                <w:lang w:val="en-US" w:eastAsia="zh-CN"/>
+              </w:rPr>
+            </w:pPr>
+            <w:r>
+              <w:rPr>
+                <w:rFonts w:hint="eastAsia"/>
+                <w:vertAlign w:val="baseline"/>
+                <w:lang w:val="en-US" w:eastAsia="zh-CN"/>
+              </w:rPr>
+              <w:t>浓度</w:t>
+            </w:r>
+          </w:p>
+        </w:tc>
+        <w:tc>
+          <w:tcPr>
+            <w:tcW w:w="2052" w:type="dxa"/>
+          </w:tcPr>
+          <w:p>
+            <w:pPr>
+              <w:spacing w:line="360" w:lineRule="auto"/>
+              <w:rPr>
+                <w:rFonts w:hint="eastAsia" w:eastAsia="宋体"/>
+                <w:vertAlign w:val="baseline"/>
+                <w:lang w:val="en-US" w:eastAsia="zh-CN"/>
+              </w:rPr>
+            </w:pPr>
+            <w:r>
+              <w:rPr>
+                <w:rFonts w:hint="eastAsia"/>
+                <w:vertAlign w:val="baseline"/>
+                <w:lang w:val="en-US" w:eastAsia="zh-CN"/>
+              </w:rPr>
+              <w:t>吸光度</w:t>
+            </w:r>
+          </w:p>
+        </w:tc>
+        <w:tc>
+          <w:tcPr>
+            <w:tcW w:w="789" w:type="dxa"/>
+          </w:tcPr>
+          <w:p>
+            <w:pPr>
+              <w:spacing w:line="360" w:lineRule="auto"/>
+              <w:rPr>
+                <w:rFonts w:hint="eastAsia" w:eastAsia="宋体"/>
+                <w:vertAlign w:val="baseline"/>
+                <w:lang w:val="en-US" w:eastAsia="zh-CN"/>
+              </w:rPr>
+            </w:pPr>
+            <w:r>
+              <w:rPr>
+                <w:rFonts w:hint="eastAsia"/>
+                <w:vertAlign w:val="baseline"/>
+                <w:lang w:val="en-US" w:eastAsia="zh-CN"/>
+              </w:rPr>
+              <w:t>稀释倍数</w:t>
+            </w:r>
+          </w:p>
+        </w:tc>
+        <w:tc>
+          <w:tcPr>
+            <w:tcW w:w="789" w:type="dxa"/>
+          </w:tcPr>
+          <w:p>
+            <w:pPr>
+              <w:spacing w:line="360" w:lineRule="auto"/>
+              <w:rPr>
+                <w:rFonts w:hint="eastAsia" w:eastAsia="宋体"/>
+                <w:vertAlign w:val="baseline"/>
+                <w:lang w:val="en-US" w:eastAsia="zh-CN"/>
+              </w:rPr>
+            </w:pPr>
+            <w:r>
+              <w:rPr>
+                <w:rFonts w:hint="eastAsia"/>
+                <w:vertAlign w:val="baseline"/>
+                <w:lang w:val="en-US" w:eastAsia="zh-CN"/>
+              </w:rPr>
+              <w:t>测定值</w:t>
+            </w:r>
+          </w:p>
+        </w:tc>
+        <w:tc>
+          <w:tcPr>
+            <w:tcW w:w="2052" w:type="dxa"/>
+          </w:tcPr>
+          <w:p>
+            <w:pPr>
+              <w:spacing w:line="360" w:lineRule="auto"/>
+              <w:rPr>
+                <w:rFonts w:hint="eastAsia" w:eastAsia="宋体"/>
+                <w:vertAlign w:val="baseline"/>
+                <w:lang w:val="en-US" w:eastAsia="zh-CN"/>
+              </w:rPr>
+            </w:pPr>
+            <w:r>
+              <w:rPr>
+                <w:rFonts w:hint="eastAsia"/>
+                <w:vertAlign w:val="baseline"/>
+                <w:lang w:val="en-US" w:eastAsia="zh-CN"/>
+              </w:rPr>
+              <w:t>平均值</w:t>
+            </w:r>
+          </w:p>
+        </w:tc>
+      </w:tr>
+      <w:tr>
+        <w:tc>
+          <w:tcPr>
+            <w:tcW w:w="2051" w:type="dxa"/>
+            <w:vMerge w:val="restart"/>
+          </w:tcPr>
+          <w:p>
+            <w:pPr>
+              <w:spacing w:line="360" w:lineRule="auto"/>
+              <w:rPr>
+                <w:rFonts w:hint="eastAsia"/>
+                <w:vertAlign w:val="baseline"/>
+                <w:lang w:val="en-US" w:eastAsia="zh-CN"/>
+              </w:rPr>
+            </w:pPr>
+            <w:r>
+              <w:rPr>
+                <w:rFonts w:hint="eastAsia" w:ascii="宋体" w:hAnsi="宋体"/>
+                <w:color w:val="000000"/>
+                <w:sz w:val="24"/>
+              </w:rPr>
+              <w:t xml:space="preserve">A001</w:t>
+            </w:r>
+          </w:p>
+        </w:tc>
+        <w:tc>
+          <w:tcPr>
+            <w:tcW w:w="789" w:type="dxa"/>
+          </w:tcPr>
+          <w:p>
+            <w:pPr>
+              <w:spacing w:line="360" w:lineRule="auto"/>
+              <w:rPr>
+                <w:rFonts w:hint="eastAsia"/>
+                <w:vertAlign w:val="baseline"/>
+                <w:lang w:val="en-US" w:eastAsia="zh-CN"/>
+              </w:rPr>
+            </w:pPr>
+            <w:r>
+              <w:rPr>
+                <w:rFonts w:hint="eastAsia" w:ascii="宋体" w:hAnsi="宋体"/>
+                <w:color w:val="000000"/>
+                <w:sz w:val="24"/>
+              </w:rPr>
+              <w:t xml:space="preserve">10ml</w:t>
+            </w:r>
+          </w:p>
+        </w:tc>
+        <w:tc>
+          <w:tcPr>
+            <w:tcW w:w="2052" w:type="dxa"/>
+            <w:vMerge w:val="restart"/>
+          </w:tcPr>
+          <w:p>
+            <w:pPr>
+              <w:spacing w:line="360" w:lineRule="auto"/>
+              <w:rPr>
+                <w:rFonts w:hint="eastAsia"/>
+                <w:vertAlign w:val="baseline"/>
+                <w:lang w:val="en-US" w:eastAsia="zh-CN"/>
+              </w:rPr>
+            </w:pPr>
+            <w:r>
+              <w:rPr>
+                <w:rFonts w:hint="eastAsia" w:ascii="宋体" w:hAnsi="宋体"/>
+                <w:color w:val="000000"/>
+                <w:sz w:val="24"/>
+              </w:rPr>
+              <w:t xml:space="preserve">1:10</w:t>
+            </w:r>
+          </w:p>
+        </w:tc>
+        <w:tc>
+          <w:tcPr>
+            <w:tcW w:w="789" w:type="dxa"/>
+          </w:tcPr>
+          <w:p>
+            <w:pPr>
+              <w:spacing w:line="360" w:lineRule="auto"/>
+              <w:rPr>
+                <w:rFonts w:hint="eastAsia"/>
+                <w:vertAlign w:val="baseline"/>
+                <w:lang w:val="en-US" w:eastAsia="zh-CN"/>
+              </w:rPr>
+            </w:pPr>
+            <w:r>
+              <w:rPr>
+                <w:rFonts w:hint="eastAsia" w:ascii="宋体" w:hAnsi="宋体"/>
+                <w:color w:val="000000"/>
+                <w:sz w:val="24"/>
+              </w:rPr>
+              <w:t xml:space="preserve">1:100</w:t>
+            </w:r>
+          </w:p>
+        </w:tc>
+        <w:tc>
+          <w:tcPr>
+            <w:tcW w:w="789" w:type="dxa"/>
+          </w:tcPr>
+          <w:p>
+            <w:pPr>
+              <w:spacing w:line="360" w:lineRule="auto"/>
+              <w:rPr>
+                <w:rFonts w:hint="eastAsia"/>
+                <w:vertAlign w:val="baseline"/>
+                <w:lang w:val="en-US" w:eastAsia="zh-CN"/>
+              </w:rPr>
+            </w:pPr>
+            <w:r>
+              <w:rPr>
+                <w:rFonts w:hint="eastAsia" w:ascii="宋体" w:hAnsi="宋体"/>
+                <w:color w:val="000000"/>
+                <w:sz w:val="24"/>
+              </w:rPr>
+              <w:t xml:space="preserve">1.23</w:t>
+            </w:r>
+          </w:p>
+        </w:tc>
+        <w:tc>
+          <w:tcPr>
+            <w:tcW w:w="2052" w:type="dxa"/>
+            <w:vMerge w:val="restart"/>
+          </w:tcPr>
+          <w:p>
+            <w:pPr>
+              <w:spacing w:line="360" w:lineRule="auto"/>
+              <w:rPr>
+                <w:rFonts w:hint="eastAsia"/>
+                <w:vertAlign w:val="baseline"/>
+                <w:lang w:val="en-US" w:eastAsia="zh-CN"/>
+              </w:rPr>
+            </w:pPr>
+            <w:r>
+              <w:rPr>
+                <w:rFonts w:hint="eastAsia" w:ascii="宋体" w:hAnsi="宋体" w:eastAsia="宋体"/>
+                <w:color w:val="000000"/>
+                <w:sz w:val="24"/>
+                <w:lang w:val="en-US" w:eastAsia="zh-CN"/>
+              </w:rPr>
+              <w:t xml:space="preserve"> </w:t>
+            </w:r>
+            <w:r>
+              <w:rPr>
+                <w:rFonts w:hint="eastAsia" w:ascii="宋体" w:hAnsi="宋体"/>
+                <w:color w:val="000000"/>
+                <w:sz w:val="24"/>
+              </w:rPr>
+              <w:t xml:space="preserve">1.25</w:t>
+            </w:r>
+            <w:r>
+              <w:rPr>
+                <w:rFonts w:hint="eastAsia" w:ascii="宋体" w:hAnsi="宋体" w:eastAsia="宋体"/>
+                <w:color w:val="000000"/>
+                <w:sz w:val="24"/>
+                <w:lang w:val="en-US" w:eastAsia="zh-CN"/>
+              </w:rPr>
+              <w:t xml:space="preserve"> </w:t>
+            </w:r>
+          </w:p>
+        </w:tc>
+      </w:tr>
+      <w:tr>
+        <w:tc>
+          <w:tcPr>
+            <w:tcW w:w="2051" w:type="dxa"/>
+            <w:vMerge w:val="continue"/>
+          </w:tcPr>
+          <w:p>
+            <w:pPr>
+              <w:spacing w:line="360" w:lineRule="auto"/>
+              <w:rPr>
+                <w:rFonts w:hint="eastAsia"/>
+                <w:vertAlign w:val="baseline"/>
+                <w:lang w:val="en-US" w:eastAsia="zh-CN"/>
+              </w:rPr>
+            </w:pPr>
+            <w:r>
+              <w:rPr>
+                <w:rFonts w:hint="eastAsia" w:ascii="宋体" w:hAnsi="宋体"/>
+                <w:color w:val="000000"/>
+                <w:sz w:val="24"/>
+              </w:rPr>
+              <w:t xml:space="preserve"/>
+            </w:r>
+          </w:p>
+        </w:tc>
+        <w:tc>
+          <w:tcPr>
+            <w:tcW w:w="789" w:type="dxa"/>
+          </w:tcPr>
+          <w:p>
+            <w:pPr>
+              <w:spacing w:line="360" w:lineRule="auto"/>
+              <w:rPr>
+                <w:rFonts w:hint="eastAsia"/>
+                <w:vertAlign w:val="baseline"/>
+                <w:lang w:val="en-US" w:eastAsia="zh-CN"/>
+              </w:rPr>
+            </w:pPr>
+            <w:r>
+              <w:rPr>
+                <w:rFonts w:hint="eastAsia" w:ascii="宋体" w:hAnsi="宋体"/>
+                <w:color w:val="000000"/>
+                <w:sz w:val="24"/>
+              </w:rPr>
+              <w:t xml:space="preserve">20ml</w:t>
+            </w:r>
+          </w:p>
+        </w:tc>
+        <w:tc>
+          <w:tcPr>
+            <w:tcW w:w="2052" w:type="dxa"/>
+            <w:vMerge w:val="continue"/>
+          </w:tcPr>
+          <w:p>
+            <w:pPr>
+              <w:spacing w:line="360" w:lineRule="auto"/>
+              <w:rPr>
+                <w:rFonts w:hint="eastAsia"/>
+                <w:vertAlign w:val="baseline"/>
+                <w:lang w:val="en-US" w:eastAsia="zh-CN"/>
+              </w:rPr>
+            </w:pPr>
+            <w:r>
+              <w:rPr>
+                <w:rFonts w:hint="eastAsia" w:ascii="宋体" w:hAnsi="宋体"/>
+                <w:color w:val="000000"/>
+                <w:sz w:val="24"/>
+              </w:rPr>
+              <w:t xml:space="preserve"/>
+            </w:r>
+          </w:p>
+        </w:tc>
+        <w:tc>
+          <w:tcPr>
+            <w:tcW w:w="789" w:type="dxa"/>
+          </w:tcPr>
+          <w:p>
+            <w:pPr>
+              <w:spacing w:line="360" w:lineRule="auto"/>
+              <w:rPr>
+                <w:rFonts w:hint="eastAsia"/>
+                <w:vertAlign w:val="baseline"/>
+                <w:lang w:val="en-US" w:eastAsia="zh-CN"/>
+              </w:rPr>
+            </w:pPr>
+            <w:r>
+              <w:rPr>
+                <w:rFonts w:hint="eastAsia" w:ascii="宋体" w:hAnsi="宋体"/>
+                <w:color w:val="000000"/>
+                <w:sz w:val="24"/>
+              </w:rPr>
+              <w:t xml:space="preserve">1:100</w:t>
+            </w:r>
+          </w:p>
+        </w:tc>
+        <w:tc>
+          <w:tcPr>
+            <w:tcW w:w="789" w:type="dxa"/>
+          </w:tcPr>
+          <w:p>
+            <w:pPr>
+              <w:spacing w:line="360" w:lineRule="auto"/>
+              <w:rPr>
+                <w:rFonts w:hint="eastAsia"/>
+                <w:vertAlign w:val="baseline"/>
+                <w:lang w:val="en-US" w:eastAsia="zh-CN"/>
+              </w:rPr>
+            </w:pPr>
+            <w:r>
+              <w:rPr>
+                <w:rFonts w:hint="eastAsia" w:ascii="宋体" w:hAnsi="宋体"/>
+                <w:color w:val="000000"/>
+                <w:sz w:val="24"/>
+              </w:rPr>
+              <w:t xml:space="preserve">1.27</w:t>
+            </w:r>
+          </w:p>
+        </w:tc>
+        <w:tc>
+          <w:tcPr>
+            <w:tcW w:w="2052" w:type="dxa"/>
+            <w:vMerge w:val="continue"/>
+          </w:tcPr>
+          <w:p>
+            <w:pPr>
+              <w:spacing w:line="360" w:lineRule="auto"/>
+              <w:rPr>
+                <w:rFonts w:hint="eastAsia"/>
+                <w:vertAlign w:val="baseline"/>
+                <w:lang w:val="en-US" w:eastAsia="zh-CN"/>
+              </w:rPr>
+            </w:pPr>
+            <w:r>
+              <w:rPr>
+                <w:rFonts w:hint="eastAsia" w:ascii="宋体" w:hAnsi="宋体" w:eastAsia="宋体"/>
+                <w:color w:val="000000"/>
+                <w:sz w:val="24"/>
+                <w:lang w:val="en-US" w:eastAsia="zh-CN"/>
+              </w:rPr>
+              <w:t xml:space="preserve"/>
+            </w:r>
+            <w:r>
+              <w:rPr>
+                <w:rFonts w:hint="eastAsia" w:ascii="宋体" w:hAnsi="宋体" w:eastAsia="宋体"/>
+                <w:color w:val="000000"/>
+                <w:sz w:val="24"/>
+                <w:lang w:val="en-US" w:eastAsia="zh-CN"/>
+              </w:rPr>
+              <w:t xml:space="preserve"> </w:t>
+            </w:r>
+          </w:p>
+        </w:tc>
+      </w:tr>
+      <w:tr>
+        <w:tc>
+          <w:tcPr>
+            <w:tcW w:w="2051" w:type="dxa"/>
+            <w:vMerge w:val="restart"/>
+          </w:tcPr>
+          <w:p>
+            <w:pPr>
+              <w:spacing w:line="360" w:lineRule="auto"/>
+              <w:rPr>
+                <w:rFonts w:hint="eastAsia"/>
+                <w:vertAlign w:val="baseline"/>
+                <w:lang w:val="en-US" w:eastAsia="zh-CN"/>
+              </w:rPr>
+            </w:pPr>
+            <w:r>
+              <w:rPr>
+                <w:rFonts w:hint="eastAsia" w:ascii="宋体" w:hAnsi="宋体"/>
+                <w:color w:val="000000"/>
+                <w:sz w:val="24"/>
+              </w:rPr>
+              <w:t xml:space="preserve">B002</w:t>
+            </w:r>
+          </w:p>
+        </w:tc>
+        <w:tc>
+          <w:tcPr>
+            <w:tcW w:w="789" w:type="dxa"/>
+          </w:tcPr>
+          <w:p>
+            <w:pPr>
+              <w:spacing w:line="360" w:lineRule="auto"/>
+              <w:rPr>
+                <w:rFonts w:hint="eastAsia"/>
+                <w:vertAlign w:val="baseline"/>
+                <w:lang w:val="en-US" w:eastAsia="zh-CN"/>
+              </w:rPr>
+            </w:pPr>
+            <w:r>
+              <w:rPr>
+                <w:rFonts w:hint="eastAsia" w:ascii="宋体" w:hAnsi="宋体"/>
+                <w:color w:val="000000"/>
+                <w:sz w:val="24"/>
+              </w:rPr>
+              <w:t xml:space="preserve">15ml</w:t>
+            </w:r>
+          </w:p>
+        </w:tc>
+        <w:tc>
+          <w:tcPr>
+            <w:tcW w:w="2052" w:type="dxa"/>
+            <w:vMerge w:val="restart"/>
+          </w:tcPr>
+          <w:p>
+            <w:pPr>
+              <w:spacing w:line="360" w:lineRule="auto"/>
+              <w:rPr>
+                <w:rFonts w:hint="eastAsia"/>
+                <w:vertAlign w:val="baseline"/>
+                <w:lang w:val="en-US" w:eastAsia="zh-CN"/>
+              </w:rPr>
+            </w:pPr>
+            <w:r>
+              <w:rPr>
+                <w:rFonts w:hint="eastAsia" w:ascii="宋体" w:hAnsi="宋体"/>
+                <w:color w:val="000000"/>
+                <w:sz w:val="24"/>
+              </w:rPr>
+              <w:t xml:space="preserve">1:20</w:t>
+            </w:r>
+          </w:p>
+        </w:tc>
+        <w:tc>
+          <w:tcPr>
+            <w:tcW w:w="789" w:type="dxa"/>
+          </w:tcPr>
+          <w:p>
+            <w:pPr>
+              <w:spacing w:line="360" w:lineRule="auto"/>
+              <w:rPr>
+                <w:rFonts w:hint="eastAsia"/>
+                <w:vertAlign w:val="baseline"/>
+                <w:lang w:val="en-US" w:eastAsia="zh-CN"/>
+              </w:rPr>
+            </w:pPr>
+            <w:r>
+              <w:rPr>
+                <w:rFonts w:hint="eastAsia" w:ascii="宋体" w:hAnsi="宋体"/>
+                <w:color w:val="000000"/>
+                <w:sz w:val="24"/>
+              </w:rPr>
+              <w:t xml:space="preserve">1:50</w:t>
+            </w:r>
+          </w:p>
+        </w:tc>
+        <w:tc>
+          <w:tcPr>
+            <w:tcW w:w="789" w:type="dxa"/>
+          </w:tcPr>
+          <w:p>
+            <w:pPr>
+              <w:spacing w:line="360" w:lineRule="auto"/>
+              <w:rPr>
+                <w:rFonts w:hint="eastAsia"/>
+                <w:vertAlign w:val="baseline"/>
+                <w:lang w:val="en-US" w:eastAsia="zh-CN"/>
+              </w:rPr>
+            </w:pPr>
+            <w:r>
+              <w:rPr>
+                <w:rFonts w:hint="eastAsia" w:ascii="宋体" w:hAnsi="宋体"/>
+                <w:color w:val="000000"/>
+                <w:sz w:val="24"/>
+              </w:rPr>
+              <w:t xml:space="preserve">2.08</w:t>
+            </w:r>
+          </w:p>
+        </w:tc>
+        <w:tc>
+          <w:tcPr>
+            <w:tcW w:w="2052" w:type="dxa"/>
+            <w:vMerge w:val="restart"/>
+          </w:tcPr>
+          <w:p>
+            <w:pPr>
+              <w:spacing w:line="360" w:lineRule="auto"/>
+              <w:rPr>
+                <w:rFonts w:hint="eastAsia"/>
+                <w:vertAlign w:val="baseline"/>
+                <w:lang w:val="en-US" w:eastAsia="zh-CN"/>
+              </w:rPr>
+            </w:pPr>
+            <w:r>
+              <w:rPr>
+                <w:rFonts w:hint="eastAsia" w:ascii="宋体" w:hAnsi="宋体" w:eastAsia="宋体"/>
+                <w:color w:val="000000"/>
+                <w:sz w:val="24"/>
+                <w:lang w:val="en-US" w:eastAsia="zh-CN"/>
+              </w:rPr>
+              <w:t xml:space="preserve"> </w:t>
+            </w:r>
+            <w:r>
+              <w:rPr>
+                <w:rFonts w:hint="eastAsia" w:ascii="宋体" w:hAnsi="宋体"/>
+                <w:color w:val="000000"/>
+                <w:sz w:val="24"/>
+              </w:rPr>
+              <w:t xml:space="preserve">2.15</w:t>
+            </w:r>
+            <w:r>
+              <w:rPr>
+                <w:rFonts w:hint="eastAsia" w:ascii="宋体" w:hAnsi="宋体" w:eastAsia="宋体"/>
+                <w:color w:val="000000"/>
+                <w:sz w:val="24"/>
+                <w:lang w:val="en-US" w:eastAsia="zh-CN"/>
+              </w:rPr>
+              <w:t xml:space="preserve"> </w:t>
+            </w:r>
+          </w:p>
+        </w:tc>
+      </w:tr>
+      <w:tr>
+        <w:tc>
+          <w:tcPr>
+            <w:tcW w:w="2051" w:type="dxa"/>
+            <w:vMerge w:val="continue"/>
+          </w:tcPr>
+          <w:p>
+            <w:pPr>
+              <w:spacing w:line="360" w:lineRule="auto"/>
+              <w:rPr>
+                <w:rFonts w:hint="eastAsia"/>
+                <w:vertAlign w:val="baseline"/>
+                <w:lang w:val="en-US" w:eastAsia="zh-CN"/>
+              </w:rPr>
+            </w:pPr>
+            <w:r>
+              <w:rPr>
+                <w:rFonts w:hint="eastAsia" w:ascii="宋体" w:hAnsi="宋体"/>
+                <w:color w:val="000000"/>
+                <w:sz w:val="24"/>
+              </w:rPr>
+              <w:t xml:space="preserve"/>
+            </w:r>
+          </w:p>
+        </w:tc>
+        <w:tc>
+          <w:tcPr>
+            <w:tcW w:w="789" w:type="dxa"/>
+          </w:tcPr>
+          <w:p>
+            <w:pPr>
+              <w:spacing w:line="360" w:lineRule="auto"/>
+              <w:rPr>
+                <w:rFonts w:hint="eastAsia"/>
+                <w:vertAlign w:val="baseline"/>
+                <w:lang w:val="en-US" w:eastAsia="zh-CN"/>
+              </w:rPr>
+            </w:pPr>
+            <w:r>
+              <w:rPr>
+                <w:rFonts w:hint="eastAsia" w:ascii="宋体" w:hAnsi="宋体"/>
+                <w:color w:val="000000"/>
+                <w:sz w:val="24"/>
+              </w:rPr>
+              <w:t xml:space="preserve">12ml</w:t>
+            </w:r>
+          </w:p>
+        </w:tc>
+        <w:tc>
+          <w:tcPr>
+            <w:tcW w:w="2052" w:type="dxa"/>
+            <w:vMerge w:val="continue"/>
+          </w:tcPr>
+          <w:p>
+            <w:pPr>
+              <w:spacing w:line="360" w:lineRule="auto"/>
+              <w:rPr>
+                <w:rFonts w:hint="eastAsia"/>
+                <w:vertAlign w:val="baseline"/>
+                <w:lang w:val="en-US" w:eastAsia="zh-CN"/>
+              </w:rPr>
+            </w:pPr>
+            <w:r>
+              <w:rPr>
+                <w:rFonts w:hint="eastAsia" w:ascii="宋体" w:hAnsi="宋体"/>
+                <w:color w:val="000000"/>
+                <w:sz w:val="24"/>
+              </w:rPr>
+              <w:t xml:space="preserve"/>
+            </w:r>
+          </w:p>
+        </w:tc>
+        <w:tc>
+          <w:tcPr>
+            <w:tcW w:w="789" w:type="dxa"/>
+          </w:tcPr>
+          <w:p>
+            <w:pPr>
+              <w:spacing w:line="360" w:lineRule="auto"/>
+              <w:rPr>
+                <w:rFonts w:hint="eastAsia"/>
+                <w:vertAlign w:val="baseline"/>
+                <w:lang w:val="en-US" w:eastAsia="zh-CN"/>
+              </w:rPr>
+            </w:pPr>
+            <w:r>
+              <w:rPr>
+                <w:rFonts w:hint="eastAsia" w:ascii="宋体" w:hAnsi="宋体"/>
+                <w:color w:val="000000"/>
+                <w:sz w:val="24"/>
+              </w:rPr>
+              <w:t xml:space="preserve">1:50</w:t>
+            </w:r>
+          </w:p>
+        </w:tc>
+        <w:tc>
+          <w:tcPr>
+            <w:tcW w:w="789" w:type="dxa"/>
+          </w:tcPr>
+          <w:p>
+            <w:pPr>
+              <w:spacing w:line="360" w:lineRule="auto"/>
+              <w:rPr>
+                <w:rFonts w:hint="eastAsia"/>
+                <w:vertAlign w:val="baseline"/>
+                <w:lang w:val="en-US" w:eastAsia="zh-CN"/>
+              </w:rPr>
+            </w:pPr>
+            <w:r>
+              <w:rPr>
+                <w:rFonts w:hint="eastAsia" w:ascii="宋体" w:hAnsi="宋体"/>
+                <w:color w:val="000000"/>
+                <w:sz w:val="24"/>
+              </w:rPr>
+              <w:t xml:space="preserve">2.22</w:t>
+            </w:r>
+          </w:p>
+        </w:tc>
+        <w:tc>
+          <w:tcPr>
+            <w:tcW w:w="2052" w:type="dxa"/>
+            <w:vMerge w:val="continue"/>
+          </w:tcPr>
+          <w:p>
+            <w:pPr>
+              <w:spacing w:line="360" w:lineRule="auto"/>
+              <w:rPr>
+                <w:rFonts w:hint="eastAsia"/>
+                <w:vertAlign w:val="baseline"/>
+                <w:lang w:val="en-US" w:eastAsia="zh-CN"/>
+              </w:rPr>
+            </w:pPr>
+            <w:r>
+              <w:rPr>
+                <w:rFonts w:hint="eastAsia" w:ascii="宋体" w:hAnsi="宋体" w:eastAsia="宋体"/>
+                <w:color w:val="000000"/>
+                <w:sz w:val="24"/>
+                <w:lang w:val="en-US" w:eastAsia="zh-CN"/>
+              </w:rPr>
+              <w:t xml:space="preserve"/>
+            </w:r>
+            <w:r>
+              <w:rPr>
+                <w:rFonts w:hint="eastAsia" w:ascii="宋体" w:hAnsi="宋体" w:eastAsia="宋体"/>
+                <w:color w:val="000000"/>
+                <w:sz w:val="24"/>
+                <w:lang w:val="en-US" w:eastAsia="zh-CN"/>
+              </w:rPr>
+              <w:t xml:space="preserve"> </w:t>
+            </w:r>
+          </w:p>
+        </w:tc>
+      </w:tr>
+      <w:tr>
+        <w:tc>
+          <w:tcPr>
+            <w:tcW w:w="2051" w:type="dxa"/>
+            <w:vMerge w:val="restart"/>
+          </w:tcPr>
+          <w:p>
+            <w:pPr>
+              <w:spacing w:line="360" w:lineRule="auto"/>
+              <w:rPr>
+                <w:rFonts w:hint="eastAsia"/>
+                <w:vertAlign w:val="baseline"/>
+                <w:lang w:val="en-US" w:eastAsia="zh-CN"/>
+              </w:rPr>
+            </w:pPr>
+            <w:r>
+              <w:rPr>
+                <w:rFonts w:hint="eastAsia" w:ascii="宋体" w:hAnsi="宋体"/>
+                <w:color w:val="000000"/>
+                <w:sz w:val="24"/>
+              </w:rPr>
+              <w:t xml:space="preserve">C003</w:t>
+            </w:r>
+          </w:p>
+        </w:tc>
+        <w:tc>
+          <w:tcPr>
+            <w:tcW w:w="789" w:type="dxa"/>
+          </w:tcPr>
+          <w:p>
+            <w:pPr>
+              <w:spacing w:line="360" w:lineRule="auto"/>
+              <w:rPr>
+                <w:rFonts w:hint="eastAsia"/>
+                <w:vertAlign w:val="baseline"/>
+                <w:lang w:val="en-US" w:eastAsia="zh-CN"/>
+              </w:rPr>
+            </w:pPr>
+            <w:r>
+              <w:rPr>
+                <w:rFonts w:hint="eastAsia" w:ascii="宋体" w:hAnsi="宋体"/>
+                <w:color w:val="000000"/>
+                <w:sz w:val="24"/>
+              </w:rPr>
+              <w:t xml:space="preserve">18ml</w:t>
+            </w:r>
+          </w:p>
+        </w:tc>
+        <w:tc>
+          <w:tcPr>
+            <w:tcW w:w="2052" w:type="dxa"/>
+            <w:vMerge w:val="restart"/>
+          </w:tcPr>
+          <w:p>
+            <w:pPr>
+              <w:spacing w:line="360" w:lineRule="auto"/>
+              <w:rPr>
+                <w:rFonts w:hint="eastAsia"/>
+                <w:vertAlign w:val="baseline"/>
+                <w:lang w:val="en-US" w:eastAsia="zh-CN"/>
+              </w:rPr>
+            </w:pPr>
+            <w:r>
+              <w:rPr>
+                <w:rFonts w:hint="eastAsia" w:ascii="宋体" w:hAnsi="宋体"/>
+                <w:color w:val="000000"/>
+                <w:sz w:val="24"/>
+              </w:rPr>
+              <w:t xml:space="preserve">1:30</w:t>
+            </w:r>
+          </w:p>
+        </w:tc>
+        <w:tc>
+          <w:tcPr>
+            <w:tcW w:w="789" w:type="dxa"/>
+          </w:tcPr>
+          <w:p>
+            <w:pPr>
+              <w:spacing w:line="360" w:lineRule="auto"/>
+              <w:rPr>
+                <w:rFonts w:hint="eastAsia"/>
+                <w:vertAlign w:val="baseline"/>
+                <w:lang w:val="en-US" w:eastAsia="zh-CN"/>
+              </w:rPr>
+            </w:pPr>
+            <w:r>
+              <w:rPr>
+                <w:rFonts w:hint="eastAsia" w:ascii="宋体" w:hAnsi="宋体"/>
+                <w:color w:val="000000"/>
+                <w:sz w:val="24"/>
+              </w:rPr>
+              <w:t xml:space="preserve">1:200</w:t>
+            </w:r>
+          </w:p>
+        </w:tc>
+        <w:tc>
+          <w:tcPr>
+            <w:tcW w:w="789" w:type="dxa"/>
+          </w:tcPr>
+          <w:p>
+            <w:pPr>
+              <w:spacing w:line="360" w:lineRule="auto"/>
+              <w:rPr>
+                <w:rFonts w:hint="eastAsia"/>
+                <w:vertAlign w:val="baseline"/>
+                <w:lang w:val="en-US" w:eastAsia="zh-CN"/>
+              </w:rPr>
+            </w:pPr>
+            <w:r>
+              <w:rPr>
+                <w:rFonts w:hint="eastAsia" w:ascii="宋体" w:hAnsi="宋体"/>
+                <w:color w:val="000000"/>
+                <w:sz w:val="24"/>
+              </w:rPr>
+              <w:t xml:space="preserve">3.35</w:t>
+            </w:r>
+          </w:p>
+        </w:tc>
+        <w:tc>
+          <w:tcPr>
+            <w:tcW w:w="2052" w:type="dxa"/>
+            <w:vMerge w:val="restart"/>
+          </w:tcPr>
+          <w:p>
+            <w:pPr>
+              <w:spacing w:line="360" w:lineRule="auto"/>
+              <w:rPr>
+                <w:rFonts w:hint="eastAsia"/>
+                <w:vertAlign w:val="baseline"/>
+                <w:lang w:val="en-US" w:eastAsia="zh-CN"/>
+              </w:rPr>
+            </w:pPr>
+            <w:r>
+              <w:rPr>
+                <w:rFonts w:hint="eastAsia" w:ascii="宋体" w:hAnsi="宋体" w:eastAsia="宋体"/>
+                <w:color w:val="000000"/>
+                <w:sz w:val="24"/>
+                <w:lang w:val="en-US" w:eastAsia="zh-CN"/>
+              </w:rPr>
+              <w:t xml:space="preserve"> </w:t>
+            </w:r>
+            <w:r>
+              <w:rPr>
+                <w:rFonts w:hint="eastAsia" w:ascii="宋体" w:hAnsi="宋体"/>
+                <w:color w:val="000000"/>
+                <w:sz w:val="24"/>
+              </w:rPr>
+              <w:t xml:space="preserve">3.40</w:t>
+            </w:r>
+            <w:r>
+              <w:rPr>
+                <w:rFonts w:hint="eastAsia" w:ascii="宋体" w:hAnsi="宋体" w:eastAsia="宋体"/>
+                <w:color w:val="000000"/>
+                <w:sz w:val="24"/>
+                <w:lang w:val="en-US" w:eastAsia="zh-CN"/>
+              </w:rPr>
+              <w:t xml:space="preserve"> </w:t>
+            </w:r>
+          </w:p>
+        </w:tc>
+      </w:tr>
+      <w:tr>
+        <w:tc>
+          <w:tcPr>
+            <w:tcW w:w="2051" w:type="dxa"/>
+            <w:vMerge w:val="continue"/>
+          </w:tcPr>
+          <w:p>
+            <w:pPr>
+              <w:spacing w:line="360" w:lineRule="auto"/>
+              <w:rPr>
+                <w:rFonts w:hint="eastAsia"/>
+                <w:vertAlign w:val="baseline"/>
+                <w:lang w:val="en-US" w:eastAsia="zh-CN"/>
+              </w:rPr>
+            </w:pPr>
+            <w:r>
+              <w:rPr>
+                <w:rFonts w:hint="eastAsia" w:ascii="宋体" w:hAnsi="宋体"/>
+                <w:color w:val="000000"/>
+                <w:sz w:val="24"/>
+              </w:rPr>
+              <w:t xml:space="preserve"/>
+            </w:r>
+          </w:p>
+        </w:tc>
+        <w:tc>
+          <w:tcPr>
+            <w:tcW w:w="789" w:type="dxa"/>
+          </w:tcPr>
+          <w:p>
+            <w:pPr>
+              <w:spacing w:line="360" w:lineRule="auto"/>
+              <w:rPr>
+                <w:rFonts w:hint="eastAsia"/>
+                <w:vertAlign w:val="baseline"/>
+                <w:lang w:val="en-US" w:eastAsia="zh-CN"/>
+              </w:rPr>
+            </w:pPr>
+            <w:r>
+              <w:rPr>
+                <w:rFonts w:hint="eastAsia" w:ascii="宋体" w:hAnsi="宋体"/>
+                <w:color w:val="000000"/>
+                <w:sz w:val="24"/>
+              </w:rPr>
+              <w:t xml:space="preserve">25ml</w:t>
+            </w:r>
+          </w:p>
+        </w:tc>
+        <w:tc>
+          <w:tcPr>
+            <w:tcW w:w="2052" w:type="dxa"/>
+            <w:vMerge w:val="continue"/>
+          </w:tcPr>
+          <w:p>
+            <w:pPr>
+              <w:spacing w:line="360" w:lineRule="auto"/>
+              <w:rPr>
+                <w:rFonts w:hint="eastAsia"/>
+                <w:vertAlign w:val="baseline"/>
+                <w:lang w:val="en-US" w:eastAsia="zh-CN"/>
+              </w:rPr>
+            </w:pPr>
+            <w:r>
+              <w:rPr>
+                <w:rFonts w:hint="eastAsia" w:ascii="宋体" w:hAnsi="宋体"/>
+                <w:color w:val="000000"/>
+                <w:sz w:val="24"/>
+              </w:rPr>
+              <w:t xml:space="preserve"/>
+            </w:r>
+          </w:p>
+        </w:tc>
+        <w:tc>
+          <w:tcPr>
+            <w:tcW w:w="789" w:type="dxa"/>
+          </w:tcPr>
+          <w:p>
+            <w:pPr>
+              <w:spacing w:line="360" w:lineRule="auto"/>
+              <w:rPr>
+                <w:rFonts w:hint="eastAsia"/>
+                <w:vertAlign w:val="baseline"/>
+                <w:lang w:val="en-US" w:eastAsia="zh-CN"/>
+              </w:rPr>
+            </w:pPr>
+            <w:r>
+              <w:rPr>
+                <w:rFonts w:hint="eastAsia" w:ascii="宋体" w:hAnsi="宋体"/>
+                <w:color w:val="000000"/>
+                <w:sz w:val="24"/>
+              </w:rPr>
+              <w:t xml:space="preserve">1:200</w:t>
+            </w:r>
+          </w:p>
+        </w:tc>
+        <w:tc>
+          <w:tcPr>
+            <w:tcW w:w="789" w:type="dxa"/>
+          </w:tcPr>
+          <w:p>
+            <w:pPr>
+              <w:spacing w:line="360" w:lineRule="auto"/>
+              <w:rPr>
+                <w:rFonts w:hint="eastAsia"/>
+                <w:vertAlign w:val="baseline"/>
+                <w:lang w:val="en-US" w:eastAsia="zh-CN"/>
+              </w:rPr>
+            </w:pPr>
+            <w:r>
+              <w:rPr>
+                <w:rFonts w:hint="eastAsia" w:ascii="宋体" w:hAnsi="宋体"/>
+                <w:color w:val="000000"/>
+                <w:sz w:val="24"/>
+              </w:rPr>
+              <w:t xml:space="preserve">3.45</w:t>
+            </w:r>
+          </w:p>
+        </w:tc>
+        <w:tc>
+          <w:tcPr>
+            <w:tcW w:w="2052" w:type="dxa"/>
+            <w:vMerge w:val="continue"/>
+          </w:tcPr>
+          <w:p>
+            <w:pPr>
+              <w:spacing w:line="360" w:lineRule="auto"/>
+              <w:rPr>
+                <w:rFonts w:hint="eastAsia"/>
+                <w:vertAlign w:val="baseline"/>
+                <w:lang w:val="en-US" w:eastAsia="zh-CN"/>
+              </w:rPr>
+            </w:pPr>
+            <w:r>
+              <w:rPr>
+                <w:rFonts w:hint="eastAsia" w:ascii="宋体" w:hAnsi="宋体" w:eastAsia="宋体"/>
+                <w:color w:val="000000"/>
+                <w:sz w:val="24"/>
+                <w:lang w:val="en-US" w:eastAsia="zh-CN"/>
+              </w:rPr>
+              <w:t xml:space="preserve"/>
+            </w:r>
+            <w:r>
+              <w:rPr>
+                <w:rFonts w:hint="eastAsia" w:ascii="宋体" w:hAnsi="宋体" w:eastAsia="宋体"/>
+                <w:color w:val="000000"/>
+                <w:sz w:val="24"/>
+                <w:lang w:val="en-US" w:eastAsia="zh-CN"/>
+              </w:rPr>
+              <w:t xml:space="preserve"> </w:t>
+            </w:r>
+          </w:p>
+        </w:tc>
+      </w:tr>
+    </w:tbl>
+    <w:p>
+      <w:pPr>
+        <w:spacing w:line="360" w:lineRule="auto"/>
+        <w:rPr>
+          <w:rFonts w:hint="eastAsia"/>
+        </w:rPr>
+      </w:pPr>
+    </w:p>
+    <w:p>
+      <w:pPr>
+        <w:spacing w:line="360" w:lineRule="auto"/>
+        <w:rPr>
+          <w:rFonts w:hint="eastAsia"/>
+        </w:rPr>
+      </w:pPr>
+    </w:p>
+    <w:p>
+      <w:pPr>
+        <w:spacing w:line="360" w:lineRule="auto"/>
+        <w:rPr>
           <w:rFonts w:hint="eastAsia"/>
         </w:rPr>
       </w:pPr>
@@ -7105,11 +6768,11 @@
 
 <file path=word/commentsExtended.xml><?xml version="1.0" encoding="utf-8"?>
 <w15:commentsEx xmlns:wpc="http://schemas.microsoft.com/office/word/2010/wordprocessingCanvas" xmlns:mc="http://schemas.openxmlformats.org/markup-compatibility/2006" xmlns:o="urn:schemas-microsoft-com:office:office" xmlns:r="http://schemas.openxmlformats.org/officeDocument/2006/relationships" xmlns:m="http://schemas.openxmlformats.org/officeDocument/2006/math" xmlns:v="urn:schemas-microsoft-com:vml" xmlns:wp14="http://schemas.microsoft.com/office/word/2010/wordprocessingDrawing" xmlns:wp="http://schemas.openxmlformats.org/drawingml/2006/wordprocessingDrawing" xmlns:w="http://schemas.openxmlformats.org/wordprocessingml/2006/main" xmlns:w14="http://schemas.microsoft.com/office/word/2010/wordml" xmlns:w15="http://schemas.microsoft.com/office/word/2012/wordml" xmlns:w10="urn:schemas-microsoft-com:office:word" xmlns:wpg="http://schemas.microsoft.com/office/word/2010/wordprocessingGroup" xmlns:wpi="http://schemas.microsoft.com/office/word/2010/wordprocessingInk" xmlns:wne="http://schemas.microsoft.com/office/word/2006/wordml" xmlns:wps="http://schemas.microsoft.com/office/word/2010/wordprocessingShape" xmlns:wpsCustomData="http://www.wps.cn/officeDocument/2013/wpsCustomData" mc:Ignorable="w14 w15 wp14">
-  <w15:commentEx w15:paraId="3FB56257" w15:done="0"/>
-  <w15:commentEx w15:paraId="5DFDD23B" w15:done="0"/>
-  <w15:commentEx w15:paraId="27EFD17C" w15:done="0"/>
-  <w15:commentEx w15:paraId="DFDEAEE7" w15:done="0"/>
-  <w15:commentEx w15:paraId="D7F98E08" w15:done="0"/>
+  <w15:commentEx w15:paraId="FEDECAD5" w15:done="0"/>
+  <w15:commentEx w15:paraId="F4FC7671" w15:done="0"/>
+  <w15:commentEx w15:paraId="799EBD3D" w15:done="0"/>
+  <w15:commentEx w15:paraId="0DBE4D55" w15:done="0"/>
+  <w15:commentEx w15:paraId="FEBE20ED" w15:done="0"/>
 </w15:commentsEx>
 </file>
 

--- a/utils/report_from_nested_data.docx
+++ b/utils/report_from_nested_data.docx
@@ -5534,7 +5534,9 @@
         </w:tblBorders>
         <w:tblLayout w:type="autofit"/>
         <w:tblCellMar>
+          <w:top w:w="0" w:type="dxa"/>
           <w:left w:w="108" w:type="dxa"/>
+          <w:bottom w:w="0" w:type="dxa"/>
           <w:right w:w="108" w:type="dxa"/>
         </w:tblCellMar>
       </w:tblPr>
@@ -5568,8 +5570,6 @@
               </w:rPr>
               <w:t>样品编号</w:t>
             </w:r>
-            <w:bookmarkStart w:id="0" w:name="_GoBack"/>
-            <w:bookmarkEnd w:id="0"/>
           </w:p>
         </w:tc>
         <w:tc>
@@ -6647,6 +6647,448 @@
         </w:rPr>
       </w:pPr>
     </w:p>
+    <w:tbl>
+      <w:tblPr>
+        <w:tblStyle w:val="8"/>
+        <w:tblW w:w="0" w:type="auto"/>
+        <w:tblInd w:w="0" w:type="dxa"/>
+        <w:tblBorders>
+          <w:top w:val="single" w:color="auto" w:sz="4" w:space="0"/>
+          <w:left w:val="single" w:color="auto" w:sz="4" w:space="0"/>
+          <w:bottom w:val="single" w:color="auto" w:sz="4" w:space="0"/>
+          <w:right w:val="single" w:color="auto" w:sz="4" w:space="0"/>
+          <w:insideH w:val="single" w:color="auto" w:sz="4" w:space="0"/>
+          <w:insideV w:val="single" w:color="auto" w:sz="4" w:space="0"/>
+        </w:tblBorders>
+        <w:tblLayout w:type="autofit"/>
+        <w:tblCellMar>
+          <w:left w:w="108" w:type="dxa"/>
+          <w:right w:w="108" w:type="dxa"/>
+        </w:tblCellMar>
+      </w:tblPr>
+      <w:tblGrid>
+        <w:gridCol w:w="1196"/>
+        <w:gridCol w:w="1147"/>
+        <w:gridCol w:w="1917"/>
+        <w:gridCol w:w="1420"/>
+        <w:gridCol w:w="1420"/>
+        <w:gridCol w:w="1420"/>
+      </w:tblGrid>
+      <w:tr>
+        <w:tc>
+          <w:tcPr>
+            <w:tcW w:w="2294" w:type="dxa"/>
+          </w:tcPr>
+          <w:p>
+            <w:pPr>
+              <w:spacing w:line="360" w:lineRule="auto"/>
+              <w:rPr>
+                <w:rFonts w:hint="eastAsia"/>
+                <w:vertAlign w:val="baseline"/>
+              </w:rPr>
+            </w:pPr>
+            <w:r>
+              <w:rPr>
+                <w:rFonts w:hint="default"/>
+                <w:vertAlign w:val="baseline"/>
+                <w:lang w:val="en-US"/>
+              </w:rPr>
+              <w:t xml:space="preserve">1</w:t>
+            </w:r>
+          </w:p>
+        </w:tc>
+        <w:tc>
+          <w:tcPr>
+            <w:tcW w:w="2294" w:type="dxa"/>
+          </w:tcPr>
+          <w:p>
+            <w:pPr>
+              <w:spacing w:line="360" w:lineRule="auto"/>
+              <w:rPr>
+                <w:rFonts w:hint="eastAsia"/>
+                <w:vertAlign w:val="baseline"/>
+              </w:rPr>
+            </w:pPr>
+            <w:r>
+              <w:rPr>
+                <w:rFonts w:hint="default"/>
+                <w:vertAlign w:val="baseline"/>
+                <w:lang w:val="en-US"/>
+              </w:rPr>
+              <w:t xml:space="preserve">2</w:t>
+            </w:r>
+          </w:p>
+        </w:tc>
+        <w:tc>
+          <w:tcPr>
+            <w:tcW w:w="2294" w:type="dxa"/>
+          </w:tcPr>
+          <w:p>
+            <w:pPr>
+              <w:spacing w:line="360" w:lineRule="auto"/>
+              <w:rPr>
+                <w:rFonts w:hint="eastAsia"/>
+                <w:vertAlign w:val="baseline"/>
+              </w:rPr>
+            </w:pPr>
+            <w:r>
+              <w:rPr>
+                <w:rFonts w:hint="default"/>
+                <w:vertAlign w:val="baseline"/>
+                <w:lang w:val="en-US"/>
+              </w:rPr>
+              <w:t xml:space="preserve">3</w:t>
+            </w:r>
+          </w:p>
+        </w:tc>
+        <w:tc>
+          <w:tcPr>
+            <w:tcW w:w="2294" w:type="dxa"/>
+          </w:tcPr>
+          <w:p>
+            <w:pPr>
+              <w:spacing w:line="360" w:lineRule="auto"/>
+              <w:rPr>
+                <w:rFonts w:hint="eastAsia"/>
+                <w:vertAlign w:val="baseline"/>
+              </w:rPr>
+            </w:pPr>
+            <w:r>
+              <w:rPr>
+                <w:rFonts w:hint="default"/>
+                <w:vertAlign w:val="baseline"/>
+                <w:lang w:val="en-US"/>
+              </w:rPr>
+              <w:t xml:space="preserve">4</w:t>
+            </w:r>
+          </w:p>
+        </w:tc>
+        <w:tc>
+          <w:tcPr>
+            <w:tcW w:w="2294" w:type="dxa"/>
+          </w:tcPr>
+          <w:p>
+            <w:pPr>
+              <w:spacing w:line="360" w:lineRule="auto"/>
+              <w:rPr>
+                <w:rFonts w:hint="eastAsia"/>
+                <w:vertAlign w:val="baseline"/>
+              </w:rPr>
+            </w:pPr>
+            <w:r>
+              <w:rPr>
+                <w:rFonts w:hint="default"/>
+                <w:vertAlign w:val="baseline"/>
+                <w:lang w:val="en-US"/>
+              </w:rPr>
+              <w:t xml:space="preserve">5</w:t>
+            </w:r>
+          </w:p>
+        </w:tc>
+        <w:tc>
+          <w:tcPr>
+            <w:tcW w:w="2294" w:type="dxa"/>
+          </w:tcPr>
+          <w:p>
+            <w:pPr>
+              <w:spacing w:line="360" w:lineRule="auto"/>
+              <w:rPr>
+                <w:rFonts w:hint="eastAsia"/>
+                <w:vertAlign w:val="baseline"/>
+              </w:rPr>
+            </w:pPr>
+            <w:r>
+              <w:rPr>
+                <w:rFonts w:hint="default"/>
+                <w:vertAlign w:val="baseline"/>
+                <w:lang w:val="en-US"/>
+              </w:rPr>
+              <w:t xml:space="preserve">6</w:t>
+            </w:r>
+          </w:p>
+        </w:tc>
+      </w:tr>
+      <w:tr>
+        <w:tc>
+          <w:tcPr>
+            <w:tcW w:w="2294" w:type="dxa"/>
+          </w:tcPr>
+          <w:p>
+            <w:pPr>
+              <w:spacing w:line="360" w:lineRule="auto"/>
+              <w:rPr>
+                <w:rFonts w:hint="default"/>
+                <w:vertAlign w:val="baseline"/>
+                <w:lang w:val="en-US"/>
+              </w:rPr>
+            </w:pPr>
+            <w:r>
+              <w:rPr>
+                <w:rFonts w:hint="default"/>
+                <w:vertAlign w:val="baseline"/>
+                <w:lang w:val="en-US"/>
+              </w:rPr>
+              <w:t xml:space="preserve">1_vvvvvvvvvvvvvvvvvvvvvvvvvvvvvvvvvvvvvvvvvvvv</w:t>
+            </w:r>
+          </w:p>
+        </w:tc>
+        <w:tc>
+          <w:tcPr>
+            <w:tcW w:w="2294" w:type="dxa"/>
+          </w:tcPr>
+          <w:p>
+            <w:pPr>
+              <w:spacing w:line="360" w:lineRule="auto"/>
+              <w:rPr>
+                <w:rFonts w:hint="default"/>
+                <w:vertAlign w:val="baseline"/>
+                <w:lang w:val="en-US"/>
+              </w:rPr>
+            </w:pPr>
+            <w:r>
+              <w:rPr>
+                <w:rFonts w:hint="default"/>
+                <w:vertAlign w:val="baseline"/>
+                <w:lang w:val="en-US"/>
+              </w:rPr>
+              <w:t xml:space="preserve">2_vvvvvvvvvvvvvvvvvvvvvvvvvvvvvvvvvvvvvvvvvvvv</w:t>
+            </w:r>
+          </w:p>
+        </w:tc>
+        <w:tc>
+          <w:tcPr>
+            <w:tcW w:w="2294" w:type="dxa"/>
+          </w:tcPr>
+          <w:p>
+            <w:pPr>
+              <w:spacing w:line="360" w:lineRule="auto"/>
+              <w:rPr>
+                <w:rFonts w:hint="default"/>
+                <w:vertAlign w:val="baseline"/>
+                <w:lang w:val="en-US"/>
+              </w:rPr>
+            </w:pPr>
+            <w:r>
+              <w:rPr>
+                <w:rFonts w:hint="default"/>
+                <w:vertAlign w:val="baseline"/>
+                <w:lang w:val="en-US"/>
+              </w:rPr>
+              <w:t xml:space="preserve">3_vvvvvvvvvvvvvvvvvvvvvvvvvvvvvvvvvvvvvvvvvvvv</w:t>
+            </w:r>
+          </w:p>
+        </w:tc>
+        <w:tc>
+          <w:tcPr>
+            <w:tcW w:w="2294" w:type="dxa"/>
+          </w:tcPr>
+          <w:p>
+            <w:pPr>
+              <w:spacing w:line="360" w:lineRule="auto"/>
+              <w:rPr>
+                <w:rFonts w:hint="default"/>
+                <w:vertAlign w:val="baseline"/>
+                <w:lang w:val="en-US"/>
+              </w:rPr>
+            </w:pPr>
+            <w:r>
+              <w:rPr>
+                <w:rFonts w:hint="default"/>
+                <w:vertAlign w:val="baseline"/>
+                <w:lang w:val="en-US"/>
+              </w:rPr>
+              <w:t xml:space="preserve">4_vvvvvvvvvvvvvvvvvvvvvvvvvvvvvvvvvvvvvvvvvvvv</w:t>
+            </w:r>
+          </w:p>
+        </w:tc>
+        <w:tc>
+          <w:tcPr>
+            <w:tcW w:w="2294" w:type="dxa"/>
+          </w:tcPr>
+          <w:p>
+            <w:pPr>
+              <w:spacing w:line="360" w:lineRule="auto"/>
+              <w:rPr>
+                <w:rFonts w:hint="default"/>
+                <w:vertAlign w:val="baseline"/>
+                <w:lang w:val="en-US"/>
+              </w:rPr>
+            </w:pPr>
+            <w:r>
+              <w:rPr>
+                <w:rFonts w:hint="default"/>
+                <w:vertAlign w:val="baseline"/>
+                <w:lang w:val="en-US"/>
+              </w:rPr>
+              <w:t xml:space="preserve">5_vvvvvvvvvvvvvvvvvvvvvvvvvvvvvvvvvvvvvvvvvvvv</w:t>
+            </w:r>
+          </w:p>
+        </w:tc>
+        <w:tc>
+          <w:tcPr>
+            <w:tcW w:w="2294" w:type="dxa"/>
+          </w:tcPr>
+          <w:p>
+            <w:pPr>
+              <w:spacing w:line="360" w:lineRule="auto"/>
+              <w:rPr>
+                <w:rFonts w:hint="default"/>
+                <w:vertAlign w:val="baseline"/>
+                <w:lang w:val="en-US"/>
+              </w:rPr>
+            </w:pPr>
+            <w:r>
+              <w:rPr>
+                <w:rFonts w:hint="default"/>
+                <w:vertAlign w:val="baseline"/>
+                <w:lang w:val="en-US"/>
+              </w:rPr>
+              <w:t xml:space="preserve">6_vvvvvvvvvvvvvvvvvvvvvvvvvvvvvvvvvvvvvvvvvvvv</w:t>
+            </w:r>
+          </w:p>
+        </w:tc>
+      </w:tr>
+      <w:tr>
+        <w:tc>
+          <w:tcPr>
+            <w:tcW w:w="2294" w:type="dxa"/>
+          </w:tcPr>
+          <w:p>
+            <w:pPr>
+              <w:spacing w:line="360" w:lineRule="auto"/>
+              <w:rPr>
+                <w:rFonts w:hint="default"/>
+                <w:vertAlign w:val="baseline"/>
+                <w:lang w:val="en-US"/>
+              </w:rPr>
+            </w:pPr>
+            <w:r>
+              <w:rPr>
+                <w:rFonts w:hint="default"/>
+                <w:vertAlign w:val="baseline"/>
+                <w:lang w:val="en-US"/>
+              </w:rPr>
+              <w:t xml:space="preserve">1_vvvvvvvvvvvvvvvvvvvvvvvvvvvvvvvvvvvvvvvvvvvv</w:t>
+            </w:r>
+          </w:p>
+        </w:tc>
+        <w:tc>
+          <w:tcPr>
+            <w:tcW w:w="2294" w:type="dxa"/>
+          </w:tcPr>
+          <w:p>
+            <w:pPr>
+              <w:spacing w:line="360" w:lineRule="auto"/>
+              <w:rPr>
+                <w:rFonts w:hint="default"/>
+                <w:vertAlign w:val="baseline"/>
+                <w:lang w:val="en-US"/>
+              </w:rPr>
+            </w:pPr>
+            <w:r>
+              <w:rPr>
+                <w:rFonts w:hint="default"/>
+                <w:vertAlign w:val="baseline"/>
+                <w:lang w:val="en-US"/>
+              </w:rPr>
+              <w:t xml:space="preserve">2_vvvvvvvvvvvvvvvvvvvvvvvvvvvvvvvvvvvvvvvvvvvv</w:t>
+            </w:r>
+          </w:p>
+        </w:tc>
+        <w:tc>
+          <w:tcPr>
+            <w:tcW w:w="2294" w:type="dxa"/>
+          </w:tcPr>
+          <w:p>
+            <w:pPr>
+              <w:spacing w:line="360" w:lineRule="auto"/>
+              <w:rPr>
+                <w:rFonts w:hint="default"/>
+                <w:vertAlign w:val="baseline"/>
+                <w:lang w:val="en-US"/>
+              </w:rPr>
+            </w:pPr>
+            <w:r>
+              <w:rPr>
+                <w:rFonts w:hint="default"/>
+                <w:vertAlign w:val="baseline"/>
+                <w:lang w:val="en-US"/>
+              </w:rPr>
+              <w:t xml:space="preserve">3_vvvvvvvvvvvvvvvvvvvvvvvvvvvvvvvvvvvvvvvvvvvv</w:t>
+            </w:r>
+          </w:p>
+        </w:tc>
+        <w:tc>
+          <w:tcPr>
+            <w:tcW w:w="2294" w:type="dxa"/>
+          </w:tcPr>
+          <w:p>
+            <w:pPr>
+              <w:spacing w:line="360" w:lineRule="auto"/>
+              <w:rPr>
+                <w:rFonts w:hint="default"/>
+                <w:vertAlign w:val="baseline"/>
+                <w:lang w:val="en-US"/>
+              </w:rPr>
+            </w:pPr>
+            <w:r>
+              <w:rPr>
+                <w:rFonts w:hint="default"/>
+                <w:vertAlign w:val="baseline"/>
+                <w:lang w:val="en-US"/>
+              </w:rPr>
+              <w:t xml:space="preserve">4_vvvvvvvvvvvvvvvvvvvvvvvvvvvvvvvvvvvvvvvvvvvv</w:t>
+            </w:r>
+          </w:p>
+        </w:tc>
+        <w:tc>
+          <w:tcPr>
+            <w:tcW w:w="2294" w:type="dxa"/>
+          </w:tcPr>
+          <w:p>
+            <w:pPr>
+              <w:spacing w:line="360" w:lineRule="auto"/>
+              <w:rPr>
+                <w:rFonts w:hint="default"/>
+                <w:vertAlign w:val="baseline"/>
+                <w:lang w:val="en-US"/>
+              </w:rPr>
+            </w:pPr>
+            <w:r>
+              <w:rPr>
+                <w:rFonts w:hint="default"/>
+                <w:vertAlign w:val="baseline"/>
+                <w:lang w:val="en-US"/>
+              </w:rPr>
+              <w:t xml:space="preserve">5_vvvvvvvvvvvvvvvvvvvvvvvvvvvvvvvvvvvvvvvvvvvv</w:t>
+            </w:r>
+          </w:p>
+        </w:tc>
+        <w:tc>
+          <w:tcPr>
+            <w:tcW w:w="2294" w:type="dxa"/>
+          </w:tcPr>
+          <w:p>
+            <w:pPr>
+              <w:spacing w:line="360" w:lineRule="auto"/>
+              <w:rPr>
+                <w:rFonts w:hint="default"/>
+                <w:vertAlign w:val="baseline"/>
+                <w:lang w:val="en-US"/>
+              </w:rPr>
+            </w:pPr>
+            <w:r>
+              <w:rPr>
+                <w:rFonts w:hint="default"/>
+                <w:vertAlign w:val="baseline"/>
+                <w:lang w:val="en-US"/>
+              </w:rPr>
+              <w:t xml:space="preserve">6_vvvvvvvvvvvvvvvvvvvvvvvvvvvvvvvvvvvvvvvvvvvv</w:t>
+            </w:r>
+          </w:p>
+        </w:tc>
+      </w:tr>
+    </w:tbl>
     <w:p>
       <w:pPr>
         <w:spacing w:line="360" w:lineRule="auto"/>
@@ -6848,7 +7290,7 @@
         </mc:Choice>
         <mc:Fallback>
           <w:pict>
-            <v:shape id="_x0000_s1026" o:spid="_x0000_s1026" o:spt="202" type="#_x0000_t202" style="position:absolute;left:0pt;margin-left:351.55pt;margin-top:-6pt;height:34.85pt;width:90pt;mso-position-horizontal-relative:margin;z-index:251659264;mso-width-relative:page;mso-height-relative:page;" filled="f" stroked="f" coordsize="21600,21600" o:gfxdata="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">
+            <v:shape id="_x0000_s1026" o:spid="_x0000_s1026" o:spt="202" type="#_x0000_t202" style="position:absolute;left:0pt;margin-left:351.55pt;margin-top:-6pt;height:34.85pt;width:90pt;mso-position-horizontal-relative:margin;z-index:251659264;mso-width-relative:page;mso-height-relative:page;" filled="f" stroked="f" coordsize="21600,21600" o:gfxdata="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">
               <v:fill on="f" focussize="0,0"/>
               <v:stroke on="f" weight="0.5pt"/>
               <v:imagedata o:title=""/>
@@ -7743,9 +8185,7 @@
 
 <file path=customXml/item1.xml><?xml version="1.0" encoding="utf-8"?>
 <s:customData xmlns="http://www.wps.cn/officeDocument/2013/wpsCustomData" xmlns:s="http://www.wps.cn/officeDocument/2013/wpsCustomData">
-  <customSectProps>
-    <customSectPr/>
-  </customSectProps>
+  <customSectProps/>
   <customShpExts>
     <customShpInfo spid="_x0000_s1026" textRotate="1"/>
   </customShpExts>

--- a/utils/report_from_nested_data.docx
+++ b/utils/report_from_nested_data.docx
@@ -6662,7 +6662,9 @@
         </w:tblBorders>
         <w:tblLayout w:type="autofit"/>
         <w:tblCellMar>
+          <w:top w:w="0" w:type="dxa"/>
           <w:left w:w="108" w:type="dxa"/>
+          <w:bottom w:w="0" w:type="dxa"/>
           <w:right w:w="108" w:type="dxa"/>
         </w:tblCellMar>
       </w:tblPr>
@@ -7089,6 +7091,266 @@
         </w:tc>
       </w:tr>
     </w:tbl>
+    <w:p>
+      <w:pPr>
+        <w:spacing w:line="360" w:lineRule="auto"/>
+        <w:rPr>
+          <w:rFonts w:hint="eastAsia"/>
+        </w:rPr>
+      </w:pPr>
+    </w:p>
+    <w:p>
+      <w:pPr>
+        <w:spacing w:line="360" w:lineRule="auto"/>
+        <w:rPr>
+          <w:rFonts w:hint="eastAsia"/>
+        </w:rPr>
+      </w:pPr>
+    </w:p>
+    <w:p>
+      <w:pPr>
+        <w:spacing w:line="360" w:lineRule="auto"/>
+        <w:rPr>
+          <w:rFonts w:hint="eastAsia"/>
+        </w:rPr>
+      </w:pPr>
+    </w:p>
+    <w:p>
+      <w:pPr>
+        <w:keepNext w:val="0"/>
+        <w:keepLines w:val="0"/>
+        <w:widowControl/>
+        <w:suppressLineNumbers w:val="0"/>
+        <w:jc w:val="left"/>
+        <w:rPr>
+          <w:rFonts w:hint="default" w:asciiTheme="minorEastAsia" w:hAnsiTheme="minorEastAsia" w:cstheme="minorEastAsia"/>
+          <w:color w:val="000000"/>
+          <w:kern w:val="0"/>
+          <w:sz w:val="18"/>
+          <w:szCs w:val="18"/>
+          <w:lang w:val="en-US" w:eastAsia="zh-CN" w:bidi="ar"/>
+        </w:rPr>
+      </w:pPr>
+      <w:r>
+        <w:rPr>
+          <w:rFonts w:hint="eastAsia" w:asciiTheme="minorEastAsia" w:hAnsiTheme="minorEastAsia" w:eastAsiaTheme="minorEastAsia" w:cstheme="minorEastAsia"/>
+          <w:color w:val="000000"/>
+          <w:kern w:val="0"/>
+          <w:sz w:val="18"/>
+          <w:szCs w:val="18"/>
+          <w:lang w:val="en-US" w:eastAsia="zh-CN" w:bidi="ar"/>
+        </w:rPr>
+        <w:t xml:space="preserve">k0: 1312321312</w:t>
+      </w:r>
+      <w:r>
+        <w:rPr>
+          <w:rFonts w:hint="default" w:asciiTheme="minorEastAsia" w:hAnsiTheme="minorEastAsia" w:cstheme="minorEastAsia"/>
+          <w:color w:val="000000"/>
+          <w:kern w:val="0"/>
+          <w:sz w:val="18"/>
+          <w:szCs w:val="18"/>
+          <w:lang w:val="en-US" w:eastAsia="zh-CN" w:bidi="ar"/>
+        </w:rPr>
+        <w:t xml:space="preserve"/>
+      </w:r>
+    </w:p>
+    <w:p>
+      <w:pPr>
+        <w:keepNext w:val="0"/>
+        <w:keepLines w:val="0"/>
+        <w:widowControl/>
+        <w:suppressLineNumbers w:val="0"/>
+        <w:jc w:val="left"/>
+        <w:rPr>
+          <w:rFonts w:hint="eastAsia" w:asciiTheme="minorEastAsia" w:hAnsiTheme="minorEastAsia" w:eastAsiaTheme="minorEastAsia" w:cstheme="minorEastAsia"/>
+          <w:color w:val="000000"/>
+          <w:kern w:val="0"/>
+          <w:sz w:val="18"/>
+          <w:szCs w:val="18"/>
+          <w:lang w:val="en-US" w:eastAsia="zh-CN" w:bidi="ar"/>
+        </w:rPr>
+      </w:pPr>
+      <w:r>
+        <w:rPr>
+          <w:rFonts w:hint="default" w:asciiTheme="minorEastAsia" w:hAnsiTheme="minorEastAsia" w:eastAsiaTheme="minorEastAsia" w:cstheme="minorEastAsia"/>
+          <w:color w:val="000000"/>
+          <w:kern w:val="0"/>
+          <w:sz w:val="18"/>
+          <w:szCs w:val="18"/>
+          <w:lang w:val="en-US" w:eastAsia="zh-CN" w:bidi="ar"/>
+        </w:rPr>
+        <w:t xml:space="preserve"/>
+      </w:r>
+      <w:bookmarkStart w:id="0" w:name="_GoBack"/>
+      <w:bookmarkEnd w:id="0"/>
+      <w:r>
+        <w:rPr>
+          <w:rFonts w:hint="eastAsia" w:asciiTheme="minorEastAsia" w:hAnsiTheme="minorEastAsia" w:eastAsiaTheme="minorEastAsia" w:cstheme="minorEastAsia"/>
+          <w:color w:val="000000"/>
+          <w:kern w:val="0"/>
+          <w:sz w:val="18"/>
+          <w:szCs w:val="18"/>
+          <w:lang w:val="en-US" w:eastAsia="zh-CN" w:bidi="ar"/>
+        </w:rPr>
+        <w:t xml:space="preserve">k1: 35235235</w:t>
+      </w:r>
+      <w:r>
+        <w:rPr>
+          <w:rFonts w:hint="default" w:asciiTheme="minorEastAsia" w:hAnsiTheme="minorEastAsia" w:cstheme="minorEastAsia"/>
+          <w:color w:val="000000"/>
+          <w:kern w:val="0"/>
+          <w:sz w:val="18"/>
+          <w:szCs w:val="18"/>
+          <w:lang w:val="en-US" w:eastAsia="zh-CN" w:bidi="ar"/>
+        </w:rPr>
+        <w:t xml:space="preserve"/>
+      </w:r>
+    </w:p>
+    <w:p>
+      <w:pPr>
+        <w:keepNext w:val="0"/>
+        <w:keepLines w:val="0"/>
+        <w:widowControl/>
+        <w:suppressLineNumbers w:val="0"/>
+        <w:jc w:val="left"/>
+        <w:rPr>
+          <w:rFonts w:hint="eastAsia" w:asciiTheme="minorEastAsia" w:hAnsiTheme="minorEastAsia" w:eastAsiaTheme="minorEastAsia" w:cstheme="minorEastAsia"/>
+          <w:color w:val="000000"/>
+          <w:kern w:val="0"/>
+          <w:sz w:val="18"/>
+          <w:szCs w:val="18"/>
+          <w:lang w:val="en-US" w:eastAsia="zh-CN" w:bidi="ar"/>
+        </w:rPr>
+      </w:pPr>
+      <w:r>
+        <w:rPr>
+          <w:rFonts w:hint="default" w:asciiTheme="minorEastAsia" w:hAnsiTheme="minorEastAsia" w:eastAsiaTheme="minorEastAsia" w:cstheme="minorEastAsia"/>
+          <w:color w:val="000000"/>
+          <w:kern w:val="0"/>
+          <w:sz w:val="18"/>
+          <w:szCs w:val="18"/>
+          <w:lang w:val="en-US" w:eastAsia="zh-CN" w:bidi="ar"/>
+        </w:rPr>
+        <w:t xml:space="preserve"/>
+      </w:r>
+      <w:bookmarkStart w:id="0" w:name="_GoBack"/>
+      <w:bookmarkEnd w:id="0"/>
+      <w:r>
+        <w:rPr>
+          <w:rFonts w:hint="eastAsia" w:asciiTheme="minorEastAsia" w:hAnsiTheme="minorEastAsia" w:eastAsiaTheme="minorEastAsia" w:cstheme="minorEastAsia"/>
+          <w:color w:val="000000"/>
+          <w:kern w:val="0"/>
+          <w:sz w:val="18"/>
+          <w:szCs w:val="18"/>
+          <w:lang w:val="en-US" w:eastAsia="zh-CN" w:bidi="ar"/>
+        </w:rPr>
+        <w:t xml:space="preserve">k2: 64645645</w:t>
+      </w:r>
+      <w:r>
+        <w:rPr>
+          <w:rFonts w:hint="default" w:asciiTheme="minorEastAsia" w:hAnsiTheme="minorEastAsia" w:cstheme="minorEastAsia"/>
+          <w:color w:val="000000"/>
+          <w:kern w:val="0"/>
+          <w:sz w:val="18"/>
+          <w:szCs w:val="18"/>
+          <w:lang w:val="en-US" w:eastAsia="zh-CN" w:bidi="ar"/>
+        </w:rPr>
+        <w:t xml:space="preserve"/>
+      </w:r>
+    </w:p>
+    <w:p>
+      <w:pPr>
+        <w:keepNext w:val="0"/>
+        <w:keepLines w:val="0"/>
+        <w:widowControl/>
+        <w:suppressLineNumbers w:val="0"/>
+        <w:jc w:val="left"/>
+        <w:rPr>
+          <w:rFonts w:hint="eastAsia" w:asciiTheme="minorEastAsia" w:hAnsiTheme="minorEastAsia" w:eastAsiaTheme="minorEastAsia" w:cstheme="minorEastAsia"/>
+          <w:color w:val="000000"/>
+          <w:kern w:val="0"/>
+          <w:sz w:val="18"/>
+          <w:szCs w:val="18"/>
+          <w:lang w:val="en-US" w:eastAsia="zh-CN" w:bidi="ar"/>
+        </w:rPr>
+      </w:pPr>
+      <w:r>
+        <w:rPr>
+          <w:rFonts w:hint="default" w:asciiTheme="minorEastAsia" w:hAnsiTheme="minorEastAsia" w:eastAsiaTheme="minorEastAsia" w:cstheme="minorEastAsia"/>
+          <w:color w:val="000000"/>
+          <w:kern w:val="0"/>
+          <w:sz w:val="18"/>
+          <w:szCs w:val="18"/>
+          <w:lang w:val="en-US" w:eastAsia="zh-CN" w:bidi="ar"/>
+        </w:rPr>
+        <w:t xml:space="preserve"/>
+      </w:r>
+      <w:bookmarkStart w:id="0" w:name="_GoBack"/>
+      <w:bookmarkEnd w:id="0"/>
+      <w:r>
+        <w:rPr>
+          <w:rFonts w:hint="eastAsia" w:asciiTheme="minorEastAsia" w:hAnsiTheme="minorEastAsia" w:eastAsiaTheme="minorEastAsia" w:cstheme="minorEastAsia"/>
+          <w:color w:val="000000"/>
+          <w:kern w:val="0"/>
+          <w:sz w:val="18"/>
+          <w:szCs w:val="18"/>
+          <w:lang w:val="en-US" w:eastAsia="zh-CN" w:bidi="ar"/>
+        </w:rPr>
+        <w:t xml:space="preserve">k3: 756756756</w:t>
+      </w:r>
+      <w:r>
+        <w:rPr>
+          <w:rFonts w:hint="default" w:asciiTheme="minorEastAsia" w:hAnsiTheme="minorEastAsia" w:cstheme="minorEastAsia"/>
+          <w:color w:val="000000"/>
+          <w:kern w:val="0"/>
+          <w:sz w:val="18"/>
+          <w:szCs w:val="18"/>
+          <w:lang w:val="en-US" w:eastAsia="zh-CN" w:bidi="ar"/>
+        </w:rPr>
+        <w:t xml:space="preserve"/>
+      </w:r>
+      <w:bookmarkStart w:id="0" w:name="_GoBack"/>
+      <w:bookmarkEnd w:id="0"/>
+      <w:r>
+        <w:rPr>
+          <w:rFonts w:hint="eastAsia" w:asciiTheme="minorEastAsia" w:hAnsiTheme="minorEastAsia" w:eastAsiaTheme="minorEastAsia" w:cstheme="minorEastAsia"/>
+          <w:color w:val="000000"/>
+          <w:kern w:val="0"/>
+          <w:sz w:val="18"/>
+          <w:szCs w:val="18"/>
+          <w:lang w:val="en-US" w:eastAsia="zh-CN" w:bidi="ar"/>
+        </w:rPr>
+        <w:t xml:space="preserve"/>
+      </w:r>
+    </w:p>
+    <w:p>
+      <w:pPr>
+        <w:keepNext w:val="0"/>
+        <w:keepLines w:val="0"/>
+        <w:widowControl/>
+        <w:suppressLineNumbers w:val="0"/>
+        <w:jc w:val="left"/>
+        <w:rPr>
+          <w:rFonts w:hint="default" w:asciiTheme="minorEastAsia" w:hAnsiTheme="minorEastAsia" w:eastAsiaTheme="minorEastAsia" w:cstheme="minorEastAsia"/>
+          <w:color w:val="000000"/>
+          <w:kern w:val="0"/>
+          <w:sz w:val="18"/>
+          <w:szCs w:val="18"/>
+          <w:lang w:val="en-US" w:eastAsia="zh-CN" w:bidi="ar"/>
+        </w:rPr>
+      </w:pPr>
+      <w:r>
+        <w:rPr>
+          <w:rFonts w:hint="default" w:asciiTheme="minorEastAsia" w:hAnsiTheme="minorEastAsia" w:eastAsiaTheme="minorEastAsia" w:cstheme="minorEastAsia"/>
+          <w:color w:val="000000"/>
+          <w:kern w:val="0"/>
+          <w:sz w:val="18"/>
+          <w:szCs w:val="18"/>
+          <w:lang w:val="en-US" w:eastAsia="zh-CN" w:bidi="ar"/>
+        </w:rPr>
+        <w:t>dwadwfw</w:t>
+      </w:r>
+    </w:p>
     <w:p>
       <w:pPr>
         <w:spacing w:line="360" w:lineRule="auto"/>

--- a/utils/report_from_nested_data.docx
+++ b/utils/report_from_nested_data.docx
@@ -641,9 +641,46 @@
             <w:gridSpan w:val="6"/>
             <w:noWrap w:val="0"/>
             <w:vAlign w:val="center"/>
-          </w:tcPr>
-          <w:p>
-            <w:pPr>
+            <w:tcMar>
+              <w:top w:w="0" w:type="dxa"/>
+              <w:left w:w="0" w:type="dxa"/>
+              <w:bottom w:w="0" w:type="dxa"/>
+              <w:right w:w="0" w:type="dxa"/>
+            </w:tcMar>
+            <w:tcMar>
+              <w:top w:w="0" w:type="dxa"/>
+              <w:left w:w="0" w:type="dxa"/>
+              <w:bottom w:w="0" w:type="dxa"/>
+              <w:right w:w="0" w:type="dxa"/>
+            </w:tcMar>
+            <w:tcMar>
+              <w:top w:w="0" w:type="dxa"/>
+              <w:left w:w="0" w:type="dxa"/>
+              <w:bottom w:w="0" w:type="dxa"/>
+              <w:right w:w="0" w:type="dxa"/>
+            </w:tcMar>
+            <w:tcMar>
+              <w:top w:w="0" w:type="dxa"/>
+              <w:left w:w="0" w:type="dxa"/>
+              <w:bottom w:w="0" w:type="dxa"/>
+              <w:right w:w="0" w:type="dxa"/>
+            </w:tcMar>
+            <w:tcMar>
+              <w:top w:w="0" w:type="dxa"/>
+              <w:left w:w="0" w:type="dxa"/>
+              <w:bottom w:w="0" w:type="dxa"/>
+              <w:right w:w="0" w:type="dxa"/>
+            </w:tcMar>
+            <w:tcMar>
+              <w:top w:w="0" w:type="dxa"/>
+              <w:left w:w="0" w:type="dxa"/>
+              <w:bottom w:w="0" w:type="dxa"/>
+              <w:right w:w="0" w:type="dxa"/>
+            </w:tcMar>
+          </w:tcPr>
+          <w:p>
+            <w:pPr>
+              <w:spacing w:before="0" w:after="0" w:line="240" w:lineRule="auto"/>
               <w:ind w:firstLine="261" w:firstLineChars="145"/>
             </w:pPr>
             <w:r>
@@ -693,7 +730,13 @@
             <w:tr>
               <w:tc>
                 <w:tcPr>
-                  <w:tcW w:w="1198" w:type="dxa"/>
+                  <w:noWrap/>
+                  <w:noWrap/>
+                  <w:noWrap/>
+                  <w:noWrap/>
+                  <w:noWrap/>
+                  <w:noWrap/>
+                  <w:tcW w:w="2360" w:type="dxa"/>
                 </w:tcPr>
                 <w:p>
                   <w:pPr>
@@ -962,7 +1005,13 @@
             <w:tr>
               <w:tc>
                 <w:tcPr>
-                  <w:tcW w:w="1198" w:type="dxa"/>
+                  <w:noWrap/>
+                  <w:noWrap/>
+                  <w:noWrap/>
+                  <w:noWrap/>
+                  <w:noWrap/>
+                  <w:noWrap/>
+                  <w:tcW w:w="2360" w:type="dxa"/>
                 </w:tcPr>
                 <w:p>
                   <w:pPr>
@@ -1231,7 +1280,13 @@
             <w:tr>
               <w:tc>
                 <w:tcPr>
-                  <w:tcW w:w="1198" w:type="dxa"/>
+                  <w:noWrap/>
+                  <w:noWrap/>
+                  <w:noWrap/>
+                  <w:noWrap/>
+                  <w:noWrap/>
+                  <w:noWrap/>
+                  <w:tcW w:w="2360" w:type="dxa"/>
                 </w:tcPr>
                 <w:p>
                   <w:pPr>
@@ -1500,7 +1555,13 @@
             <w:tr>
               <w:tc>
                 <w:tcPr>
-                  <w:tcW w:w="1198" w:type="dxa"/>
+                  <w:noWrap/>
+                  <w:noWrap/>
+                  <w:noWrap/>
+                  <w:noWrap/>
+                  <w:noWrap/>
+                  <w:noWrap/>
+                  <w:tcW w:w="2360" w:type="dxa"/>
                 </w:tcPr>
                 <w:p>
                   <w:pPr>
@@ -1769,7 +1830,13 @@
             <w:tr>
               <w:tc>
                 <w:tcPr>
-                  <w:tcW w:w="1198" w:type="dxa"/>
+                  <w:noWrap/>
+                  <w:noWrap/>
+                  <w:noWrap/>
+                  <w:noWrap/>
+                  <w:noWrap/>
+                  <w:noWrap/>
+                  <w:tcW w:w="2360" w:type="dxa"/>
                 </w:tcPr>
                 <w:p>
                   <w:pPr>
@@ -1817,7 +1884,13 @@
             <w:tr>
               <w:tc>
                 <w:tcPr>
-                  <w:tcW w:w="1198" w:type="dxa"/>
+                  <w:noWrap/>
+                  <w:noWrap/>
+                  <w:noWrap/>
+                  <w:noWrap/>
+                  <w:noWrap/>
+                  <w:noWrap/>
+                  <w:tcW w:w="2360" w:type="dxa"/>
                 </w:tcPr>
                 <w:p>
                   <w:pPr>
@@ -1996,6 +2069,7 @@
           </w:tbl>
           <w:p>
             <w:pPr>
+              <w:spacing w:before="0" w:after="0" w:line="240" w:lineRule="auto"/>
               <w:ind w:firstLine="304" w:firstLineChars="145"/>
               <w:rPr>
                 <w:rFonts w:hint="eastAsia"/>
@@ -2033,7 +2107,6 @@
               </w:trPr>
               <w:tc>
                 <w:tcPr>
-                  <w:tcW w:w="8281" w:type="dxa"/>
                   <w:tcBorders>
                     <w:top w:val="single" w:color="auto" w:sz="4" w:space="0"/>
                     <w:left w:val="single" w:color="auto" w:sz="4" w:space="0"/>
@@ -2042,6 +2115,13 @@
                   </w:tcBorders>
                   <w:noWrap w:val="0"/>
                   <w:vAlign w:val="center"/>
+                  <w:noWrap/>
+                  <w:noWrap/>
+                  <w:noWrap/>
+                  <w:noWrap/>
+                  <w:noWrap/>
+                  <w:noWrap/>
+                  <w:tcW w:w="12700" w:type="dxa"/>
                 </w:tcPr>
                 <w:p>
                   <w:pPr>
@@ -2082,6 +2162,7 @@
           </w:tbl>
           <w:p>
             <w:pPr>
+              <w:spacing w:before="0" w:after="0" w:line="240" w:lineRule="auto"/>
               <w:rPr>
                 <w:rFonts w:hint="eastAsia"/>
                 <w:sz w:val="18"/>
@@ -2151,9 +2232,16 @@
             </w:tcBorders>
             <w:noWrap w:val="0"/>
             <w:vAlign w:val="top"/>
-          </w:tcPr>
-          <w:p>
-            <w:pPr>
+            <w:tcMar>
+              <w:top w:w="0" w:type="dxa"/>
+              <w:left w:w="0" w:type="dxa"/>
+              <w:bottom w:w="0" w:type="dxa"/>
+              <w:right w:w="0" w:type="dxa"/>
+            </w:tcMar>
+          </w:tcPr>
+          <w:p>
+            <w:pPr>
+              <w:spacing w:before="0" w:after="0" w:line="240" w:lineRule="auto"/>
               <w:ind w:firstLine="265" w:firstLineChars="147"/>
               <w:rPr>
                 <w:rFonts w:hint="eastAsia"/>
@@ -2215,10 +2303,12 @@
               </w:trPr>
               <w:tc>
                 <w:tcPr>
-                  <w:tcW w:w="378" w:type="dxa"/>
                   <w:vMerge w:val="restart"/>
                   <w:noWrap w:val="0"/>
                   <w:vAlign w:val="center"/>
+                  <w:noWrap/>
+                  <w:noWrap/>
+                  <w:tcW w:w="600" w:type="dxa"/>
                 </w:tcPr>
                 <w:p>
                   <w:pPr>
@@ -2650,9 +2740,10 @@
               </w:trPr>
               <w:tc>
                 <w:tcPr>
-                  <w:tcW w:w="378" w:type="dxa"/>
                   <w:noWrap w:val="0"/>
                   <w:vAlign w:val="center"/>
+                  <w:noWrap/>
+                  <w:tcW w:w="600" w:type="dxa"/>
                 </w:tcPr>
                 <w:p>
                   <w:pPr>
@@ -2930,9 +3021,10 @@
               </w:trPr>
               <w:tc>
                 <w:tcPr>
-                  <w:tcW w:w="378" w:type="dxa"/>
                   <w:noWrap w:val="0"/>
                   <w:vAlign w:val="center"/>
+                  <w:noWrap/>
+                  <w:tcW w:w="600" w:type="dxa"/>
                 </w:tcPr>
                 <w:p>
                   <w:pPr>
@@ -3206,6 +3298,7 @@
           </w:tbl>
           <w:p>
             <w:pPr>
+              <w:spacing w:before="0" w:after="0" w:line="240" w:lineRule="auto"/>
               <w:rPr>
                 <w:rFonts w:hint="eastAsia"/>
                 <w:sz w:val="18"/>
@@ -3224,6 +3317,7 @@
           </w:p>
           <w:p>
             <w:pPr>
+              <w:spacing w:before="0" w:after="0" w:line="240" w:lineRule="auto"/>
               <w:rPr>
                 <w:rFonts w:hint="eastAsia"/>
                 <w:sz w:val="18"/>
@@ -3241,6 +3335,7 @@
           </w:p>
           <w:p>
             <w:pPr>
+              <w:spacing w:before="0" w:after="0" w:line="240" w:lineRule="auto"/>
               <w:rPr>
                 <w:rFonts w:hint="eastAsia"/>
                 <w:sz w:val="18"/>
@@ -3815,9 +3910,16 @@
             </w:tcBorders>
             <w:noWrap w:val="0"/>
             <w:vAlign w:val="top"/>
-          </w:tcPr>
-          <w:p>
-            <w:pPr>
+            <w:tcMar>
+              <w:top w:w="0" w:type="dxa"/>
+              <w:left w:w="0" w:type="dxa"/>
+              <w:bottom w:w="0" w:type="dxa"/>
+              <w:right w:w="0" w:type="dxa"/>
+            </w:tcMar>
+          </w:tcPr>
+          <w:p>
+            <w:pPr>
+              <w:spacing w:before="0" w:after="0" w:line="240" w:lineRule="auto"/>
               <w:ind w:firstLine="265" w:firstLineChars="147"/>
               <w:rPr>
                 <w:rFonts w:hint="eastAsia"/>
@@ -3876,10 +3978,12 @@
               </w:trPr>
               <w:tc>
                 <w:tcPr>
-                  <w:tcW w:w="657" w:type="dxa"/>
                   <w:vMerge w:val="restart"/>
                   <w:noWrap w:val="0"/>
                   <w:vAlign w:val="center"/>
+                  <w:noWrap/>
+                  <w:noWrap/>
+                  <w:tcW w:w="600" w:type="dxa"/>
                 </w:tcPr>
                 <w:p>
                   <w:pPr>
@@ -4323,9 +4427,10 @@
               </w:trPr>
               <w:tc>
                 <w:tcPr>
-                  <w:tcW w:w="657" w:type="dxa"/>
                   <w:noWrap w:val="0"/>
                   <w:vAlign w:val="center"/>
+                  <w:noWrap/>
+                  <w:tcW w:w="600" w:type="dxa"/>
                 </w:tcPr>
                 <w:p>
                   <w:pPr>
@@ -4613,9 +4718,10 @@
               </w:trPr>
               <w:tc>
                 <w:tcPr>
-                  <w:tcW w:w="657" w:type="dxa"/>
                   <w:noWrap w:val="0"/>
                   <w:vAlign w:val="center"/>
+                  <w:noWrap/>
+                  <w:tcW w:w="600" w:type="dxa"/>
                 </w:tcPr>
                 <w:p>
                   <w:pPr>
@@ -4899,6 +5005,7 @@
           </w:tbl>
           <w:p>
             <w:pPr>
+              <w:spacing w:before="0" w:after="0" w:line="240" w:lineRule="auto"/>
               <w:rPr>
                 <w:rFonts w:hint="eastAsia"/>
                 <w:sz w:val="18"/>
@@ -7181,8 +7288,6 @@
         </w:rPr>
         <w:t xml:space="preserve"/>
       </w:r>
-      <w:bookmarkStart w:id="0" w:name="_GoBack"/>
-      <w:bookmarkEnd w:id="0"/>
       <w:r>
         <w:rPr>
           <w:rFonts w:hint="eastAsia" w:asciiTheme="minorEastAsia" w:hAnsiTheme="minorEastAsia" w:eastAsiaTheme="minorEastAsia" w:cstheme="minorEastAsia"/>
@@ -7233,8 +7338,6 @@
         </w:rPr>
         <w:t xml:space="preserve"/>
       </w:r>
-      <w:bookmarkStart w:id="0" w:name="_GoBack"/>
-      <w:bookmarkEnd w:id="0"/>
       <w:r>
         <w:rPr>
           <w:rFonts w:hint="eastAsia" w:asciiTheme="minorEastAsia" w:hAnsiTheme="minorEastAsia" w:eastAsiaTheme="minorEastAsia" w:cstheme="minorEastAsia"/>
@@ -7285,8 +7388,6 @@
         </w:rPr>
         <w:t xml:space="preserve"/>
       </w:r>
-      <w:bookmarkStart w:id="0" w:name="_GoBack"/>
-      <w:bookmarkEnd w:id="0"/>
       <w:r>
         <w:rPr>
           <w:rFonts w:hint="eastAsia" w:asciiTheme="minorEastAsia" w:hAnsiTheme="minorEastAsia" w:eastAsiaTheme="minorEastAsia" w:cstheme="minorEastAsia"/>
@@ -7309,8 +7410,6 @@
         </w:rPr>
         <w:t xml:space="preserve"/>
       </w:r>
-      <w:bookmarkStart w:id="0" w:name="_GoBack"/>
-      <w:bookmarkEnd w:id="0"/>
       <w:r>
         <w:rPr>
           <w:rFonts w:hint="eastAsia" w:asciiTheme="minorEastAsia" w:hAnsiTheme="minorEastAsia" w:eastAsiaTheme="minorEastAsia" w:cstheme="minorEastAsia"/>
@@ -7331,29 +7430,1669 @@
         <w:suppressLineNumbers w:val="0"/>
         <w:jc w:val="left"/>
         <w:rPr>
-          <w:rFonts w:hint="default" w:asciiTheme="minorEastAsia" w:hAnsiTheme="minorEastAsia" w:eastAsiaTheme="minorEastAsia" w:cstheme="minorEastAsia"/>
-          <w:color w:val="000000"/>
-          <w:kern w:val="0"/>
-          <w:sz w:val="18"/>
-          <w:szCs w:val="18"/>
-          <w:lang w:val="en-US" w:eastAsia="zh-CN" w:bidi="ar"/>
+          <w:rFonts w:hint="eastAsia"/>
         </w:rPr>
       </w:pPr>
       <w:r>
         <w:rPr>
-          <w:rFonts w:hint="default" w:asciiTheme="minorEastAsia" w:hAnsiTheme="minorEastAsia" w:eastAsiaTheme="minorEastAsia" w:cstheme="minorEastAsia"/>
-          <w:color w:val="000000"/>
-          <w:kern w:val="0"/>
-          <w:sz w:val="18"/>
-          <w:szCs w:val="18"/>
-          <w:lang w:val="en-US" w:eastAsia="zh-CN" w:bidi="ar"/>
+          <w:rFonts w:hint="eastAsia"/>
         </w:rPr>
-        <w:t>dwadwfw</w:t>
+        <w:br w:type="textWrapping"/>
+      </w:r>
+      <w:r>
+        <w:rPr>
+          <w:rFonts w:hint="eastAsia"/>
+        </w:rPr>
+        <w:br w:type="textWrapping"/>
       </w:r>
     </w:p>
     <w:p>
       <w:pPr>
-        <w:spacing w:line="360" w:lineRule="auto"/>
+        <w:keepNext w:val="0"/>
+        <w:keepLines w:val="0"/>
+        <w:widowControl/>
+        <w:suppressLineNumbers w:val="0"/>
+        <w:jc w:val="left"/>
+        <w:rPr>
+          <w:rFonts w:hint="eastAsia"/>
+        </w:rPr>
+      </w:pPr>
+    </w:p>
+    <w:p>
+      <w:pPr>
+        <w:keepNext w:val="0"/>
+        <w:keepLines w:val="0"/>
+        <w:widowControl/>
+        <w:suppressLineNumbers w:val="0"/>
+        <w:jc w:val="left"/>
+        <w:rPr>
+          <w:rFonts w:hint="eastAsia"/>
+        </w:rPr>
+      </w:pPr>
+    </w:p>
+    <w:p>
+      <w:pPr>
+        <w:keepNext w:val="0"/>
+        <w:keepLines w:val="0"/>
+        <w:widowControl/>
+        <w:suppressLineNumbers w:val="0"/>
+        <w:jc w:val="left"/>
+        <w:rPr>
+          <w:rFonts w:hint="eastAsia"/>
+        </w:rPr>
+      </w:pPr>
+    </w:p>
+    <w:p>
+      <w:pPr>
+        <w:keepNext w:val="0"/>
+        <w:keepLines w:val="0"/>
+        <w:widowControl/>
+        <w:suppressLineNumbers w:val="0"/>
+        <w:jc w:val="left"/>
+        <w:rPr>
+          <w:rFonts w:hint="eastAsia"/>
+        </w:rPr>
+      </w:pPr>
+    </w:p>
+    <w:p>
+      <w:pPr>
+        <w:keepNext w:val="0"/>
+        <w:keepLines w:val="0"/>
+        <w:widowControl/>
+        <w:suppressLineNumbers w:val="0"/>
+        <w:jc w:val="left"/>
+        <w:rPr>
+          <w:rFonts w:hint="eastAsia"/>
+        </w:rPr>
+      </w:pPr>
+    </w:p>
+    <w:p>
+      <w:pPr>
+        <w:keepNext w:val="0"/>
+        <w:keepLines w:val="0"/>
+        <w:widowControl/>
+        <w:suppressLineNumbers w:val="0"/>
+        <w:jc w:val="left"/>
+        <w:rPr>
+          <w:rFonts w:hint="eastAsia"/>
+        </w:rPr>
+      </w:pPr>
+    </w:p>
+    <w:p>
+      <w:pPr>
+        <w:keepNext w:val="0"/>
+        <w:keepLines w:val="0"/>
+        <w:widowControl/>
+        <w:suppressLineNumbers w:val="0"/>
+        <w:jc w:val="left"/>
+        <w:rPr>
+          <w:rFonts w:hint="eastAsia"/>
+        </w:rPr>
+      </w:pPr>
+    </w:p>
+    <w:tbl>
+      <w:tblPr>
+        <w:tblStyle w:val="8"/>
+        <w:tblW w:w="0" w:type="auto"/>
+        <w:tblInd w:w="0" w:type="dxa"/>
+        <w:tblBorders>
+          <w:top w:val="single" w:color="auto" w:sz="4" w:space="0"/>
+          <w:left w:val="single" w:color="auto" w:sz="4" w:space="0"/>
+          <w:bottom w:val="single" w:color="auto" w:sz="4" w:space="0"/>
+          <w:right w:val="single" w:color="auto" w:sz="4" w:space="0"/>
+          <w:insideH w:val="single" w:color="auto" w:sz="4" w:space="0"/>
+          <w:insideV w:val="single" w:color="auto" w:sz="4" w:space="0"/>
+        </w:tblBorders>
+        <w:tblLayout w:type="autofit"/>
+        <w:tblCellMar>
+          <w:left w:w="108" w:type="dxa"/>
+          <w:right w:w="108" w:type="dxa"/>
+        </w:tblCellMar>
+      </w:tblPr>
+      <w:tblGrid>
+        <w:gridCol w:w="532"/>
+        <w:gridCol w:w="532"/>
+        <w:gridCol w:w="532"/>
+        <w:gridCol w:w="532"/>
+        <w:gridCol w:w="532"/>
+        <w:gridCol w:w="532"/>
+        <w:gridCol w:w="532"/>
+        <w:gridCol w:w="532"/>
+        <w:gridCol w:w="533"/>
+        <w:gridCol w:w="533"/>
+        <w:gridCol w:w="532"/>
+        <w:gridCol w:w="532"/>
+        <w:gridCol w:w="532"/>
+        <w:gridCol w:w="532"/>
+        <w:gridCol w:w="532"/>
+        <w:gridCol w:w="532"/>
+      </w:tblGrid>
+      <w:tr>
+        <w:tc>
+          <w:tcPr>
+            <w:tcW w:w="852" w:type="dxa"/>
+          </w:tcPr>
+          <w:p>
+            <w:pPr>
+              <w:keepNext w:val="0"/>
+              <w:keepLines w:val="0"/>
+              <w:widowControl/>
+              <w:suppressLineNumbers w:val="0"/>
+              <w:jc w:val="left"/>
+              <w:rPr>
+                <w:rFonts w:hint="eastAsia" w:eastAsia="宋体"/>
+                <w:vertAlign w:val="baseline"/>
+                <w:lang w:val="en-US" w:eastAsia="zh-CN"/>
+              </w:rPr>
+            </w:pPr>
+            <w:r>
+              <w:rPr>
+                <w:rFonts w:hint="eastAsia"/>
+                <w:vertAlign w:val="baseline"/>
+                <w:lang w:val="en-US" w:eastAsia="zh-CN"/>
+              </w:rPr>
+              <w:t>a</w:t>
+            </w:r>
+          </w:p>
+        </w:tc>
+        <w:tc>
+          <w:tcPr>
+            <w:tcW w:w="852" w:type="dxa"/>
+          </w:tcPr>
+          <w:p>
+            <w:pPr>
+              <w:keepNext w:val="0"/>
+              <w:keepLines w:val="0"/>
+              <w:widowControl/>
+              <w:suppressLineNumbers w:val="0"/>
+              <w:jc w:val="left"/>
+              <w:rPr>
+                <w:rFonts w:hint="default"/>
+                <w:vertAlign w:val="baseline"/>
+                <w:lang w:val="en-US"/>
+              </w:rPr>
+            </w:pPr>
+            <w:r>
+              <w:rPr>
+                <w:rFonts w:hint="default"/>
+                <w:vertAlign w:val="baseline"/>
+                <w:lang w:val="en-US"/>
+              </w:rPr>
+              <w:t>a</w:t>
+            </w:r>
+          </w:p>
+        </w:tc>
+        <w:tc>
+          <w:tcPr>
+            <w:tcW w:w="852" w:type="dxa"/>
+          </w:tcPr>
+          <w:p>
+            <w:pPr>
+              <w:keepNext w:val="0"/>
+              <w:keepLines w:val="0"/>
+              <w:widowControl/>
+              <w:suppressLineNumbers w:val="0"/>
+              <w:jc w:val="left"/>
+              <w:rPr>
+                <w:rFonts w:hint="default"/>
+                <w:vertAlign w:val="baseline"/>
+                <w:lang w:val="en-US"/>
+              </w:rPr>
+            </w:pPr>
+            <w:r>
+              <w:rPr>
+                <w:rFonts w:hint="default"/>
+                <w:vertAlign w:val="baseline"/>
+                <w:lang w:val="en-US"/>
+              </w:rPr>
+              <w:t>a</w:t>
+            </w:r>
+          </w:p>
+        </w:tc>
+        <w:tc>
+          <w:tcPr>
+            <w:tcW w:w="852" w:type="dxa"/>
+          </w:tcPr>
+          <w:p>
+            <w:pPr>
+              <w:keepNext w:val="0"/>
+              <w:keepLines w:val="0"/>
+              <w:widowControl/>
+              <w:suppressLineNumbers w:val="0"/>
+              <w:jc w:val="left"/>
+              <w:rPr>
+                <w:rFonts w:hint="default"/>
+                <w:vertAlign w:val="baseline"/>
+                <w:lang w:val="en-US"/>
+              </w:rPr>
+            </w:pPr>
+            <w:r>
+              <w:rPr>
+                <w:rFonts w:hint="default"/>
+                <w:vertAlign w:val="baseline"/>
+                <w:lang w:val="en-US"/>
+              </w:rPr>
+              <w:t>a</w:t>
+            </w:r>
+          </w:p>
+        </w:tc>
+        <w:tc>
+          <w:tcPr>
+            <w:tcW w:w="852" w:type="dxa"/>
+          </w:tcPr>
+          <w:p>
+            <w:pPr>
+              <w:keepNext w:val="0"/>
+              <w:keepLines w:val="0"/>
+              <w:widowControl/>
+              <w:suppressLineNumbers w:val="0"/>
+              <w:jc w:val="left"/>
+              <w:rPr>
+                <w:rFonts w:hint="default"/>
+                <w:vertAlign w:val="baseline"/>
+                <w:lang w:val="en-US"/>
+              </w:rPr>
+            </w:pPr>
+            <w:r>
+              <w:rPr>
+                <w:rFonts w:hint="default"/>
+                <w:vertAlign w:val="baseline"/>
+                <w:lang w:val="en-US"/>
+              </w:rPr>
+              <w:t>a</w:t>
+            </w:r>
+          </w:p>
+        </w:tc>
+        <w:tc>
+          <w:tcPr>
+            <w:tcW w:w="852" w:type="dxa"/>
+          </w:tcPr>
+          <w:p>
+            <w:pPr>
+              <w:keepNext w:val="0"/>
+              <w:keepLines w:val="0"/>
+              <w:widowControl/>
+              <w:suppressLineNumbers w:val="0"/>
+              <w:jc w:val="left"/>
+              <w:rPr>
+                <w:rFonts w:hint="default"/>
+                <w:vertAlign w:val="baseline"/>
+                <w:lang w:val="en-US"/>
+              </w:rPr>
+            </w:pPr>
+            <w:r>
+              <w:rPr>
+                <w:rFonts w:hint="default"/>
+                <w:vertAlign w:val="baseline"/>
+                <w:lang w:val="en-US"/>
+              </w:rPr>
+              <w:t>a</w:t>
+            </w:r>
+          </w:p>
+        </w:tc>
+        <w:tc>
+          <w:tcPr>
+            <w:tcW w:w="852" w:type="dxa"/>
+          </w:tcPr>
+          <w:p>
+            <w:pPr>
+              <w:keepNext w:val="0"/>
+              <w:keepLines w:val="0"/>
+              <w:widowControl/>
+              <w:suppressLineNumbers w:val="0"/>
+              <w:jc w:val="left"/>
+              <w:rPr>
+                <w:rFonts w:hint="default"/>
+                <w:vertAlign w:val="baseline"/>
+                <w:lang w:val="en-US"/>
+              </w:rPr>
+            </w:pPr>
+            <w:r>
+              <w:rPr>
+                <w:rFonts w:hint="default"/>
+                <w:vertAlign w:val="baseline"/>
+                <w:lang w:val="en-US"/>
+              </w:rPr>
+              <w:t>a</w:t>
+            </w:r>
+          </w:p>
+        </w:tc>
+        <w:tc>
+          <w:tcPr>
+            <w:tcW w:w="852" w:type="dxa"/>
+          </w:tcPr>
+          <w:p>
+            <w:pPr>
+              <w:keepNext w:val="0"/>
+              <w:keepLines w:val="0"/>
+              <w:widowControl/>
+              <w:suppressLineNumbers w:val="0"/>
+              <w:jc w:val="left"/>
+              <w:rPr>
+                <w:rFonts w:hint="default"/>
+                <w:vertAlign w:val="baseline"/>
+                <w:lang w:val="en-US"/>
+              </w:rPr>
+            </w:pPr>
+            <w:r>
+              <w:rPr>
+                <w:rFonts w:hint="default"/>
+                <w:vertAlign w:val="baseline"/>
+                <w:lang w:val="en-US"/>
+              </w:rPr>
+              <w:t>a</w:t>
+            </w:r>
+          </w:p>
+        </w:tc>
+        <w:tc>
+          <w:tcPr>
+            <w:tcW w:w="853" w:type="dxa"/>
+          </w:tcPr>
+          <w:p>
+            <w:pPr>
+              <w:keepNext w:val="0"/>
+              <w:keepLines w:val="0"/>
+              <w:widowControl/>
+              <w:suppressLineNumbers w:val="0"/>
+              <w:jc w:val="left"/>
+              <w:rPr>
+                <w:rFonts w:hint="default"/>
+                <w:vertAlign w:val="baseline"/>
+                <w:lang w:val="en-US"/>
+              </w:rPr>
+            </w:pPr>
+            <w:r>
+              <w:rPr>
+                <w:rFonts w:hint="default"/>
+                <w:vertAlign w:val="baseline"/>
+                <w:lang w:val="en-US"/>
+              </w:rPr>
+              <w:t>a</w:t>
+            </w:r>
+          </w:p>
+        </w:tc>
+        <w:tc>
+          <w:tcPr>
+            <w:tcW w:w="853" w:type="dxa"/>
+          </w:tcPr>
+          <w:p>
+            <w:pPr>
+              <w:keepNext w:val="0"/>
+              <w:keepLines w:val="0"/>
+              <w:widowControl/>
+              <w:suppressLineNumbers w:val="0"/>
+              <w:jc w:val="left"/>
+              <w:rPr>
+                <w:rFonts w:hint="default"/>
+                <w:vertAlign w:val="baseline"/>
+                <w:lang w:val="en-US"/>
+              </w:rPr>
+            </w:pPr>
+            <w:r>
+              <w:rPr>
+                <w:rFonts w:hint="default"/>
+                <w:vertAlign w:val="baseline"/>
+                <w:lang w:val="en-US"/>
+              </w:rPr>
+              <w:t>a</w:t>
+            </w:r>
+          </w:p>
+        </w:tc>
+      </w:tr>
+      <w:tr>
+        <w:tc>
+          <w:tcPr>
+            <w:tcW w:w="6816" w:type="dxa"/>
+            <w:gridSpan w:val="8"/>
+            <w:vMerge w:val="restart"/>
+            <w:tcBorders/>
+            <w:tcMar>
+              <w:top w:w="0" w:type="dxa"/>
+              <w:left w:w="0" w:type="dxa"/>
+              <w:bottom w:w="0" w:type="dxa"/>
+              <w:right w:w="0" w:type="dxa"/>
+            </w:tcMar>
+            <w:tcMar>
+              <w:top w:w="0" w:type="dxa"/>
+              <w:left w:w="0" w:type="dxa"/>
+              <w:bottom w:w="0" w:type="dxa"/>
+              <w:right w:w="0" w:type="dxa"/>
+            </w:tcMar>
+            <w:tcMar>
+              <w:top w:w="0" w:type="dxa"/>
+              <w:left w:w="0" w:type="dxa"/>
+              <w:bottom w:w="0" w:type="dxa"/>
+              <w:right w:w="0" w:type="dxa"/>
+            </w:tcMar>
+            <w:tcMar>
+              <w:top w:w="0" w:type="dxa"/>
+              <w:left w:w="0" w:type="dxa"/>
+              <w:bottom w:w="0" w:type="dxa"/>
+              <w:right w:w="0" w:type="dxa"/>
+            </w:tcMar>
+            <w:tcMar>
+              <w:top w:w="0" w:type="dxa"/>
+              <w:left w:w="0" w:type="dxa"/>
+              <w:bottom w:w="0" w:type="dxa"/>
+              <w:right w:w="0" w:type="dxa"/>
+            </w:tcMar>
+            <w:tcMar>
+              <w:top w:w="0" w:type="dxa"/>
+              <w:left w:w="0" w:type="dxa"/>
+              <w:bottom w:w="0" w:type="dxa"/>
+              <w:right w:w="0" w:type="dxa"/>
+            </w:tcMar>
+            <w:tcMar>
+              <w:top w:w="0" w:type="dxa"/>
+              <w:left w:w="0" w:type="dxa"/>
+              <w:bottom w:w="0" w:type="dxa"/>
+              <w:right w:w="0" w:type="dxa"/>
+            </w:tcMar>
+            <w:tcMar>
+              <w:top w:w="0" w:type="dxa"/>
+              <w:left w:w="0" w:type="dxa"/>
+              <w:bottom w:w="0" w:type="dxa"/>
+              <w:right w:w="0" w:type="dxa"/>
+            </w:tcMar>
+            <w:tcMar>
+              <w:top w:w="0" w:type="dxa"/>
+              <w:left w:w="0" w:type="dxa"/>
+              <w:bottom w:w="0" w:type="dxa"/>
+              <w:right w:w="0" w:type="dxa"/>
+            </w:tcMar>
+            <w:tcMar>
+              <w:top w:w="0" w:type="dxa"/>
+              <w:left w:w="0" w:type="dxa"/>
+              <w:bottom w:w="0" w:type="dxa"/>
+              <w:right w:w="0" w:type="dxa"/>
+            </w:tcMar>
+            <w:tcMar>
+              <w:top w:w="0" w:type="dxa"/>
+              <w:left w:w="0" w:type="dxa"/>
+              <w:bottom w:w="0" w:type="dxa"/>
+              <w:right w:w="0" w:type="dxa"/>
+            </w:tcMar>
+            <w:tcMar>
+              <w:top w:w="0" w:type="dxa"/>
+              <w:left w:w="0" w:type="dxa"/>
+              <w:bottom w:w="0" w:type="dxa"/>
+              <w:right w:w="0" w:type="dxa"/>
+            </w:tcMar>
+            <w:tcMar>
+              <w:top w:w="0" w:type="dxa"/>
+              <w:left w:w="0" w:type="dxa"/>
+              <w:bottom w:w="0" w:type="dxa"/>
+              <w:right w:w="0" w:type="dxa"/>
+            </w:tcMar>
+            <w:tcMar>
+              <w:top w:w="0" w:type="dxa"/>
+              <w:left w:w="0" w:type="dxa"/>
+              <w:bottom w:w="0" w:type="dxa"/>
+              <w:right w:w="0" w:type="dxa"/>
+            </w:tcMar>
+            <w:tcMar>
+              <w:top w:w="0" w:type="dxa"/>
+              <w:left w:w="0" w:type="dxa"/>
+              <w:bottom w:w="0" w:type="dxa"/>
+              <w:right w:w="0" w:type="dxa"/>
+            </w:tcMar>
+            <w:tcMar>
+              <w:top w:w="0" w:type="dxa"/>
+              <w:left w:w="0" w:type="dxa"/>
+              <w:bottom w:w="0" w:type="dxa"/>
+              <w:right w:w="0" w:type="dxa"/>
+            </w:tcMar>
+            <w:tcMar>
+              <w:top w:w="0" w:type="dxa"/>
+              <w:left w:w="0" w:type="dxa"/>
+              <w:bottom w:w="0" w:type="dxa"/>
+              <w:right w:w="0" w:type="dxa"/>
+            </w:tcMar>
+            <w:tcMar>
+              <w:top w:w="0" w:type="dxa"/>
+              <w:left w:w="0" w:type="dxa"/>
+              <w:bottom w:w="0" w:type="dxa"/>
+              <w:right w:w="0" w:type="dxa"/>
+            </w:tcMar>
+            <w:tcMar>
+              <w:top w:w="0" w:type="dxa"/>
+              <w:left w:w="0" w:type="dxa"/>
+              <w:bottom w:w="0" w:type="dxa"/>
+              <w:right w:w="0" w:type="dxa"/>
+            </w:tcMar>
+            <w:tcMar>
+              <w:top w:w="0" w:type="dxa"/>
+              <w:left w:w="0" w:type="dxa"/>
+              <w:bottom w:w="0" w:type="dxa"/>
+              <w:right w:w="0" w:type="dxa"/>
+            </w:tcMar>
+            <w:tcMar>
+              <w:top w:w="0" w:type="dxa"/>
+              <w:left w:w="0" w:type="dxa"/>
+              <w:bottom w:w="0" w:type="dxa"/>
+              <w:right w:w="0" w:type="dxa"/>
+            </w:tcMar>
+            <w:tcMar>
+              <w:top w:w="0" w:type="dxa"/>
+              <w:left w:w="0" w:type="dxa"/>
+              <w:bottom w:w="0" w:type="dxa"/>
+              <w:right w:w="0" w:type="dxa"/>
+            </w:tcMar>
+            <w:tcMar>
+              <w:top w:w="0" w:type="dxa"/>
+              <w:left w:w="0" w:type="dxa"/>
+              <w:bottom w:w="0" w:type="dxa"/>
+              <w:right w:w="0" w:type="dxa"/>
+            </w:tcMar>
+            <w:tcMar>
+              <w:top w:w="0" w:type="dxa"/>
+              <w:left w:w="0" w:type="dxa"/>
+              <w:bottom w:w="0" w:type="dxa"/>
+              <w:right w:w="0" w:type="dxa"/>
+            </w:tcMar>
+          </w:tcPr>
+          <w:tbl>
+            <w:tblPr>
+              <w:tblStyle w:val="8"/>
+              <w:tblW w:type="auto" w:w="0"/>
+              <w:tblLook w:firstColumn="1" w:firstRow="1" w:lastColumn="0" w:lastRow="0" w:noHBand="0" w:noVBand="1" w:val="04A0"/>
+              <w:tblBorders>
+                <w:top w:val="nil"/>
+                <w:left w:val="nil"/>
+                <w:bottom w:val="nil"/>
+                <w:right w:val="nil"/>
+                <w:insideH w:val="single" w:sz="4" w:color="000000"/>
+                <w:insideV w:val="single" w:sz="4" w:color="000000"/>
+              </w:tblBorders>
+              <w:tblCellMar>
+                <w:top w:w="0" w:type="dxa"/>
+                <w:left w:w="0" w:type="dxa"/>
+                <w:bottom w:w="0" w:type="dxa"/>
+                <w:right w:w="0" w:type="dxa"/>
+              </w:tblCellMar>
+              <w:tblW w:w="5000" w:type="pct"/>
+            </w:tblPr>
+            <w:tblGrid>
+              <w:gridCol w:w="540"/>
+              <w:gridCol w:w="540"/>
+              <w:gridCol w:w="540"/>
+              <w:gridCol w:w="540"/>
+              <w:gridCol w:w="540"/>
+              <w:gridCol w:w="540"/>
+              <w:gridCol w:w="540"/>
+              <w:gridCol w:w="540"/>
+              <w:gridCol w:w="540"/>
+              <w:gridCol w:w="540"/>
+              <w:gridCol w:w="540"/>
+              <w:gridCol w:w="540"/>
+              <w:gridCol w:w="540"/>
+              <w:gridCol w:w="540"/>
+              <w:gridCol w:w="540"/>
+              <w:gridCol w:w="540"/>
+            </w:tblGrid>
+            <w:tr>
+              <w:tc>
+                <w:tcPr>
+                  <w:noWrap/>
+                  <w:noWrap/>
+                  <w:noWrap/>
+                  <w:noWrap/>
+                  <w:noWrap/>
+                  <w:noWrap/>
+                  <w:noWrap/>
+                  <w:noWrap/>
+                  <w:noWrap/>
+                  <w:noWrap/>
+                  <w:noWrap/>
+                  <w:noWrap/>
+                  <w:noWrap/>
+                  <w:noWrap/>
+                  <w:noWrap/>
+                  <w:noWrap/>
+                  <w:noWrap/>
+                  <w:noWrap/>
+                  <w:noWrap/>
+                  <w:noWrap/>
+                  <w:noWrap/>
+                  <w:noWrap/>
+                  <w:noWrap/>
+                  <w:noWrap/>
+                  <w:tcW w:w="1260" w:type="dxa"/>
+                </w:tcPr>
+                <w:p>
+                  <w:r>
+                    <w:t>吸光度</w:t>
+                  </w:r>
+                </w:p>
+              </w:tc>
+              <w:tc>
+                <w:tcPr>
+                  <w:tcW w:w="293" w:type="pct"/>
+                </w:tcPr>
+                <w:p>
+                  <w:r>
+                    <w:t>100</w:t>
+                  </w:r>
+                </w:p>
+              </w:tc>
+              <w:tc>
+                <w:tcPr>
+                  <w:tcW w:w="293" w:type="pct"/>
+                </w:tcPr>
+                <w:p>
+                  <w:r>
+                    <w:t>100</w:t>
+                  </w:r>
+                </w:p>
+              </w:tc>
+              <w:tc>
+                <w:tcPr>
+                  <w:tcW w:w="293" w:type="pct"/>
+                </w:tcPr>
+                <w:p>
+                  <w:r>
+                    <w:t>300</w:t>
+                  </w:r>
+                </w:p>
+              </w:tc>
+              <w:tc>
+                <w:tcPr>
+                  <w:tcW w:w="293" w:type="pct"/>
+                </w:tcPr>
+                <w:p>
+                  <w:r>
+                    <w:t>400</w:t>
+                  </w:r>
+                </w:p>
+              </w:tc>
+              <w:tc>
+                <w:tcPr>
+                  <w:tcW w:w="293" w:type="pct"/>
+                </w:tcPr>
+                <w:p>
+                  <w:r>
+                    <w:t>500</w:t>
+                  </w:r>
+                </w:p>
+              </w:tc>
+              <w:tc>
+                <w:tcPr>
+                  <w:tcW w:w="293" w:type="pct"/>
+                </w:tcPr>
+                <w:p>
+                  <w:r>
+                    <w:t>100</w:t>
+                  </w:r>
+                </w:p>
+              </w:tc>
+              <w:tc>
+                <w:tcPr>
+                  <w:tcW w:w="293" w:type="pct"/>
+                </w:tcPr>
+                <w:p>
+                  <w:r>
+                    <w:t>100</w:t>
+                  </w:r>
+                </w:p>
+              </w:tc>
+              <w:tc>
+                <w:tcPr>
+                  <w:tcW w:w="293" w:type="pct"/>
+                </w:tcPr>
+                <w:p>
+                  <w:r>
+                    <w:t>300</w:t>
+                  </w:r>
+                </w:p>
+              </w:tc>
+              <w:tc>
+                <w:tcPr>
+                  <w:tcW w:w="293" w:type="pct"/>
+                </w:tcPr>
+                <w:p>
+                  <w:r>
+                    <w:t>400</w:t>
+                  </w:r>
+                </w:p>
+              </w:tc>
+              <w:tc>
+                <w:tcPr>
+                  <w:tcW w:w="293" w:type="pct"/>
+                </w:tcPr>
+                <w:p>
+                  <w:r>
+                    <w:t>500</w:t>
+                  </w:r>
+                </w:p>
+              </w:tc>
+              <w:tc>
+                <w:tcPr>
+                  <w:tcW w:w="293" w:type="pct"/>
+                </w:tcPr>
+                <w:p>
+                  <w:r>
+                    <w:t>100</w:t>
+                  </w:r>
+                </w:p>
+              </w:tc>
+              <w:tc>
+                <w:tcPr>
+                  <w:tcW w:w="293" w:type="pct"/>
+                </w:tcPr>
+                <w:p>
+                  <w:r>
+                    <w:t>100</w:t>
+                  </w:r>
+                </w:p>
+              </w:tc>
+              <w:tc>
+                <w:tcPr>
+                  <w:tcW w:w="293" w:type="pct"/>
+                </w:tcPr>
+                <w:p>
+                  <w:r>
+                    <w:t>300</w:t>
+                  </w:r>
+                </w:p>
+              </w:tc>
+              <w:tc>
+                <w:tcPr>
+                  <w:tcW w:w="293" w:type="pct"/>
+                </w:tcPr>
+                <w:p>
+                  <w:r>
+                    <w:t>400</w:t>
+                  </w:r>
+                </w:p>
+              </w:tc>
+              <w:tc>
+                <w:tcPr>
+                  <w:tcW w:w="293" w:type="pct"/>
+                </w:tcPr>
+                <w:p>
+                  <w:r>
+                    <w:t>500</w:t>
+                  </w:r>
+                </w:p>
+              </w:tc>
+            </w:tr>
+            <w:tr>
+              <w:tc>
+                <w:tcPr>
+                  <w:noWrap/>
+                  <w:noWrap/>
+                  <w:noWrap/>
+                  <w:noWrap/>
+                  <w:noWrap/>
+                  <w:noWrap/>
+                  <w:noWrap/>
+                  <w:noWrap/>
+                  <w:noWrap/>
+                  <w:noWrap/>
+                  <w:noWrap/>
+                  <w:noWrap/>
+                  <w:noWrap/>
+                  <w:noWrap/>
+                  <w:noWrap/>
+                  <w:noWrap/>
+                  <w:noWrap/>
+                  <w:noWrap/>
+                  <w:noWrap/>
+                  <w:noWrap/>
+                  <w:noWrap/>
+                  <w:noWrap/>
+                  <w:noWrap/>
+                  <w:noWrap/>
+                  <w:tcW w:w="1260" w:type="dxa"/>
+                </w:tcPr>
+                <w:p>
+                  <w:r>
+                    <w:t>氧化物含量</w:t>
+                  </w:r>
+                </w:p>
+              </w:tc>
+              <w:tc>
+                <w:tcPr>
+                  <w:tcW w:w="293" w:type="pct"/>
+                </w:tcPr>
+                <w:p>
+                  <w:r>
+                    <w:t>10</w:t>
+                  </w:r>
+                </w:p>
+              </w:tc>
+              <w:tc>
+                <w:tcPr>
+                  <w:tcW w:w="293" w:type="pct"/>
+                </w:tcPr>
+                <w:p>
+                  <w:r>
+                    <w:t>20</w:t>
+                  </w:r>
+                </w:p>
+              </w:tc>
+              <w:tc>
+                <w:tcPr>
+                  <w:tcW w:w="293" w:type="pct"/>
+                </w:tcPr>
+                <w:p>
+                  <w:r>
+                    <w:t>30</w:t>
+                  </w:r>
+                </w:p>
+              </w:tc>
+              <w:tc>
+                <w:tcPr>
+                  <w:tcW w:w="293" w:type="pct"/>
+                </w:tcPr>
+                <w:p>
+                  <w:r>
+                    <w:t>40</w:t>
+                  </w:r>
+                </w:p>
+              </w:tc>
+              <w:tc>
+                <w:tcPr>
+                  <w:tcW w:w="293" w:type="pct"/>
+                </w:tcPr>
+                <w:p>
+                  <w:r>
+                    <w:t>50</w:t>
+                  </w:r>
+                </w:p>
+              </w:tc>
+              <w:tc>
+                <w:tcPr>
+                  <w:tcW w:w="293" w:type="pct"/>
+                </w:tcPr>
+                <w:p>
+                  <w:r>
+                    <w:t>10</w:t>
+                  </w:r>
+                </w:p>
+              </w:tc>
+              <w:tc>
+                <w:tcPr>
+                  <w:tcW w:w="293" w:type="pct"/>
+                </w:tcPr>
+                <w:p>
+                  <w:r>
+                    <w:t>20</w:t>
+                  </w:r>
+                </w:p>
+              </w:tc>
+              <w:tc>
+                <w:tcPr>
+                  <w:tcW w:w="293" w:type="pct"/>
+                </w:tcPr>
+                <w:p>
+                  <w:r>
+                    <w:t>30</w:t>
+                  </w:r>
+                </w:p>
+              </w:tc>
+              <w:tc>
+                <w:tcPr>
+                  <w:tcW w:w="293" w:type="pct"/>
+                </w:tcPr>
+                <w:p>
+                  <w:r>
+                    <w:t>40</w:t>
+                  </w:r>
+                </w:p>
+              </w:tc>
+              <w:tc>
+                <w:tcPr>
+                  <w:tcW w:w="293" w:type="pct"/>
+                </w:tcPr>
+                <w:p>
+                  <w:r>
+                    <w:t>50</w:t>
+                  </w:r>
+                </w:p>
+              </w:tc>
+              <w:tc>
+                <w:tcPr>
+                  <w:tcW w:w="293" w:type="pct"/>
+                </w:tcPr>
+                <w:p>
+                  <w:r>
+                    <w:t>10</w:t>
+                  </w:r>
+                </w:p>
+              </w:tc>
+              <w:tc>
+                <w:tcPr>
+                  <w:tcW w:w="293" w:type="pct"/>
+                </w:tcPr>
+                <w:p>
+                  <w:r>
+                    <w:t>20</w:t>
+                  </w:r>
+                </w:p>
+              </w:tc>
+              <w:tc>
+                <w:tcPr>
+                  <w:tcW w:w="293" w:type="pct"/>
+                </w:tcPr>
+                <w:p>
+                  <w:r>
+                    <w:t>30</w:t>
+                  </w:r>
+                </w:p>
+              </w:tc>
+              <w:tc>
+                <w:tcPr>
+                  <w:tcW w:w="293" w:type="pct"/>
+                </w:tcPr>
+                <w:p>
+                  <w:r>
+                    <w:t>40</w:t>
+                  </w:r>
+                </w:p>
+              </w:tc>
+              <w:tc>
+                <w:tcPr>
+                  <w:tcW w:w="293" w:type="pct"/>
+                </w:tcPr>
+                <w:p>
+                  <w:r>
+                    <w:t>50</w:t>
+                  </w:r>
+                </w:p>
+              </w:tc>
+            </w:tr>
+            <w:tr>
+              <w:tc>
+                <w:tcPr>
+                  <w:noWrap/>
+                  <w:noWrap/>
+                  <w:noWrap/>
+                  <w:noWrap/>
+                  <w:noWrap/>
+                  <w:noWrap/>
+                  <w:noWrap/>
+                  <w:noWrap/>
+                  <w:noWrap/>
+                  <w:noWrap/>
+                  <w:noWrap/>
+                  <w:noWrap/>
+                  <w:noWrap/>
+                  <w:noWrap/>
+                  <w:noWrap/>
+                  <w:noWrap/>
+                  <w:noWrap/>
+                  <w:noWrap/>
+                  <w:noWrap/>
+                  <w:noWrap/>
+                  <w:noWrap/>
+                  <w:noWrap/>
+                  <w:noWrap/>
+                  <w:noWrap/>
+                  <w:tcW w:w="1260" w:type="dxa"/>
+                </w:tcPr>
+                <w:p>
+                  <w:r>
+                    <w:t>浓度</w:t>
+                  </w:r>
+                </w:p>
+              </w:tc>
+              <w:tc>
+                <w:tcPr>
+                  <w:tcW w:w="293" w:type="pct"/>
+                </w:tcPr>
+                <w:p>
+                  <w:r>
+                    <w:t>10</w:t>
+                  </w:r>
+                </w:p>
+              </w:tc>
+              <w:tc>
+                <w:tcPr>
+                  <w:tcW w:w="293" w:type="pct"/>
+                </w:tcPr>
+                <w:p>
+                  <w:r>
+                    <w:t>20</w:t>
+                  </w:r>
+                </w:p>
+              </w:tc>
+              <w:tc>
+                <w:tcPr>
+                  <w:tcW w:w="293" w:type="pct"/>
+                </w:tcPr>
+                <w:p>
+                  <w:r>
+                    <w:t>30</w:t>
+                  </w:r>
+                </w:p>
+              </w:tc>
+              <w:tc>
+                <w:tcPr>
+                  <w:tcW w:w="293" w:type="pct"/>
+                </w:tcPr>
+                <w:p>
+                  <w:r>
+                    <w:t>40</w:t>
+                  </w:r>
+                </w:p>
+              </w:tc>
+              <w:tc>
+                <w:tcPr>
+                  <w:tcW w:w="293" w:type="pct"/>
+                </w:tcPr>
+                <w:p>
+                  <w:r>
+                    <w:t>50</w:t>
+                  </w:r>
+                </w:p>
+              </w:tc>
+              <w:tc>
+                <w:tcPr>
+                  <w:tcW w:w="293" w:type="pct"/>
+                </w:tcPr>
+                <w:p>
+                  <w:r>
+                    <w:t>10</w:t>
+                  </w:r>
+                </w:p>
+              </w:tc>
+              <w:tc>
+                <w:tcPr>
+                  <w:tcW w:w="293" w:type="pct"/>
+                </w:tcPr>
+                <w:p>
+                  <w:r>
+                    <w:t>20</w:t>
+                  </w:r>
+                </w:p>
+              </w:tc>
+              <w:tc>
+                <w:tcPr>
+                  <w:tcW w:w="293" w:type="pct"/>
+                </w:tcPr>
+                <w:p>
+                  <w:r>
+                    <w:t>30</w:t>
+                  </w:r>
+                </w:p>
+              </w:tc>
+              <w:tc>
+                <w:tcPr>
+                  <w:tcW w:w="293" w:type="pct"/>
+                </w:tcPr>
+                <w:p>
+                  <w:r>
+                    <w:t>40</w:t>
+                  </w:r>
+                </w:p>
+              </w:tc>
+              <w:tc>
+                <w:tcPr>
+                  <w:tcW w:w="293" w:type="pct"/>
+                </w:tcPr>
+                <w:p>
+                  <w:r>
+                    <w:t>50</w:t>
+                  </w:r>
+                </w:p>
+              </w:tc>
+              <w:tc>
+                <w:tcPr>
+                  <w:tcW w:w="293" w:type="pct"/>
+                </w:tcPr>
+                <w:p>
+                  <w:r>
+                    <w:t>10</w:t>
+                  </w:r>
+                </w:p>
+              </w:tc>
+              <w:tc>
+                <w:tcPr>
+                  <w:tcW w:w="293" w:type="pct"/>
+                </w:tcPr>
+                <w:p>
+                  <w:r>
+                    <w:t>20</w:t>
+                  </w:r>
+                </w:p>
+              </w:tc>
+              <w:tc>
+                <w:tcPr>
+                  <w:tcW w:w="293" w:type="pct"/>
+                </w:tcPr>
+                <w:p>
+                  <w:r>
+                    <w:t>30</w:t>
+                  </w:r>
+                </w:p>
+              </w:tc>
+              <w:tc>
+                <w:tcPr>
+                  <w:tcW w:w="293" w:type="pct"/>
+                </w:tcPr>
+                <w:p>
+                  <w:r>
+                    <w:t>40</w:t>
+                  </w:r>
+                </w:p>
+              </w:tc>
+              <w:tc>
+                <w:tcPr>
+                  <w:tcW w:w="293" w:type="pct"/>
+                </w:tcPr>
+                <w:p>
+                  <w:r>
+                    <w:t>50</w:t>
+                  </w:r>
+                </w:p>
+              </w:tc>
+            </w:tr>
+          </w:tbl>
+          <w:p>
+            <w:pPr>
+              <w:keepNext w:val="0"/>
+              <w:keepLines w:val="0"/>
+              <w:widowControl/>
+              <w:suppressLineNumbers w:val="0"/>
+              <w:spacing w:before="0" w:after="0" w:line="240" w:lineRule="auto"/>
+              <w:jc w:val="left"/>
+              <w:rPr>
+                <w:rFonts w:hint="eastAsia"/>
+                <w:vertAlign w:val="baseline"/>
+              </w:rPr>
+            </w:pPr>
+          </w:p>
+        </w:tc>
+        <w:tc>
+          <w:tcPr>
+            <w:tcW w:w="853" w:type="dxa"/>
+          </w:tcPr>
+          <w:p>
+            <w:pPr>
+              <w:keepNext w:val="0"/>
+              <w:keepLines w:val="0"/>
+              <w:widowControl/>
+              <w:suppressLineNumbers w:val="0"/>
+              <w:jc w:val="left"/>
+              <w:rPr>
+                <w:rFonts w:hint="default"/>
+                <w:vertAlign w:val="baseline"/>
+                <w:lang w:val="en-US"/>
+              </w:rPr>
+            </w:pPr>
+            <w:r>
+              <w:rPr>
+                <w:rFonts w:hint="default"/>
+                <w:vertAlign w:val="baseline"/>
+                <w:lang w:val="en-US"/>
+              </w:rPr>
+              <w:t>a</w:t>
+            </w:r>
+          </w:p>
+        </w:tc>
+        <w:tc>
+          <w:tcPr>
+            <w:tcW w:w="853" w:type="dxa"/>
+          </w:tcPr>
+          <w:p>
+            <w:pPr>
+              <w:keepNext w:val="0"/>
+              <w:keepLines w:val="0"/>
+              <w:widowControl/>
+              <w:suppressLineNumbers w:val="0"/>
+              <w:jc w:val="left"/>
+              <w:rPr>
+                <w:rFonts w:hint="default"/>
+                <w:vertAlign w:val="baseline"/>
+                <w:lang w:val="en-US"/>
+              </w:rPr>
+            </w:pPr>
+            <w:r>
+              <w:rPr>
+                <w:rFonts w:hint="default"/>
+                <w:vertAlign w:val="baseline"/>
+                <w:lang w:val="en-US"/>
+              </w:rPr>
+              <w:t>a</w:t>
+            </w:r>
+          </w:p>
+        </w:tc>
+      </w:tr>
+      <w:tr>
+        <w:tc>
+          <w:tcPr>
+            <w:tcW w:w="6816" w:type="dxa"/>
+            <w:gridSpan w:val="8"/>
+            <w:vMerge w:val="continue"/>
+            <w:tcBorders/>
+          </w:tcPr>
+          <w:p>
+            <w:pPr>
+              <w:keepNext w:val="0"/>
+              <w:keepLines w:val="0"/>
+              <w:widowControl/>
+              <w:suppressLineNumbers w:val="0"/>
+              <w:jc w:val="left"/>
+              <w:rPr>
+                <w:rFonts w:hint="eastAsia"/>
+                <w:vertAlign w:val="baseline"/>
+              </w:rPr>
+            </w:pPr>
+          </w:p>
+        </w:tc>
+        <w:tc>
+          <w:tcPr>
+            <w:tcW w:w="853" w:type="dxa"/>
+          </w:tcPr>
+          <w:p>
+            <w:pPr>
+              <w:keepNext w:val="0"/>
+              <w:keepLines w:val="0"/>
+              <w:widowControl/>
+              <w:suppressLineNumbers w:val="0"/>
+              <w:jc w:val="left"/>
+              <w:rPr>
+                <w:rFonts w:hint="default"/>
+                <w:vertAlign w:val="baseline"/>
+                <w:lang w:val="en-US"/>
+              </w:rPr>
+            </w:pPr>
+            <w:r>
+              <w:rPr>
+                <w:rFonts w:hint="default"/>
+                <w:vertAlign w:val="baseline"/>
+                <w:lang w:val="en-US"/>
+              </w:rPr>
+              <w:t>a</w:t>
+            </w:r>
+          </w:p>
+        </w:tc>
+        <w:tc>
+          <w:tcPr>
+            <w:tcW w:w="853" w:type="dxa"/>
+          </w:tcPr>
+          <w:p>
+            <w:pPr>
+              <w:keepNext w:val="0"/>
+              <w:keepLines w:val="0"/>
+              <w:widowControl/>
+              <w:suppressLineNumbers w:val="0"/>
+              <w:jc w:val="left"/>
+              <w:rPr>
+                <w:rFonts w:hint="default"/>
+                <w:vertAlign w:val="baseline"/>
+                <w:lang w:val="en-US"/>
+              </w:rPr>
+            </w:pPr>
+            <w:r>
+              <w:rPr>
+                <w:rFonts w:hint="default"/>
+                <w:vertAlign w:val="baseline"/>
+                <w:lang w:val="en-US"/>
+              </w:rPr>
+              <w:t>a</w:t>
+            </w:r>
+          </w:p>
+        </w:tc>
+      </w:tr>
+      <w:tr>
+        <w:tc>
+          <w:tcPr>
+            <w:tcW w:w="6816" w:type="dxa"/>
+            <w:gridSpan w:val="8"/>
+            <w:vMerge w:val="continue"/>
+            <w:tcBorders/>
+          </w:tcPr>
+          <w:p>
+            <w:pPr>
+              <w:keepNext w:val="0"/>
+              <w:keepLines w:val="0"/>
+              <w:widowControl/>
+              <w:suppressLineNumbers w:val="0"/>
+              <w:jc w:val="left"/>
+              <w:rPr>
+                <w:rFonts w:hint="eastAsia"/>
+                <w:vertAlign w:val="baseline"/>
+              </w:rPr>
+            </w:pPr>
+          </w:p>
+        </w:tc>
+        <w:tc>
+          <w:tcPr>
+            <w:tcW w:w="853" w:type="dxa"/>
+          </w:tcPr>
+          <w:p>
+            <w:pPr>
+              <w:keepNext w:val="0"/>
+              <w:keepLines w:val="0"/>
+              <w:widowControl/>
+              <w:suppressLineNumbers w:val="0"/>
+              <w:jc w:val="left"/>
+              <w:rPr>
+                <w:rFonts w:hint="default"/>
+                <w:vertAlign w:val="baseline"/>
+                <w:lang w:val="en-US"/>
+              </w:rPr>
+            </w:pPr>
+            <w:r>
+              <w:rPr>
+                <w:rFonts w:hint="default"/>
+                <w:vertAlign w:val="baseline"/>
+                <w:lang w:val="en-US"/>
+              </w:rPr>
+              <w:t>a</w:t>
+            </w:r>
+          </w:p>
+        </w:tc>
+        <w:tc>
+          <w:tcPr>
+            <w:tcW w:w="853" w:type="dxa"/>
+          </w:tcPr>
+          <w:p>
+            <w:pPr>
+              <w:keepNext w:val="0"/>
+              <w:keepLines w:val="0"/>
+              <w:widowControl/>
+              <w:suppressLineNumbers w:val="0"/>
+              <w:jc w:val="left"/>
+              <w:rPr>
+                <w:rFonts w:hint="default"/>
+                <w:vertAlign w:val="baseline"/>
+                <w:lang w:val="en-US"/>
+              </w:rPr>
+            </w:pPr>
+            <w:r>
+              <w:rPr>
+                <w:rFonts w:hint="default"/>
+                <w:vertAlign w:val="baseline"/>
+                <w:lang w:val="en-US"/>
+              </w:rPr>
+              <w:t>a</w:t>
+            </w:r>
+          </w:p>
+        </w:tc>
+      </w:tr>
+      <w:tr>
+        <w:tc>
+          <w:tcPr>
+            <w:tcW w:w="852" w:type="dxa"/>
+          </w:tcPr>
+          <w:p>
+            <w:pPr>
+              <w:keepNext w:val="0"/>
+              <w:keepLines w:val="0"/>
+              <w:widowControl/>
+              <w:suppressLineNumbers w:val="0"/>
+              <w:jc w:val="left"/>
+              <w:rPr>
+                <w:rFonts w:hint="default"/>
+                <w:vertAlign w:val="baseline"/>
+                <w:lang w:val="en-US"/>
+              </w:rPr>
+            </w:pPr>
+            <w:r>
+              <w:rPr>
+                <w:rFonts w:hint="default"/>
+                <w:vertAlign w:val="baseline"/>
+                <w:lang w:val="en-US"/>
+              </w:rPr>
+              <w:t>b</w:t>
+            </w:r>
+          </w:p>
+        </w:tc>
+        <w:tc>
+          <w:tcPr>
+            <w:tcW w:w="852" w:type="dxa"/>
+          </w:tcPr>
+          <w:p>
+            <w:pPr>
+              <w:keepNext w:val="0"/>
+              <w:keepLines w:val="0"/>
+              <w:widowControl/>
+              <w:suppressLineNumbers w:val="0"/>
+              <w:jc w:val="left"/>
+              <w:rPr>
+                <w:rFonts w:hint="default"/>
+                <w:vertAlign w:val="baseline"/>
+                <w:lang w:val="en-US"/>
+              </w:rPr>
+            </w:pPr>
+            <w:r>
+              <w:rPr>
+                <w:rFonts w:hint="default"/>
+                <w:vertAlign w:val="baseline"/>
+                <w:lang w:val="en-US"/>
+              </w:rPr>
+              <w:t>b</w:t>
+            </w:r>
+          </w:p>
+        </w:tc>
+        <w:tc>
+          <w:tcPr>
+            <w:tcW w:w="852" w:type="dxa"/>
+          </w:tcPr>
+          <w:p>
+            <w:pPr>
+              <w:keepNext w:val="0"/>
+              <w:keepLines w:val="0"/>
+              <w:widowControl/>
+              <w:suppressLineNumbers w:val="0"/>
+              <w:jc w:val="left"/>
+              <w:rPr>
+                <w:rFonts w:hint="default"/>
+                <w:vertAlign w:val="baseline"/>
+                <w:lang w:val="en-US"/>
+              </w:rPr>
+            </w:pPr>
+            <w:r>
+              <w:rPr>
+                <w:rFonts w:hint="default"/>
+                <w:vertAlign w:val="baseline"/>
+                <w:lang w:val="en-US"/>
+              </w:rPr>
+              <w:t>b</w:t>
+            </w:r>
+          </w:p>
+        </w:tc>
+        <w:tc>
+          <w:tcPr>
+            <w:tcW w:w="852" w:type="dxa"/>
+          </w:tcPr>
+          <w:p>
+            <w:pPr>
+              <w:keepNext w:val="0"/>
+              <w:keepLines w:val="0"/>
+              <w:widowControl/>
+              <w:suppressLineNumbers w:val="0"/>
+              <w:jc w:val="left"/>
+              <w:rPr>
+                <w:rFonts w:hint="default"/>
+                <w:vertAlign w:val="baseline"/>
+                <w:lang w:val="en-US"/>
+              </w:rPr>
+            </w:pPr>
+            <w:r>
+              <w:rPr>
+                <w:rFonts w:hint="default"/>
+                <w:vertAlign w:val="baseline"/>
+                <w:lang w:val="en-US"/>
+              </w:rPr>
+              <w:t>b</w:t>
+            </w:r>
+          </w:p>
+        </w:tc>
+        <w:tc>
+          <w:tcPr>
+            <w:tcW w:w="852" w:type="dxa"/>
+          </w:tcPr>
+          <w:p>
+            <w:pPr>
+              <w:keepNext w:val="0"/>
+              <w:keepLines w:val="0"/>
+              <w:widowControl/>
+              <w:suppressLineNumbers w:val="0"/>
+              <w:jc w:val="left"/>
+              <w:rPr>
+                <w:rFonts w:hint="default"/>
+                <w:vertAlign w:val="baseline"/>
+                <w:lang w:val="en-US"/>
+              </w:rPr>
+            </w:pPr>
+            <w:r>
+              <w:rPr>
+                <w:rFonts w:hint="default"/>
+                <w:vertAlign w:val="baseline"/>
+                <w:lang w:val="en-US"/>
+              </w:rPr>
+              <w:t>b</w:t>
+            </w:r>
+          </w:p>
+        </w:tc>
+        <w:tc>
+          <w:tcPr>
+            <w:tcW w:w="852" w:type="dxa"/>
+          </w:tcPr>
+          <w:p>
+            <w:pPr>
+              <w:keepNext w:val="0"/>
+              <w:keepLines w:val="0"/>
+              <w:widowControl/>
+              <w:suppressLineNumbers w:val="0"/>
+              <w:jc w:val="left"/>
+              <w:rPr>
+                <w:rFonts w:hint="default"/>
+                <w:vertAlign w:val="baseline"/>
+                <w:lang w:val="en-US"/>
+              </w:rPr>
+            </w:pPr>
+            <w:r>
+              <w:rPr>
+                <w:rFonts w:hint="default"/>
+                <w:vertAlign w:val="baseline"/>
+                <w:lang w:val="en-US"/>
+              </w:rPr>
+              <w:t>b</w:t>
+            </w:r>
+          </w:p>
+        </w:tc>
+        <w:tc>
+          <w:tcPr>
+            <w:tcW w:w="852" w:type="dxa"/>
+          </w:tcPr>
+          <w:p>
+            <w:pPr>
+              <w:keepNext w:val="0"/>
+              <w:keepLines w:val="0"/>
+              <w:widowControl/>
+              <w:suppressLineNumbers w:val="0"/>
+              <w:jc w:val="left"/>
+              <w:rPr>
+                <w:rFonts w:hint="default"/>
+                <w:vertAlign w:val="baseline"/>
+                <w:lang w:val="en-US"/>
+              </w:rPr>
+            </w:pPr>
+            <w:r>
+              <w:rPr>
+                <w:rFonts w:hint="default"/>
+                <w:vertAlign w:val="baseline"/>
+                <w:lang w:val="en-US"/>
+              </w:rPr>
+              <w:t>b</w:t>
+            </w:r>
+          </w:p>
+        </w:tc>
+        <w:tc>
+          <w:tcPr>
+            <w:tcW w:w="852" w:type="dxa"/>
+          </w:tcPr>
+          <w:p>
+            <w:pPr>
+              <w:keepNext w:val="0"/>
+              <w:keepLines w:val="0"/>
+              <w:widowControl/>
+              <w:suppressLineNumbers w:val="0"/>
+              <w:jc w:val="left"/>
+              <w:rPr>
+                <w:rFonts w:hint="default"/>
+                <w:vertAlign w:val="baseline"/>
+                <w:lang w:val="en-US"/>
+              </w:rPr>
+            </w:pPr>
+            <w:r>
+              <w:rPr>
+                <w:rFonts w:hint="default"/>
+                <w:vertAlign w:val="baseline"/>
+                <w:lang w:val="en-US"/>
+              </w:rPr>
+              <w:t>b</w:t>
+            </w:r>
+          </w:p>
+        </w:tc>
+        <w:tc>
+          <w:tcPr>
+            <w:tcW w:w="853" w:type="dxa"/>
+          </w:tcPr>
+          <w:p>
+            <w:pPr>
+              <w:keepNext w:val="0"/>
+              <w:keepLines w:val="0"/>
+              <w:widowControl/>
+              <w:suppressLineNumbers w:val="0"/>
+              <w:jc w:val="left"/>
+              <w:rPr>
+                <w:rFonts w:hint="default"/>
+                <w:vertAlign w:val="baseline"/>
+                <w:lang w:val="en-US"/>
+              </w:rPr>
+            </w:pPr>
+            <w:r>
+              <w:rPr>
+                <w:rFonts w:hint="default"/>
+                <w:vertAlign w:val="baseline"/>
+                <w:lang w:val="en-US"/>
+              </w:rPr>
+              <w:t>a</w:t>
+            </w:r>
+          </w:p>
+        </w:tc>
+        <w:tc>
+          <w:tcPr>
+            <w:tcW w:w="853" w:type="dxa"/>
+          </w:tcPr>
+          <w:p>
+            <w:pPr>
+              <w:keepNext w:val="0"/>
+              <w:keepLines w:val="0"/>
+              <w:widowControl/>
+              <w:suppressLineNumbers w:val="0"/>
+              <w:jc w:val="left"/>
+              <w:rPr>
+                <w:rFonts w:hint="default"/>
+                <w:vertAlign w:val="baseline"/>
+                <w:lang w:val="en-US"/>
+              </w:rPr>
+            </w:pPr>
+            <w:r>
+              <w:rPr>
+                <w:rFonts w:hint="default"/>
+                <w:vertAlign w:val="baseline"/>
+                <w:lang w:val="en-US"/>
+              </w:rPr>
+              <w:t>a</w:t>
+            </w:r>
+          </w:p>
+        </w:tc>
+      </w:tr>
+    </w:tbl>
+    <w:p>
+      <w:pPr>
+        <w:keepNext w:val="0"/>
+        <w:keepLines w:val="0"/>
+        <w:widowControl/>
+        <w:suppressLineNumbers w:val="0"/>
+        <w:jc w:val="left"/>
         <w:rPr>
           <w:rFonts w:hint="eastAsia"/>
         </w:rPr>
